--- a/testat 2.docx
+++ b/testat 2.docx
@@ -1,6 +1,6 @@
 
 <file path=word/document.xml><?xml version="1.0" encoding="utf-8"?>
-<w:document xmlns:wpc="http://schemas.microsoft.com/office/word/2010/wordprocessingCanvas" xmlns:mc="http://schemas.openxmlformats.org/markup-compatibility/2006" xmlns:o="urn:schemas-microsoft-com:office:office" xmlns:r="http://schemas.openxmlformats.org/officeDocument/2006/relationships" xmlns:m="http://schemas.openxmlformats.org/officeDocument/2006/math" xmlns:v="urn:schemas-microsoft-com:vml" xmlns:wp14="http://schemas.microsoft.com/office/word/2010/wordprocessingDrawing" xmlns:wp="http://schemas.openxmlformats.org/drawingml/2006/wordprocessingDrawing" xmlns:w="http://schemas.openxmlformats.org/wordprocessingml/2006/main" xmlns:w14="http://schemas.microsoft.com/office/word/2010/wordml" xmlns:w10="urn:schemas-microsoft-com:office:word" xmlns:w15="http://schemas.microsoft.com/office/word/2012/wordml" xmlns:wpg="http://schemas.microsoft.com/office/word/2010/wordprocessingGroup" xmlns:wpi="http://schemas.microsoft.com/office/word/2010/wordprocessingInk" xmlns:wne="http://schemas.microsoft.com/office/word/2006/wordml" xmlns:wps="http://schemas.microsoft.com/office/word/2010/wordprocessingShape" xmlns:wpsCustomData="http://www.wps.cn/officeDocument/2013/wpsCustomData" mc:Ignorable="w14 w15 wp14">
+<w:document xmlns:wpc="http://schemas.microsoft.com/office/word/2010/wordprocessingCanvas" xmlns:cx="http://schemas.microsoft.com/office/drawing/2014/chartex" xmlns:cx1="http://schemas.microsoft.com/office/drawing/2015/9/8/chartex" xmlns:cx2="http://schemas.microsoft.com/office/drawing/2015/10/21/chartex" xmlns:cx3="http://schemas.microsoft.com/office/drawing/2016/5/9/chartex" xmlns:cx4="http://schemas.microsoft.com/office/drawing/2016/5/10/chartex" xmlns:cx5="http://schemas.microsoft.com/office/drawing/2016/5/11/chartex" xmlns:cx6="http://schemas.microsoft.com/office/drawing/2016/5/12/chartex" xmlns:cx7="http://schemas.microsoft.com/office/drawing/2016/5/13/chartex" xmlns:cx8="http://schemas.microsoft.com/office/drawing/2016/5/14/chartex" xmlns:mc="http://schemas.openxmlformats.org/markup-compatibility/2006" xmlns:aink="http://schemas.microsoft.com/office/drawing/2016/ink" xmlns:am3d="http://schemas.microsoft.com/office/drawing/2017/model3d" xmlns:o="urn:schemas-microsoft-com:office:office" xmlns:oel="http://schemas.microsoft.com/office/2019/extlst" xmlns:r="http://schemas.openxmlformats.org/officeDocument/2006/relationships" xmlns:m="http://schemas.openxmlformats.org/officeDocument/2006/math" xmlns:v="urn:schemas-microsoft-com:vml" xmlns:wp14="http://schemas.microsoft.com/office/word/2010/wordprocessingDrawing" xmlns:wp="http://schemas.openxmlformats.org/drawingml/2006/wordprocessingDrawing" xmlns:w10="urn:schemas-microsoft-com:office:word" xmlns:w="http://schemas.openxmlformats.org/wordprocessingml/2006/main" xmlns:w14="http://schemas.microsoft.com/office/word/2010/wordml" xmlns:w15="http://schemas.microsoft.com/office/word/2012/wordml" xmlns:w16cex="http://schemas.microsoft.com/office/word/2018/wordml/cex" xmlns:w16cid="http://schemas.microsoft.com/office/word/2016/wordml/cid" xmlns:w16="http://schemas.microsoft.com/office/word/2018/wordml" xmlns:w16du="http://schemas.microsoft.com/office/word/2023/wordml/word16du" xmlns:w16sdtdh="http://schemas.microsoft.com/office/word/2020/wordml/sdtdatahash" xmlns:w16sdtfl="http://schemas.microsoft.com/office/word/2024/wordml/sdtformatlock" xmlns:w16se="http://schemas.microsoft.com/office/word/2015/wordml/symex" xmlns:wpg="http://schemas.microsoft.com/office/word/2010/wordprocessingGroup" xmlns:wpi="http://schemas.microsoft.com/office/word/2010/wordprocessingInk" xmlns:wne="http://schemas.microsoft.com/office/word/2006/wordml" xmlns:wps="http://schemas.microsoft.com/office/word/2010/wordprocessingShape" mc:Ignorable="w14 w15 w16se w16cid w16 w16cex w16sdtdh w16sdtfl w16du wp14">
   <w:body>
     <w:p>
       <w:pPr>
@@ -25,7 +25,7 @@
     </w:p>
     <w:p>
       <w:pPr>
-        <w:ind w:left="210" w:leftChars="100"/>
+        <w:ind w:leftChars="100" w:left="210"/>
         <w:rPr>
           <w:sz w:val="20"/>
           <w:szCs w:val="22"/>
@@ -43,7 +43,7 @@
     </w:p>
     <w:p>
       <w:pPr>
-        <w:pStyle w:val="4"/>
+        <w:pStyle w:val="a3"/>
         <w:numPr>
           <w:ilvl w:val="0"/>
           <w:numId w:val="1"/>
@@ -96,13 +96,31 @@
           <w:szCs w:val="22"/>
           <w:lang w:val="de-DE"/>
         </w:rPr>
-        <w:t xml:space="preserve"> / 什么是STL</w:t>
-      </w:r>
-    </w:p>
-    <w:p>
-      <w:pPr>
-        <w:pStyle w:val="4"/>
-        <w:ind w:left="780" w:firstLine="0" w:firstLineChars="0"/>
+        <w:t xml:space="preserve"> / </w:t>
+      </w:r>
+      <w:r>
+        <w:rPr>
+          <w:rFonts w:hint="eastAsia"/>
+          <w:sz w:val="20"/>
+          <w:szCs w:val="22"/>
+          <w:lang w:val="de-DE"/>
+        </w:rPr>
+        <w:t>什么是</w:t>
+      </w:r>
+      <w:r>
+        <w:rPr>
+          <w:rFonts w:hint="eastAsia"/>
+          <w:sz w:val="20"/>
+          <w:szCs w:val="22"/>
+          <w:lang w:val="de-DE"/>
+        </w:rPr>
+        <w:t>STL</w:t>
+      </w:r>
+    </w:p>
+    <w:p>
+      <w:pPr>
+        <w:pStyle w:val="a3"/>
+        <w:ind w:left="780" w:firstLineChars="0" w:firstLine="0"/>
         <w:rPr>
           <w:sz w:val="20"/>
           <w:szCs w:val="22"/>
@@ -159,8 +177,8 @@
     </w:p>
     <w:p>
       <w:pPr>
-        <w:pStyle w:val="4"/>
-        <w:ind w:left="780" w:firstLine="0" w:firstLineChars="0"/>
+        <w:pStyle w:val="a3"/>
+        <w:ind w:left="780" w:firstLineChars="0" w:firstLine="0"/>
         <w:rPr>
           <w:sz w:val="20"/>
           <w:szCs w:val="22"/>
@@ -195,9 +213,10 @@
     </w:p>
     <w:p>
       <w:pPr>
-        <w:pStyle w:val="4"/>
-        <w:ind w:left="780" w:firstLine="0" w:firstLineChars="0"/>
-        <w:rPr>
+        <w:pStyle w:val="a3"/>
+        <w:ind w:left="780" w:firstLineChars="0" w:firstLine="0"/>
+        <w:rPr>
+          <w:rFonts w:hint="eastAsia"/>
           <w:sz w:val="20"/>
           <w:szCs w:val="22"/>
           <w:lang w:val="de-DE"/>
@@ -244,23 +263,30 @@
           <w:szCs w:val="22"/>
           <w:lang w:val="de-DE"/>
         </w:rPr>
-        <w:t>。STL的实现通常比手写的实现更加精简高效（对内存的需求更低）因此应优先加以利用</w:t>
-      </w:r>
-    </w:p>
-    <w:p>
-      <w:pPr>
-        <w:pStyle w:val="4"/>
-        <w:ind w:left="780" w:firstLine="0" w:firstLineChars="0"/>
-        <w:rPr>
-          <w:sz w:val="20"/>
-          <w:szCs w:val="22"/>
-          <w:lang w:val="de-DE"/>
-        </w:rPr>
-      </w:pPr>
-    </w:p>
-    <w:p>
-      <w:pPr>
-        <w:pStyle w:val="4"/>
+        <w:t>。</w:t>
+      </w:r>
+      <w:r>
+        <w:rPr>
+          <w:rFonts w:hint="eastAsia"/>
+          <w:sz w:val="20"/>
+          <w:szCs w:val="22"/>
+          <w:lang w:val="de-DE"/>
+        </w:rPr>
+        <w:t>STL</w:t>
+      </w:r>
+      <w:r>
+        <w:rPr>
+          <w:rFonts w:hint="eastAsia"/>
+          <w:sz w:val="20"/>
+          <w:szCs w:val="22"/>
+          <w:lang w:val="de-DE"/>
+        </w:rPr>
+        <w:t>的实现通常比手写的实现更加精简高效（对内存的需求更低）因此应优先加以利用</w:t>
+      </w:r>
+    </w:p>
+    <w:p>
+      <w:pPr>
+        <w:pStyle w:val="a3"/>
         <w:numPr>
           <w:ilvl w:val="0"/>
           <w:numId w:val="1"/>
@@ -296,16 +322,25 @@
           <w:szCs w:val="22"/>
           <w:lang w:val="de-DE"/>
         </w:rPr>
-        <w:t>? / 什么是迭代器</w:t>
-      </w:r>
-    </w:p>
-    <w:p>
-      <w:pPr>
-        <w:pStyle w:val="4"/>
-        <w:tabs>
-          <w:tab w:val="left" w:pos="312"/>
-        </w:tabs>
-        <w:ind w:left="780" w:firstLine="0" w:firstLineChars="0"/>
+        <w:t xml:space="preserve">? / </w:t>
+      </w:r>
+      <w:r>
+        <w:rPr>
+          <w:rFonts w:hint="eastAsia"/>
+          <w:sz w:val="20"/>
+          <w:szCs w:val="22"/>
+          <w:lang w:val="de-DE"/>
+        </w:rPr>
+        <w:t>什么是迭代器</w:t>
+      </w:r>
+    </w:p>
+    <w:p>
+      <w:pPr>
+        <w:pStyle w:val="a3"/>
+        <w:tabs>
+          <w:tab w:val="left" w:pos="312"/>
+        </w:tabs>
+        <w:ind w:left="780" w:firstLineChars="0" w:firstLine="0"/>
         <w:rPr>
           <w:sz w:val="20"/>
           <w:szCs w:val="22"/>
@@ -341,30 +376,50 @@
     </w:p>
     <w:p>
       <w:pPr>
-        <w:pStyle w:val="4"/>
-        <w:tabs>
-          <w:tab w:val="left" w:pos="312"/>
-        </w:tabs>
-        <w:ind w:left="780" w:firstLine="0" w:firstLineChars="0"/>
-        <w:rPr>
-          <w:sz w:val="20"/>
-          <w:szCs w:val="22"/>
-          <w:lang w:val="de-DE"/>
-        </w:rPr>
-      </w:pPr>
-      <w:r>
-        <w:rPr>
-          <w:rFonts w:hint="eastAsia"/>
-          <w:sz w:val="20"/>
-          <w:szCs w:val="22"/>
-          <w:lang w:val="de-DE"/>
-        </w:rPr>
-        <w:t>迭代器用于访问存储在容器中的元素</w:t>
-      </w:r>
-    </w:p>
-    <w:p>
-      <w:pPr>
-        <w:pStyle w:val="4"/>
+        <w:pStyle w:val="a3"/>
+        <w:tabs>
+          <w:tab w:val="left" w:pos="312"/>
+        </w:tabs>
+        <w:ind w:left="780" w:firstLineChars="0" w:firstLine="0"/>
+        <w:rPr>
+          <w:sz w:val="20"/>
+          <w:szCs w:val="22"/>
+          <w:lang w:val="de-DE"/>
+        </w:rPr>
+      </w:pPr>
+      <w:r>
+        <w:rPr>
+          <w:rFonts w:hint="eastAsia"/>
+          <w:sz w:val="20"/>
+          <w:szCs w:val="22"/>
+          <w:lang w:val="de-DE"/>
+        </w:rPr>
+        <w:t>迭代器用</w:t>
+      </w:r>
+      <w:proofErr w:type="gramStart"/>
+      <w:r>
+        <w:rPr>
+          <w:rFonts w:hint="eastAsia"/>
+          <w:sz w:val="20"/>
+          <w:szCs w:val="22"/>
+          <w:lang w:val="de-DE"/>
+        </w:rPr>
+        <w:t>于访问</w:t>
+      </w:r>
+      <w:proofErr w:type="gramEnd"/>
+      <w:r>
+        <w:rPr>
+          <w:rFonts w:hint="eastAsia"/>
+          <w:sz w:val="20"/>
+          <w:szCs w:val="22"/>
+          <w:lang w:val="de-DE"/>
+        </w:rPr>
+        <w:t>存储在容器中的元素</w:t>
+      </w:r>
+    </w:p>
+    <w:p>
+      <w:pPr>
+        <w:pStyle w:val="a3"/>
         <w:numPr>
           <w:ilvl w:val="0"/>
           <w:numId w:val="1"/>
@@ -383,7 +438,23 @@
           <w:sz w:val="20"/>
           <w:szCs w:val="22"/>
         </w:rPr>
-        <w:t>Was sind Container?</w:t>
+        <w:t xml:space="preserve">Was </w:t>
+      </w:r>
+      <w:proofErr w:type="spellStart"/>
+      <w:r>
+        <w:rPr>
+          <w:sz w:val="20"/>
+          <w:szCs w:val="22"/>
+        </w:rPr>
+        <w:t>sind</w:t>
+      </w:r>
+      <w:proofErr w:type="spellEnd"/>
+      <w:r>
+        <w:rPr>
+          <w:sz w:val="20"/>
+          <w:szCs w:val="22"/>
+        </w:rPr>
+        <w:t xml:space="preserve"> Container?</w:t>
       </w:r>
       <w:r>
         <w:rPr>
@@ -405,11 +476,11 @@
     </w:p>
     <w:p>
       <w:pPr>
-        <w:pStyle w:val="4"/>
-        <w:tabs>
-          <w:tab w:val="left" w:pos="312"/>
-        </w:tabs>
-        <w:ind w:left="780" w:firstLine="0" w:firstLineChars="0"/>
+        <w:pStyle w:val="a3"/>
+        <w:tabs>
+          <w:tab w:val="left" w:pos="312"/>
+        </w:tabs>
+        <w:ind w:left="780" w:firstLineChars="0" w:firstLine="0"/>
         <w:rPr>
           <w:sz w:val="20"/>
           <w:szCs w:val="22"/>
@@ -436,24 +507,42 @@
     </w:p>
     <w:p>
       <w:pPr>
-        <w:pStyle w:val="4"/>
-        <w:tabs>
-          <w:tab w:val="left" w:pos="312"/>
-        </w:tabs>
-        <w:ind w:left="780" w:firstLine="0" w:firstLineChars="0"/>
-        <w:rPr>
-          <w:sz w:val="20"/>
-          <w:szCs w:val="22"/>
-          <w:lang w:val="de-DE"/>
-        </w:rPr>
-      </w:pPr>
-      <w:r>
-        <w:rPr>
-          <w:sz w:val="20"/>
-          <w:szCs w:val="22"/>
-          <w:lang w:val="de-DE"/>
-        </w:rPr>
-        <w:t>&lt;vector&gt;</w:t>
+        <w:pStyle w:val="a3"/>
+        <w:tabs>
+          <w:tab w:val="left" w:pos="312"/>
+        </w:tabs>
+        <w:ind w:left="780" w:firstLineChars="0" w:firstLine="0"/>
+        <w:rPr>
+          <w:sz w:val="20"/>
+          <w:szCs w:val="22"/>
+          <w:lang w:val="de-DE"/>
+        </w:rPr>
+      </w:pPr>
+      <w:r>
+        <w:rPr>
+          <w:sz w:val="20"/>
+          <w:szCs w:val="22"/>
+          <w:lang w:val="de-DE"/>
+        </w:rPr>
+        <w:t>&lt;</w:t>
+      </w:r>
+      <w:proofErr w:type="spellStart"/>
+      <w:r>
+        <w:rPr>
+          <w:sz w:val="20"/>
+          <w:szCs w:val="22"/>
+          <w:lang w:val="de-DE"/>
+        </w:rPr>
+        <w:t>vector</w:t>
+      </w:r>
+      <w:proofErr w:type="spellEnd"/>
+      <w:r>
+        <w:rPr>
+          <w:sz w:val="20"/>
+          <w:szCs w:val="22"/>
+          <w:lang w:val="de-DE"/>
+        </w:rPr>
+        <w:t>&gt;</w:t>
       </w:r>
       <w:r>
         <w:rPr>
@@ -466,24 +555,42 @@
     </w:p>
     <w:p>
       <w:pPr>
-        <w:pStyle w:val="4"/>
-        <w:tabs>
-          <w:tab w:val="left" w:pos="312"/>
-        </w:tabs>
-        <w:ind w:left="780" w:firstLine="0" w:firstLineChars="0"/>
-        <w:rPr>
-          <w:sz w:val="20"/>
-          <w:szCs w:val="22"/>
-          <w:lang w:val="de-DE"/>
-        </w:rPr>
-      </w:pPr>
-      <w:r>
-        <w:rPr>
-          <w:sz w:val="20"/>
-          <w:szCs w:val="22"/>
-          <w:lang w:val="de-DE"/>
-        </w:rPr>
-        <w:t>&lt;list&gt;</w:t>
+        <w:pStyle w:val="a3"/>
+        <w:tabs>
+          <w:tab w:val="left" w:pos="312"/>
+        </w:tabs>
+        <w:ind w:left="780" w:firstLineChars="0" w:firstLine="0"/>
+        <w:rPr>
+          <w:sz w:val="20"/>
+          <w:szCs w:val="22"/>
+          <w:lang w:val="de-DE"/>
+        </w:rPr>
+      </w:pPr>
+      <w:r>
+        <w:rPr>
+          <w:sz w:val="20"/>
+          <w:szCs w:val="22"/>
+          <w:lang w:val="de-DE"/>
+        </w:rPr>
+        <w:t>&lt;</w:t>
+      </w:r>
+      <w:proofErr w:type="spellStart"/>
+      <w:r>
+        <w:rPr>
+          <w:sz w:val="20"/>
+          <w:szCs w:val="22"/>
+          <w:lang w:val="de-DE"/>
+        </w:rPr>
+        <w:t>list</w:t>
+      </w:r>
+      <w:proofErr w:type="spellEnd"/>
+      <w:r>
+        <w:rPr>
+          <w:sz w:val="20"/>
+          <w:szCs w:val="22"/>
+          <w:lang w:val="de-DE"/>
+        </w:rPr>
+        <w:t>&gt;</w:t>
       </w:r>
       <w:r>
         <w:rPr>
@@ -496,24 +603,42 @@
     </w:p>
     <w:p>
       <w:pPr>
-        <w:pStyle w:val="4"/>
-        <w:tabs>
-          <w:tab w:val="left" w:pos="312"/>
-        </w:tabs>
-        <w:ind w:left="780" w:firstLine="0" w:firstLineChars="0"/>
-        <w:rPr>
-          <w:sz w:val="20"/>
-          <w:szCs w:val="22"/>
-          <w:lang w:val="de-DE"/>
-        </w:rPr>
-      </w:pPr>
-      <w:r>
-        <w:rPr>
-          <w:sz w:val="20"/>
-          <w:szCs w:val="22"/>
-          <w:lang w:val="de-DE"/>
-        </w:rPr>
-        <w:t>&lt;deque&gt;</w:t>
+        <w:pStyle w:val="a3"/>
+        <w:tabs>
+          <w:tab w:val="left" w:pos="312"/>
+        </w:tabs>
+        <w:ind w:left="780" w:firstLineChars="0" w:firstLine="0"/>
+        <w:rPr>
+          <w:sz w:val="20"/>
+          <w:szCs w:val="22"/>
+          <w:lang w:val="de-DE"/>
+        </w:rPr>
+      </w:pPr>
+      <w:r>
+        <w:rPr>
+          <w:sz w:val="20"/>
+          <w:szCs w:val="22"/>
+          <w:lang w:val="de-DE"/>
+        </w:rPr>
+        <w:t>&lt;</w:t>
+      </w:r>
+      <w:proofErr w:type="spellStart"/>
+      <w:r>
+        <w:rPr>
+          <w:sz w:val="20"/>
+          <w:szCs w:val="22"/>
+          <w:lang w:val="de-DE"/>
+        </w:rPr>
+        <w:t>deque</w:t>
+      </w:r>
+      <w:proofErr w:type="spellEnd"/>
+      <w:r>
+        <w:rPr>
+          <w:sz w:val="20"/>
+          <w:szCs w:val="22"/>
+          <w:lang w:val="de-DE"/>
+        </w:rPr>
+        <w:t>&gt;</w:t>
       </w:r>
       <w:r>
         <w:rPr>
@@ -526,25 +651,44 @@
     </w:p>
     <w:p>
       <w:pPr>
-        <w:pStyle w:val="4"/>
-        <w:tabs>
-          <w:tab w:val="left" w:pos="312"/>
-        </w:tabs>
-        <w:ind w:left="780" w:firstLine="0" w:firstLineChars="0"/>
-        <w:rPr>
-          <w:sz w:val="20"/>
-          <w:szCs w:val="22"/>
-          <w:lang w:val="de-DE"/>
-        </w:rPr>
-      </w:pPr>
-      <w:r>
-        <w:rPr>
-          <w:sz w:val="20"/>
-          <w:szCs w:val="22"/>
-          <w:lang w:val="de-DE"/>
-        </w:rPr>
-        <w:t>&lt;stack&gt;</w:t>
-      </w:r>
+        <w:pStyle w:val="a3"/>
+        <w:tabs>
+          <w:tab w:val="left" w:pos="312"/>
+        </w:tabs>
+        <w:ind w:left="780" w:firstLineChars="0" w:firstLine="0"/>
+        <w:rPr>
+          <w:sz w:val="20"/>
+          <w:szCs w:val="22"/>
+          <w:lang w:val="de-DE"/>
+        </w:rPr>
+      </w:pPr>
+      <w:r>
+        <w:rPr>
+          <w:sz w:val="20"/>
+          <w:szCs w:val="22"/>
+          <w:lang w:val="de-DE"/>
+        </w:rPr>
+        <w:t>&lt;</w:t>
+      </w:r>
+      <w:proofErr w:type="spellStart"/>
+      <w:r>
+        <w:rPr>
+          <w:sz w:val="20"/>
+          <w:szCs w:val="22"/>
+          <w:lang w:val="de-DE"/>
+        </w:rPr>
+        <w:t>stack</w:t>
+      </w:r>
+      <w:proofErr w:type="spellEnd"/>
+      <w:r>
+        <w:rPr>
+          <w:sz w:val="20"/>
+          <w:szCs w:val="22"/>
+          <w:lang w:val="de-DE"/>
+        </w:rPr>
+        <w:t>&gt;</w:t>
+      </w:r>
+      <w:proofErr w:type="gramStart"/>
       <w:r>
         <w:rPr>
           <w:rFonts w:hint="eastAsia"/>
@@ -553,14 +697,15 @@
         </w:rPr>
         <w:t>栈</w:t>
       </w:r>
-    </w:p>
-    <w:p>
-      <w:pPr>
-        <w:pStyle w:val="4"/>
-        <w:tabs>
-          <w:tab w:val="left" w:pos="312"/>
-        </w:tabs>
-        <w:ind w:left="780" w:firstLine="0" w:firstLineChars="0"/>
+      <w:proofErr w:type="gramEnd"/>
+    </w:p>
+    <w:p>
+      <w:pPr>
+        <w:pStyle w:val="a3"/>
+        <w:tabs>
+          <w:tab w:val="left" w:pos="312"/>
+        </w:tabs>
+        <w:ind w:left="780" w:firstLineChars="0" w:firstLine="0"/>
         <w:rPr>
           <w:sz w:val="20"/>
           <w:szCs w:val="22"/>
@@ -584,11 +729,11 @@
     </w:p>
     <w:p>
       <w:pPr>
-        <w:pStyle w:val="4"/>
-        <w:tabs>
-          <w:tab w:val="left" w:pos="312"/>
-        </w:tabs>
-        <w:ind w:left="780" w:firstLine="0" w:firstLineChars="0"/>
+        <w:pStyle w:val="a3"/>
+        <w:tabs>
+          <w:tab w:val="left" w:pos="312"/>
+        </w:tabs>
+        <w:ind w:left="780" w:firstLineChars="0" w:firstLine="0"/>
         <w:rPr>
           <w:sz w:val="20"/>
           <w:szCs w:val="22"/>
@@ -612,22 +757,38 @@
     </w:p>
     <w:p>
       <w:pPr>
-        <w:pStyle w:val="4"/>
-        <w:tabs>
-          <w:tab w:val="left" w:pos="312"/>
-        </w:tabs>
-        <w:ind w:left="780" w:firstLine="0" w:firstLineChars="0"/>
-        <w:rPr>
-          <w:sz w:val="20"/>
-          <w:szCs w:val="22"/>
-        </w:rPr>
-      </w:pPr>
-      <w:r>
-        <w:rPr>
-          <w:sz w:val="20"/>
-          <w:szCs w:val="22"/>
-        </w:rPr>
-        <w:t>&lt;bitset&gt;</w:t>
+        <w:pStyle w:val="a3"/>
+        <w:tabs>
+          <w:tab w:val="left" w:pos="312"/>
+        </w:tabs>
+        <w:ind w:left="780" w:firstLineChars="0" w:firstLine="0"/>
+        <w:rPr>
+          <w:sz w:val="20"/>
+          <w:szCs w:val="22"/>
+        </w:rPr>
+      </w:pPr>
+      <w:r>
+        <w:rPr>
+          <w:sz w:val="20"/>
+          <w:szCs w:val="22"/>
+        </w:rPr>
+        <w:t>&lt;</w:t>
+      </w:r>
+      <w:proofErr w:type="spellStart"/>
+      <w:r>
+        <w:rPr>
+          <w:sz w:val="20"/>
+          <w:szCs w:val="22"/>
+        </w:rPr>
+        <w:t>bitset</w:t>
+      </w:r>
+      <w:proofErr w:type="spellEnd"/>
+      <w:r>
+        <w:rPr>
+          <w:sz w:val="20"/>
+          <w:szCs w:val="22"/>
+        </w:rPr>
+        <w:t>&gt;</w:t>
       </w:r>
       <w:r>
         <w:rPr>
@@ -640,11 +801,11 @@
     </w:p>
     <w:p>
       <w:pPr>
-        <w:pStyle w:val="4"/>
-        <w:tabs>
-          <w:tab w:val="left" w:pos="312"/>
-        </w:tabs>
-        <w:ind w:left="780" w:firstLine="0" w:firstLineChars="0"/>
+        <w:pStyle w:val="a3"/>
+        <w:tabs>
+          <w:tab w:val="left" w:pos="312"/>
+        </w:tabs>
+        <w:ind w:left="780" w:firstLineChars="0" w:firstLine="0"/>
         <w:rPr>
           <w:sz w:val="20"/>
           <w:szCs w:val="22"/>
@@ -670,7 +831,7 @@
     </w:p>
     <w:p>
       <w:pPr>
-        <w:pStyle w:val="4"/>
+        <w:pStyle w:val="a3"/>
         <w:numPr>
           <w:ilvl w:val="0"/>
           <w:numId w:val="1"/>
@@ -678,7 +839,7 @@
         <w:tabs>
           <w:tab w:val="left" w:pos="312"/>
         </w:tabs>
-        <w:ind w:firstLine="0" w:firstLineChars="0"/>
+        <w:ind w:firstLineChars="0" w:firstLine="0"/>
         <w:rPr>
           <w:sz w:val="20"/>
           <w:szCs w:val="22"/>
@@ -700,7 +861,56 @@
           <w:szCs w:val="22"/>
           <w:lang w:val="de-DE"/>
         </w:rPr>
-        <w:t xml:space="preserve"> / 你用到了什么STLstd::vector, sowie Funktionen, um E</w:t>
+        <w:t xml:space="preserve"> / </w:t>
+      </w:r>
+      <w:r>
+        <w:rPr>
+          <w:rFonts w:hint="eastAsia"/>
+          <w:sz w:val="20"/>
+          <w:szCs w:val="22"/>
+          <w:lang w:val="de-DE"/>
+        </w:rPr>
+        <w:t>你用到了什么</w:t>
+      </w:r>
+      <w:proofErr w:type="spellStart"/>
+      <w:r>
+        <w:rPr>
+          <w:rFonts w:hint="eastAsia"/>
+          <w:sz w:val="20"/>
+          <w:szCs w:val="22"/>
+          <w:lang w:val="de-DE"/>
+        </w:rPr>
+        <w:t>STLstd</w:t>
+      </w:r>
+      <w:proofErr w:type="spellEnd"/>
+      <w:r>
+        <w:rPr>
+          <w:rFonts w:hint="eastAsia"/>
+          <w:sz w:val="20"/>
+          <w:szCs w:val="22"/>
+          <w:lang w:val="de-DE"/>
+        </w:rPr>
+        <w:t>::</w:t>
+      </w:r>
+      <w:proofErr w:type="spellStart"/>
+      <w:r>
+        <w:rPr>
+          <w:rFonts w:hint="eastAsia"/>
+          <w:sz w:val="20"/>
+          <w:szCs w:val="22"/>
+          <w:lang w:val="de-DE"/>
+        </w:rPr>
+        <w:t>vector</w:t>
+      </w:r>
+      <w:proofErr w:type="spellEnd"/>
+      <w:r>
+        <w:rPr>
+          <w:rFonts w:hint="eastAsia"/>
+          <w:sz w:val="20"/>
+          <w:szCs w:val="22"/>
+          <w:lang w:val="de-DE"/>
+        </w:rPr>
+        <w:t>, sowie Funktionen, um E</w:t>
       </w:r>
       <w:r>
         <w:rPr>
@@ -717,29 +927,49 @@
           <w:szCs w:val="22"/>
           <w:lang w:val="de-DE"/>
         </w:rPr>
-        <w:t>emente im Vektor zu verwalten std::sort</w:t>
-      </w:r>
-    </w:p>
-    <w:p>
-      <w:pPr>
-        <w:tabs>
-          <w:tab w:val="left" w:pos="312"/>
-        </w:tabs>
-        <w:ind w:left="840" w:leftChars="400"/>
-        <w:rPr>
-          <w:sz w:val="20"/>
-          <w:szCs w:val="22"/>
-          <w:lang w:val="de-DE"/>
-        </w:rPr>
-      </w:pPr>
-      <w:r>
-        <w:rPr>
-          <w:rFonts w:hint="eastAsia"/>
-          <w:sz w:val="20"/>
-          <w:szCs w:val="22"/>
-          <w:lang w:val="de-DE"/>
-        </w:rPr>
-        <w:t>verwalten 管理</w:t>
+        <w:t>emente im Vektor zu verwalten std::</w:t>
+      </w:r>
+      <w:proofErr w:type="spellStart"/>
+      <w:r>
+        <w:rPr>
+          <w:rFonts w:hint="eastAsia"/>
+          <w:sz w:val="20"/>
+          <w:szCs w:val="22"/>
+          <w:lang w:val="de-DE"/>
+        </w:rPr>
+        <w:t>sort</w:t>
+      </w:r>
+      <w:proofErr w:type="spellEnd"/>
+    </w:p>
+    <w:p>
+      <w:pPr>
+        <w:tabs>
+          <w:tab w:val="left" w:pos="312"/>
+        </w:tabs>
+        <w:ind w:leftChars="400" w:left="840"/>
+        <w:rPr>
+          <w:sz w:val="20"/>
+          <w:szCs w:val="22"/>
+          <w:lang w:val="de-DE"/>
+        </w:rPr>
+      </w:pPr>
+      <w:r>
+        <w:rPr>
+          <w:rFonts w:hint="eastAsia"/>
+          <w:sz w:val="20"/>
+          <w:szCs w:val="22"/>
+          <w:lang w:val="de-DE"/>
+        </w:rPr>
+        <w:t xml:space="preserve">verwalten </w:t>
+      </w:r>
+      <w:r>
+        <w:rPr>
+          <w:rFonts w:hint="eastAsia"/>
+          <w:sz w:val="20"/>
+          <w:szCs w:val="22"/>
+          <w:lang w:val="de-DE"/>
+        </w:rPr>
+        <w:t>管理</w:t>
       </w:r>
     </w:p>
     <w:p>
@@ -794,7 +1024,7 @@
     </w:p>
     <w:p>
       <w:pPr>
-        <w:pStyle w:val="4"/>
+        <w:pStyle w:val="a3"/>
         <w:numPr>
           <w:ilvl w:val="0"/>
           <w:numId w:val="2"/>
@@ -833,37 +1063,99 @@
           <w:szCs w:val="22"/>
           <w:lang w:val="de-DE"/>
         </w:rPr>
-        <w:t>/ 重载函数彼此通过什么区别开来</w:t>
-      </w:r>
-    </w:p>
-    <w:p>
-      <w:pPr>
-        <w:pStyle w:val="4"/>
-        <w:tabs>
-          <w:tab w:val="left" w:pos="312"/>
-        </w:tabs>
-        <w:ind w:left="860" w:firstLine="0" w:firstLineChars="0"/>
-        <w:rPr>
-          <w:sz w:val="20"/>
-          <w:szCs w:val="22"/>
-          <w:lang w:val="de-DE"/>
-        </w:rPr>
-      </w:pPr>
-      <w:r>
-        <w:rPr>
-          <w:sz w:val="20"/>
-          <w:szCs w:val="22"/>
-          <w:lang w:val="de-DE"/>
-        </w:rPr>
-        <w:t xml:space="preserve">Klasse Student zu überladen? Was ist das Problem bei der Überladung des Ausgabe-Operators? </w:t>
-      </w:r>
-    </w:p>
-    <w:p>
-      <w:pPr>
-        <w:tabs>
-          <w:tab w:val="left" w:pos="312"/>
-        </w:tabs>
-        <w:ind w:left="860"/>
+        <w:t xml:space="preserve">/ </w:t>
+      </w:r>
+      <w:r>
+        <w:rPr>
+          <w:rFonts w:hint="eastAsia"/>
+          <w:sz w:val="20"/>
+          <w:szCs w:val="22"/>
+          <w:lang w:val="de-DE"/>
+        </w:rPr>
+        <w:t>重载函数彼此通过</w:t>
+      </w:r>
+    </w:p>
+    <w:p>
+      <w:pPr>
+        <w:pStyle w:val="a3"/>
+        <w:tabs>
+          <w:tab w:val="left" w:pos="312"/>
+        </w:tabs>
+        <w:ind w:left="860" w:firstLineChars="0" w:firstLine="0"/>
+        <w:rPr>
+          <w:rFonts w:hint="eastAsia"/>
+          <w:sz w:val="20"/>
+          <w:szCs w:val="22"/>
+          <w:lang w:val="de-DE"/>
+        </w:rPr>
+      </w:pPr>
+      <w:r>
+        <w:rPr>
+          <w:rFonts w:hint="eastAsia"/>
+          <w:sz w:val="20"/>
+          <w:szCs w:val="22"/>
+          <w:lang w:val="de-DE"/>
+        </w:rPr>
+        <w:t xml:space="preserve">Die Funktion </w:t>
+      </w:r>
+      <w:proofErr w:type="gramStart"/>
+      <w:r>
+        <w:rPr>
+          <w:sz w:val="20"/>
+          <w:szCs w:val="22"/>
+          <w:lang w:val="de-DE"/>
+        </w:rPr>
+        <w:t>müssen</w:t>
+      </w:r>
+      <w:proofErr w:type="gramEnd"/>
+      <w:r>
+        <w:rPr>
+          <w:sz w:val="20"/>
+          <w:szCs w:val="22"/>
+          <w:lang w:val="de-DE"/>
+        </w:rPr>
+        <w:t xml:space="preserve"> sich durch die Anzahl der Parameter</w:t>
+      </w:r>
+      <w:r>
+        <w:rPr>
+          <w:sz w:val="20"/>
+          <w:szCs w:val="22"/>
+          <w:lang w:val="de-DE"/>
+        </w:rPr>
+        <w:t xml:space="preserve"> oder den Typ der Parameter</w:t>
+      </w:r>
+      <w:r>
+        <w:rPr>
+          <w:sz w:val="20"/>
+          <w:szCs w:val="22"/>
+          <w:lang w:val="de-DE"/>
+        </w:rPr>
+        <w:t xml:space="preserve"> unterscheiden. Eine Unterscheidung anhand des Rückgabe-Typs ist nich</w:t>
+      </w:r>
+      <w:r>
+        <w:rPr>
+          <w:sz w:val="20"/>
+          <w:szCs w:val="22"/>
+          <w:lang w:val="de-DE"/>
+        </w:rPr>
+        <w:t>t</w:t>
+      </w:r>
+      <w:r>
+        <w:rPr>
+          <w:sz w:val="20"/>
+          <w:szCs w:val="22"/>
+          <w:lang w:val="de-DE"/>
+        </w:rPr>
+        <w:t xml:space="preserve"> möglich</w:t>
+      </w:r>
+    </w:p>
+    <w:p>
+      <w:pPr>
+        <w:pStyle w:val="a3"/>
+        <w:tabs>
+          <w:tab w:val="left" w:pos="312"/>
+        </w:tabs>
+        <w:ind w:left="860" w:firstLineChars="0" w:firstLine="0"/>
         <w:rPr>
           <w:sz w:val="20"/>
           <w:szCs w:val="22"/>
@@ -882,7 +1174,7 @@
     </w:p>
     <w:p>
       <w:pPr>
-        <w:pStyle w:val="4"/>
+        <w:pStyle w:val="a3"/>
         <w:numPr>
           <w:ilvl w:val="0"/>
           <w:numId w:val="2"/>
@@ -929,91 +1221,138 @@
           <w:szCs w:val="22"/>
           <w:lang w:val="de-DE"/>
         </w:rPr>
-        <w:t xml:space="preserve"> / 一个函数是否可以通过改变其返回类型来重载</w:t>
-      </w:r>
-    </w:p>
-    <w:p>
-      <w:pPr>
-        <w:pStyle w:val="4"/>
-        <w:tabs>
-          <w:tab w:val="left" w:pos="312"/>
-        </w:tabs>
-        <w:ind w:left="860" w:firstLine="0" w:firstLineChars="0"/>
-        <w:rPr>
-          <w:sz w:val="20"/>
-          <w:szCs w:val="22"/>
-          <w:lang w:val="de-DE"/>
-        </w:rPr>
-      </w:pPr>
-      <w:r>
-        <w:rPr>
-          <w:rFonts w:hint="eastAsia"/>
-          <w:sz w:val="20"/>
-          <w:szCs w:val="22"/>
-          <w:lang w:val="de-DE"/>
-        </w:rPr>
-        <w:t>Nein 不可以</w:t>
-      </w:r>
-    </w:p>
-    <w:p>
-      <w:pPr>
-        <w:pStyle w:val="4"/>
-        <w:tabs>
-          <w:tab w:val="left" w:pos="312"/>
-        </w:tabs>
-        <w:ind w:left="860" w:firstLine="0" w:firstLineChars="0"/>
-        <w:rPr>
-          <w:sz w:val="20"/>
-          <w:szCs w:val="22"/>
-          <w:lang w:val="de-DE"/>
-        </w:rPr>
-      </w:pPr>
-    </w:p>
-    <w:p>
-      <w:pPr>
-        <w:pStyle w:val="4"/>
-        <w:tabs>
-          <w:tab w:val="left" w:pos="312"/>
-        </w:tabs>
-        <w:ind w:left="860" w:firstLine="0" w:firstLineChars="0"/>
-        <w:rPr>
-          <w:sz w:val="20"/>
-          <w:szCs w:val="22"/>
-          <w:lang w:val="de-DE"/>
-        </w:rPr>
-      </w:pPr>
-    </w:p>
-    <w:p>
-      <w:pPr>
-        <w:pStyle w:val="4"/>
-        <w:tabs>
-          <w:tab w:val="left" w:pos="312"/>
-        </w:tabs>
-        <w:ind w:left="860" w:firstLine="0" w:firstLineChars="0"/>
-        <w:rPr>
-          <w:sz w:val="20"/>
-          <w:szCs w:val="22"/>
-          <w:lang w:val="de-DE"/>
-        </w:rPr>
-      </w:pPr>
-    </w:p>
-    <w:p>
-      <w:pPr>
-        <w:pStyle w:val="4"/>
-        <w:tabs>
-          <w:tab w:val="left" w:pos="312"/>
-        </w:tabs>
-        <w:ind w:left="860" w:firstLine="0" w:firstLineChars="0"/>
-        <w:rPr>
-          <w:sz w:val="20"/>
-          <w:szCs w:val="22"/>
-          <w:lang w:val="de-DE"/>
-        </w:rPr>
-      </w:pPr>
-    </w:p>
-    <w:p>
-      <w:pPr>
-        <w:pStyle w:val="4"/>
+        <w:t xml:space="preserve"> / </w:t>
+      </w:r>
+      <w:r>
+        <w:rPr>
+          <w:rFonts w:hint="eastAsia"/>
+          <w:sz w:val="20"/>
+          <w:szCs w:val="22"/>
+          <w:lang w:val="de-DE"/>
+        </w:rPr>
+        <w:t>一个函数是否可以通过改变其返回类型来重载</w:t>
+      </w:r>
+    </w:p>
+    <w:p>
+      <w:pPr>
+        <w:pStyle w:val="a3"/>
+        <w:tabs>
+          <w:tab w:val="left" w:pos="312"/>
+        </w:tabs>
+        <w:ind w:left="860" w:firstLineChars="0" w:firstLine="0"/>
+        <w:rPr>
+          <w:sz w:val="20"/>
+          <w:szCs w:val="22"/>
+          <w:lang w:val="de-DE"/>
+        </w:rPr>
+      </w:pPr>
+      <w:r>
+        <w:rPr>
+          <w:rFonts w:hint="eastAsia"/>
+          <w:sz w:val="20"/>
+          <w:szCs w:val="22"/>
+          <w:lang w:val="de-DE"/>
+        </w:rPr>
+        <w:t xml:space="preserve">Nein </w:t>
+      </w:r>
+      <w:r>
+        <w:rPr>
+          <w:rFonts w:hint="eastAsia"/>
+          <w:sz w:val="20"/>
+          <w:szCs w:val="22"/>
+          <w:lang w:val="de-DE"/>
+        </w:rPr>
+        <w:t>不可以</w:t>
+      </w:r>
+    </w:p>
+    <w:p>
+      <w:pPr>
+        <w:pStyle w:val="a3"/>
+        <w:tabs>
+          <w:tab w:val="left" w:pos="312"/>
+        </w:tabs>
+        <w:ind w:left="860" w:firstLineChars="0" w:firstLine="0"/>
+        <w:rPr>
+          <w:sz w:val="20"/>
+          <w:szCs w:val="22"/>
+          <w:lang w:val="de-DE"/>
+        </w:rPr>
+      </w:pPr>
+    </w:p>
+    <w:p>
+      <w:pPr>
+        <w:pStyle w:val="a3"/>
+        <w:tabs>
+          <w:tab w:val="left" w:pos="312"/>
+        </w:tabs>
+        <w:ind w:left="860" w:firstLineChars="0" w:firstLine="0"/>
+        <w:rPr>
+          <w:sz w:val="20"/>
+          <w:szCs w:val="22"/>
+          <w:lang w:val="de-DE"/>
+        </w:rPr>
+      </w:pPr>
+    </w:p>
+    <w:p>
+      <w:pPr>
+        <w:pStyle w:val="a3"/>
+        <w:tabs>
+          <w:tab w:val="left" w:pos="312"/>
+        </w:tabs>
+        <w:ind w:left="860" w:firstLineChars="0" w:firstLine="0"/>
+        <w:rPr>
+          <w:sz w:val="20"/>
+          <w:szCs w:val="22"/>
+          <w:lang w:val="de-DE"/>
+        </w:rPr>
+      </w:pPr>
+    </w:p>
+    <w:p>
+      <w:pPr>
+        <w:pStyle w:val="a3"/>
+        <w:tabs>
+          <w:tab w:val="left" w:pos="312"/>
+        </w:tabs>
+        <w:ind w:left="860" w:firstLineChars="0" w:firstLine="0"/>
+        <w:rPr>
+          <w:sz w:val="20"/>
+          <w:szCs w:val="22"/>
+          <w:lang w:val="de-DE"/>
+        </w:rPr>
+      </w:pPr>
+    </w:p>
+    <w:p>
+      <w:pPr>
+        <w:pStyle w:val="a3"/>
+        <w:tabs>
+          <w:tab w:val="left" w:pos="312"/>
+        </w:tabs>
+        <w:ind w:left="860" w:firstLineChars="0" w:firstLine="0"/>
+        <w:rPr>
+          <w:sz w:val="20"/>
+          <w:szCs w:val="22"/>
+          <w:lang w:val="de-DE"/>
+        </w:rPr>
+      </w:pPr>
+    </w:p>
+    <w:p>
+      <w:pPr>
+        <w:pStyle w:val="a3"/>
+        <w:tabs>
+          <w:tab w:val="left" w:pos="312"/>
+        </w:tabs>
+        <w:ind w:left="860" w:firstLineChars="0" w:firstLine="0"/>
+        <w:rPr>
+          <w:rFonts w:hint="eastAsia"/>
+          <w:sz w:val="20"/>
+          <w:szCs w:val="22"/>
+          <w:lang w:val="de-DE"/>
+        </w:rPr>
+      </w:pPr>
+    </w:p>
+    <w:p>
+      <w:pPr>
+        <w:pStyle w:val="a3"/>
         <w:numPr>
           <w:ilvl w:val="0"/>
           <w:numId w:val="2"/>
@@ -1034,6 +1373,7 @@
           <w:szCs w:val="22"/>
           <w:lang w:val="de-DE"/>
         </w:rPr>
+        <w:lastRenderedPageBreak/>
         <w:t>Wie kann man Operatoren überladen</w:t>
       </w:r>
       <w:r>
@@ -1043,16 +1383,25 @@
           <w:szCs w:val="22"/>
           <w:lang w:val="de-DE"/>
         </w:rPr>
-        <w:t>? / 如何对运算符进行重载</w:t>
-      </w:r>
-    </w:p>
-    <w:p>
-      <w:pPr>
-        <w:pStyle w:val="4"/>
-        <w:tabs>
-          <w:tab w:val="left" w:pos="312"/>
-        </w:tabs>
-        <w:ind w:left="860" w:firstLine="0" w:firstLineChars="0"/>
+        <w:t xml:space="preserve">? / </w:t>
+      </w:r>
+      <w:r>
+        <w:rPr>
+          <w:rFonts w:hint="eastAsia"/>
+          <w:sz w:val="20"/>
+          <w:szCs w:val="22"/>
+          <w:lang w:val="de-DE"/>
+        </w:rPr>
+        <w:t>如何对运算符进行重载</w:t>
+      </w:r>
+    </w:p>
+    <w:p>
+      <w:pPr>
+        <w:pStyle w:val="a3"/>
+        <w:tabs>
+          <w:tab w:val="left" w:pos="312"/>
+        </w:tabs>
+        <w:ind w:left="860" w:firstLineChars="0" w:firstLine="0"/>
         <w:rPr>
           <w:sz w:val="20"/>
           <w:szCs w:val="22"/>
@@ -1070,80 +1419,195 @@
     </w:p>
     <w:p>
       <w:pPr>
-        <w:pStyle w:val="4"/>
-        <w:tabs>
-          <w:tab w:val="left" w:pos="312"/>
-        </w:tabs>
-        <w:ind w:left="860" w:firstLine="0" w:firstLineChars="0"/>
-        <w:rPr>
-          <w:sz w:val="20"/>
-          <w:szCs w:val="22"/>
-          <w:lang w:val="de-DE"/>
-        </w:rPr>
-      </w:pPr>
-      <w:r>
-        <w:rPr>
-          <w:sz w:val="20"/>
-          <w:szCs w:val="22"/>
-          <w:lang w:val="de-DE"/>
-        </w:rPr>
-        <w:t>Rückgabetýp Klassenname::operator &lt;op&gt;(){code}.</w:t>
-      </w:r>
-      <w:r>
-        <w:rPr>
-          <w:sz w:val="20"/>
-          <w:szCs w:val="22"/>
-          <w:lang w:val="de-DE"/>
-        </w:rPr>
-        <w:br w:type="textWrapping"/>
-      </w:r>
-      <w:r>
-        <w:rPr>
-          <w:sz w:val="20"/>
-          <w:szCs w:val="22"/>
-          <w:lang w:val="de-DE"/>
-        </w:rPr>
-        <w:t>Binärer Operator (innerhalb der Kalsse):</w:t>
-      </w:r>
-    </w:p>
-    <w:p>
-      <w:pPr>
-        <w:pStyle w:val="4"/>
-        <w:tabs>
-          <w:tab w:val="left" w:pos="312"/>
-        </w:tabs>
-        <w:ind w:left="860" w:firstLine="0" w:firstLineChars="0"/>
-        <w:rPr>
-          <w:sz w:val="20"/>
-          <w:szCs w:val="22"/>
-          <w:lang w:val="de-DE"/>
-        </w:rPr>
-      </w:pPr>
-      <w:r>
-        <w:rPr>
-          <w:sz w:val="20"/>
-          <w:szCs w:val="22"/>
-          <w:lang w:val="de-DE"/>
-        </w:rPr>
-        <w:t xml:space="preserve">Rückgabetyp Klassenname::operator </w:t>
-      </w:r>
-      <w:r>
-        <w:rPr>
-          <w:rFonts w:hint="eastAsia"/>
-          <w:sz w:val="20"/>
-          <w:szCs w:val="22"/>
-          <w:lang w:val="de-DE"/>
-        </w:rPr>
-        <w:t>&lt;op&gt;(Typ operand) {Code}</w:t>
-      </w:r>
-    </w:p>
-    <w:p>
-      <w:pPr>
-        <w:pStyle w:val="4"/>
-        <w:tabs>
-          <w:tab w:val="left" w:pos="312"/>
-        </w:tabs>
-        <w:ind w:left="860" w:firstLine="0" w:firstLineChars="0"/>
+        <w:pStyle w:val="a3"/>
+        <w:tabs>
+          <w:tab w:val="left" w:pos="312"/>
+        </w:tabs>
+        <w:ind w:left="860" w:firstLineChars="0" w:firstLine="0"/>
+        <w:rPr>
+          <w:sz w:val="20"/>
+          <w:szCs w:val="22"/>
+          <w:lang w:val="de-DE"/>
+        </w:rPr>
+      </w:pPr>
+      <w:proofErr w:type="spellStart"/>
+      <w:r>
+        <w:rPr>
+          <w:sz w:val="20"/>
+          <w:szCs w:val="22"/>
+          <w:lang w:val="de-DE"/>
+        </w:rPr>
+        <w:t>Rückgabetýp</w:t>
+      </w:r>
+      <w:proofErr w:type="spellEnd"/>
+      <w:r>
+        <w:rPr>
+          <w:sz w:val="20"/>
+          <w:szCs w:val="22"/>
+          <w:lang w:val="de-DE"/>
+        </w:rPr>
+        <w:t xml:space="preserve"> Klassenname::</w:t>
+      </w:r>
+      <w:proofErr w:type="spellStart"/>
+      <w:r>
+        <w:rPr>
+          <w:sz w:val="20"/>
+          <w:szCs w:val="22"/>
+          <w:lang w:val="de-DE"/>
+        </w:rPr>
+        <w:t>operator</w:t>
+      </w:r>
+      <w:proofErr w:type="spellEnd"/>
+      <w:r>
+        <w:rPr>
+          <w:sz w:val="20"/>
+          <w:szCs w:val="22"/>
+          <w:lang w:val="de-DE"/>
+        </w:rPr>
+        <w:t xml:space="preserve"> &lt;</w:t>
+      </w:r>
+      <w:proofErr w:type="spellStart"/>
+      <w:r>
+        <w:rPr>
+          <w:sz w:val="20"/>
+          <w:szCs w:val="22"/>
+          <w:lang w:val="de-DE"/>
+        </w:rPr>
+        <w:t>op</w:t>
+      </w:r>
+      <w:proofErr w:type="spellEnd"/>
+      <w:r>
+        <w:rPr>
+          <w:sz w:val="20"/>
+          <w:szCs w:val="22"/>
+          <w:lang w:val="de-DE"/>
+        </w:rPr>
+        <w:t>&gt;(){code}.</w:t>
+      </w:r>
+      <w:r>
+        <w:rPr>
+          <w:sz w:val="20"/>
+          <w:szCs w:val="22"/>
+          <w:lang w:val="de-DE"/>
+        </w:rPr>
+        <w:br/>
+        <w:t xml:space="preserve">Binärer Operator (innerhalb der </w:t>
+      </w:r>
+      <w:proofErr w:type="spellStart"/>
+      <w:r>
+        <w:rPr>
+          <w:sz w:val="20"/>
+          <w:szCs w:val="22"/>
+          <w:lang w:val="de-DE"/>
+        </w:rPr>
+        <w:t>Kalsse</w:t>
+      </w:r>
+      <w:proofErr w:type="spellEnd"/>
+      <w:r>
+        <w:rPr>
+          <w:sz w:val="20"/>
+          <w:szCs w:val="22"/>
+          <w:lang w:val="de-DE"/>
+        </w:rPr>
+        <w:t>):</w:t>
+      </w:r>
+    </w:p>
+    <w:p>
+      <w:pPr>
+        <w:pStyle w:val="a3"/>
+        <w:tabs>
+          <w:tab w:val="left" w:pos="312"/>
+        </w:tabs>
+        <w:ind w:left="860" w:firstLineChars="0" w:firstLine="0"/>
+        <w:rPr>
+          <w:sz w:val="20"/>
+          <w:szCs w:val="22"/>
+          <w:lang w:val="de-DE"/>
+        </w:rPr>
+      </w:pPr>
+      <w:r>
+        <w:rPr>
+          <w:sz w:val="20"/>
+          <w:szCs w:val="22"/>
+          <w:lang w:val="de-DE"/>
+        </w:rPr>
+        <w:t>Rückgabetyp Klassenname::</w:t>
+      </w:r>
+      <w:proofErr w:type="spellStart"/>
+      <w:r>
+        <w:rPr>
+          <w:sz w:val="20"/>
+          <w:szCs w:val="22"/>
+          <w:lang w:val="de-DE"/>
+        </w:rPr>
+        <w:t>operator</w:t>
+      </w:r>
+      <w:proofErr w:type="spellEnd"/>
+      <w:r>
+        <w:rPr>
+          <w:sz w:val="20"/>
+          <w:szCs w:val="22"/>
+          <w:lang w:val="de-DE"/>
+        </w:rPr>
+        <w:t xml:space="preserve"> </w:t>
+      </w:r>
+      <w:r>
+        <w:rPr>
+          <w:rFonts w:hint="eastAsia"/>
+          <w:sz w:val="20"/>
+          <w:szCs w:val="22"/>
+          <w:lang w:val="de-DE"/>
+        </w:rPr>
+        <w:t>&lt;</w:t>
+      </w:r>
+      <w:proofErr w:type="spellStart"/>
+      <w:r>
+        <w:rPr>
+          <w:rFonts w:hint="eastAsia"/>
+          <w:sz w:val="20"/>
+          <w:szCs w:val="22"/>
+          <w:lang w:val="de-DE"/>
+        </w:rPr>
+        <w:t>op</w:t>
+      </w:r>
+      <w:proofErr w:type="spellEnd"/>
+      <w:r>
+        <w:rPr>
+          <w:rFonts w:hint="eastAsia"/>
+          <w:sz w:val="20"/>
+          <w:szCs w:val="22"/>
+          <w:lang w:val="de-DE"/>
+        </w:rPr>
+        <w:t xml:space="preserve">&gt;(Typ </w:t>
+      </w:r>
+      <w:proofErr w:type="spellStart"/>
+      <w:r>
+        <w:rPr>
+          <w:rFonts w:hint="eastAsia"/>
+          <w:sz w:val="20"/>
+          <w:szCs w:val="22"/>
+          <w:lang w:val="de-DE"/>
+        </w:rPr>
+        <w:t>operand</w:t>
+      </w:r>
+      <w:proofErr w:type="spellEnd"/>
+      <w:r>
+        <w:rPr>
+          <w:rFonts w:hint="eastAsia"/>
+          <w:sz w:val="20"/>
+          <w:szCs w:val="22"/>
+          <w:lang w:val="de-DE"/>
+        </w:rPr>
+        <w:t>) {Code}</w:t>
+      </w:r>
+    </w:p>
+    <w:p>
+      <w:pPr>
+        <w:pStyle w:val="a3"/>
+        <w:tabs>
+          <w:tab w:val="left" w:pos="312"/>
+        </w:tabs>
+        <w:ind w:left="860" w:firstLineChars="0" w:firstLine="0"/>
         <w:rPr>
           <w:sz w:val="20"/>
           <w:szCs w:val="22"/>
@@ -1182,16 +1646,34 @@
           <w:szCs w:val="22"/>
           <w:lang w:val="de-DE"/>
         </w:rPr>
-        <w:t>-Argument immer der entsprechende Klassentyp erscheinen, das rhs Argument ist dann analog zu dem Beispiel oben definiert.</w:t>
-      </w:r>
-    </w:p>
-    <w:p>
-      <w:pPr>
-        <w:pStyle w:val="4"/>
-        <w:tabs>
-          <w:tab w:val="left" w:pos="312"/>
-        </w:tabs>
-        <w:ind w:left="860" w:firstLine="0" w:firstLineChars="0"/>
+        <w:t xml:space="preserve">-Argument immer der entsprechende Klassentyp erscheinen, das </w:t>
+      </w:r>
+      <w:proofErr w:type="spellStart"/>
+      <w:r>
+        <w:rPr>
+          <w:sz w:val="20"/>
+          <w:szCs w:val="22"/>
+          <w:lang w:val="de-DE"/>
+        </w:rPr>
+        <w:t>rhs</w:t>
+      </w:r>
+      <w:proofErr w:type="spellEnd"/>
+      <w:r>
+        <w:rPr>
+          <w:sz w:val="20"/>
+          <w:szCs w:val="22"/>
+          <w:lang w:val="de-DE"/>
+        </w:rPr>
+        <w:t xml:space="preserve"> Argument ist dann analog zu dem Beispiel oben definiert.</w:t>
+      </w:r>
+    </w:p>
+    <w:p>
+      <w:pPr>
+        <w:pStyle w:val="a3"/>
+        <w:tabs>
+          <w:tab w:val="left" w:pos="312"/>
+        </w:tabs>
+        <w:ind w:left="860" w:firstLineChars="0" w:firstLine="0"/>
         <w:rPr>
           <w:sz w:val="20"/>
           <w:szCs w:val="22"/>
@@ -1210,34 +1692,108 @@
     </w:p>
     <w:p>
       <w:pPr>
-        <w:pStyle w:val="4"/>
-        <w:tabs>
-          <w:tab w:val="left" w:pos="312"/>
-        </w:tabs>
-        <w:ind w:left="860" w:firstLine="0" w:firstLineChars="0"/>
-        <w:rPr>
-          <w:sz w:val="20"/>
-          <w:szCs w:val="22"/>
-          <w:lang w:val="de-DE"/>
-        </w:rPr>
-      </w:pPr>
-      <w:r>
-        <w:rPr>
-          <w:rFonts w:hint="eastAsia"/>
-          <w:sz w:val="20"/>
-          <w:szCs w:val="22"/>
-          <w:lang w:val="de-DE"/>
-        </w:rPr>
-        <w:t>返回类型 类名：：operator&lt;运算符&gt;(){代码}</w:t>
-      </w:r>
-    </w:p>
-    <w:p>
-      <w:pPr>
-        <w:pStyle w:val="4"/>
-        <w:tabs>
-          <w:tab w:val="left" w:pos="312"/>
-        </w:tabs>
-        <w:ind w:left="860" w:firstLine="0" w:firstLineChars="0"/>
+        <w:pStyle w:val="a3"/>
+        <w:tabs>
+          <w:tab w:val="left" w:pos="312"/>
+        </w:tabs>
+        <w:ind w:left="860" w:firstLineChars="0" w:firstLine="0"/>
+        <w:rPr>
+          <w:sz w:val="20"/>
+          <w:szCs w:val="22"/>
+          <w:lang w:val="de-DE"/>
+        </w:rPr>
+      </w:pPr>
+      <w:r>
+        <w:rPr>
+          <w:rFonts w:hint="eastAsia"/>
+          <w:sz w:val="20"/>
+          <w:szCs w:val="22"/>
+          <w:lang w:val="de-DE"/>
+        </w:rPr>
+        <w:t>返回类型</w:t>
+      </w:r>
+      <w:r>
+        <w:rPr>
+          <w:rFonts w:hint="eastAsia"/>
+          <w:sz w:val="20"/>
+          <w:szCs w:val="22"/>
+          <w:lang w:val="de-DE"/>
+        </w:rPr>
+        <w:t xml:space="preserve"> </w:t>
+      </w:r>
+      <w:r>
+        <w:rPr>
+          <w:rFonts w:hint="eastAsia"/>
+          <w:sz w:val="20"/>
+          <w:szCs w:val="22"/>
+          <w:lang w:val="de-DE"/>
+        </w:rPr>
+        <w:t>类名：：</w:t>
+      </w:r>
+      <w:proofErr w:type="spellStart"/>
+      <w:r>
+        <w:rPr>
+          <w:rFonts w:hint="eastAsia"/>
+          <w:sz w:val="20"/>
+          <w:szCs w:val="22"/>
+          <w:lang w:val="de-DE"/>
+        </w:rPr>
+        <w:t>operator</w:t>
+      </w:r>
+      <w:proofErr w:type="spellEnd"/>
+      <w:r>
+        <w:rPr>
+          <w:rFonts w:hint="eastAsia"/>
+          <w:sz w:val="20"/>
+          <w:szCs w:val="22"/>
+          <w:lang w:val="de-DE"/>
+        </w:rPr>
+        <w:t>&lt;</w:t>
+      </w:r>
+      <w:r>
+        <w:rPr>
+          <w:rFonts w:hint="eastAsia"/>
+          <w:sz w:val="20"/>
+          <w:szCs w:val="22"/>
+          <w:lang w:val="de-DE"/>
+        </w:rPr>
+        <w:t>运算符</w:t>
+      </w:r>
+      <w:r>
+        <w:rPr>
+          <w:rFonts w:hint="eastAsia"/>
+          <w:sz w:val="20"/>
+          <w:szCs w:val="22"/>
+          <w:lang w:val="de-DE"/>
+        </w:rPr>
+        <w:t>&gt;(){</w:t>
+      </w:r>
+      <w:r>
+        <w:rPr>
+          <w:rFonts w:hint="eastAsia"/>
+          <w:sz w:val="20"/>
+          <w:szCs w:val="22"/>
+          <w:lang w:val="de-DE"/>
+        </w:rPr>
+        <w:t>代码</w:t>
+      </w:r>
+      <w:r>
+        <w:rPr>
+          <w:rFonts w:hint="eastAsia"/>
+          <w:sz w:val="20"/>
+          <w:szCs w:val="22"/>
+          <w:lang w:val="de-DE"/>
+        </w:rPr>
+        <w:t>}</w:t>
+      </w:r>
+    </w:p>
+    <w:p>
+      <w:pPr>
+        <w:pStyle w:val="a3"/>
+        <w:tabs>
+          <w:tab w:val="left" w:pos="312"/>
+        </w:tabs>
+        <w:ind w:left="860" w:firstLineChars="0" w:firstLine="0"/>
         <w:rPr>
           <w:sz w:val="20"/>
           <w:szCs w:val="22"/>
@@ -1256,34 +1812,144 @@
     </w:p>
     <w:p>
       <w:pPr>
-        <w:pStyle w:val="4"/>
-        <w:tabs>
-          <w:tab w:val="left" w:pos="312"/>
-        </w:tabs>
-        <w:ind w:left="860" w:firstLine="0" w:firstLineChars="0"/>
-        <w:rPr>
-          <w:sz w:val="20"/>
-          <w:szCs w:val="22"/>
-          <w:lang w:val="de-DE"/>
-        </w:rPr>
-      </w:pPr>
-      <w:r>
-        <w:rPr>
-          <w:rFonts w:hint="eastAsia"/>
-          <w:sz w:val="20"/>
-          <w:szCs w:val="22"/>
-          <w:lang w:val="de-DE"/>
-        </w:rPr>
-        <w:t>返回类型 类名：：operator&lt;运算符&gt;(类型 操作数){代码}</w:t>
-      </w:r>
-    </w:p>
-    <w:p>
-      <w:pPr>
-        <w:pStyle w:val="4"/>
-        <w:tabs>
-          <w:tab w:val="left" w:pos="312"/>
-        </w:tabs>
-        <w:ind w:left="860" w:firstLine="0" w:firstLineChars="0"/>
+        <w:pStyle w:val="a3"/>
+        <w:tabs>
+          <w:tab w:val="left" w:pos="312"/>
+        </w:tabs>
+        <w:ind w:left="860" w:firstLineChars="0" w:firstLine="0"/>
+        <w:rPr>
+          <w:sz w:val="20"/>
+          <w:szCs w:val="22"/>
+          <w:lang w:val="de-DE"/>
+        </w:rPr>
+      </w:pPr>
+      <w:r>
+        <w:rPr>
+          <w:rFonts w:hint="eastAsia"/>
+          <w:sz w:val="20"/>
+          <w:szCs w:val="22"/>
+          <w:lang w:val="de-DE"/>
+        </w:rPr>
+        <w:t>返回类型</w:t>
+      </w:r>
+      <w:r>
+        <w:rPr>
+          <w:rFonts w:hint="eastAsia"/>
+          <w:sz w:val="20"/>
+          <w:szCs w:val="22"/>
+          <w:lang w:val="de-DE"/>
+        </w:rPr>
+        <w:t xml:space="preserve"> </w:t>
+      </w:r>
+      <w:r>
+        <w:rPr>
+          <w:rFonts w:hint="eastAsia"/>
+          <w:sz w:val="20"/>
+          <w:szCs w:val="22"/>
+          <w:lang w:val="de-DE"/>
+        </w:rPr>
+        <w:t>类名：：</w:t>
+      </w:r>
+      <w:proofErr w:type="spellStart"/>
+      <w:r>
+        <w:rPr>
+          <w:rFonts w:hint="eastAsia"/>
+          <w:sz w:val="20"/>
+          <w:szCs w:val="22"/>
+          <w:lang w:val="de-DE"/>
+        </w:rPr>
+        <w:t>operator</w:t>
+      </w:r>
+      <w:proofErr w:type="spellEnd"/>
+      <w:r>
+        <w:rPr>
+          <w:rFonts w:hint="eastAsia"/>
+          <w:sz w:val="20"/>
+          <w:szCs w:val="22"/>
+          <w:lang w:val="de-DE"/>
+        </w:rPr>
+        <w:t>&lt;</w:t>
+      </w:r>
+      <w:r>
+        <w:rPr>
+          <w:rFonts w:hint="eastAsia"/>
+          <w:sz w:val="20"/>
+          <w:szCs w:val="22"/>
+          <w:lang w:val="de-DE"/>
+        </w:rPr>
+        <w:t>运算符</w:t>
+      </w:r>
+      <w:r>
+        <w:rPr>
+          <w:rFonts w:hint="eastAsia"/>
+          <w:sz w:val="20"/>
+          <w:szCs w:val="22"/>
+          <w:lang w:val="de-DE"/>
+        </w:rPr>
+        <w:t>&gt;(</w:t>
+      </w:r>
+      <w:r>
+        <w:rPr>
+          <w:rFonts w:hint="eastAsia"/>
+          <w:sz w:val="20"/>
+          <w:szCs w:val="22"/>
+          <w:lang w:val="de-DE"/>
+        </w:rPr>
+        <w:t>类型</w:t>
+      </w:r>
+      <w:r>
+        <w:rPr>
+          <w:rFonts w:hint="eastAsia"/>
+          <w:sz w:val="20"/>
+          <w:szCs w:val="22"/>
+          <w:lang w:val="de-DE"/>
+        </w:rPr>
+        <w:t xml:space="preserve"> </w:t>
+      </w:r>
+      <w:r>
+        <w:rPr>
+          <w:rFonts w:hint="eastAsia"/>
+          <w:sz w:val="20"/>
+          <w:szCs w:val="22"/>
+          <w:lang w:val="de-DE"/>
+        </w:rPr>
+        <w:t>操作数</w:t>
+      </w:r>
+      <w:r>
+        <w:rPr>
+          <w:rFonts w:hint="eastAsia"/>
+          <w:sz w:val="20"/>
+          <w:szCs w:val="22"/>
+          <w:lang w:val="de-DE"/>
+        </w:rPr>
+        <w:t>){</w:t>
+      </w:r>
+      <w:r>
+        <w:rPr>
+          <w:rFonts w:hint="eastAsia"/>
+          <w:sz w:val="20"/>
+          <w:szCs w:val="22"/>
+          <w:lang w:val="de-DE"/>
+        </w:rPr>
+        <w:t>代码</w:t>
+      </w:r>
+      <w:r>
+        <w:rPr>
+          <w:rFonts w:hint="eastAsia"/>
+          <w:sz w:val="20"/>
+          <w:szCs w:val="22"/>
+          <w:lang w:val="de-DE"/>
+        </w:rPr>
+        <w:t>}</w:t>
+      </w:r>
+    </w:p>
+    <w:p>
+      <w:pPr>
+        <w:pStyle w:val="a3"/>
+        <w:tabs>
+          <w:tab w:val="left" w:pos="312"/>
+        </w:tabs>
+        <w:ind w:left="860" w:firstLineChars="0" w:firstLine="0"/>
         <w:rPr>
           <w:sz w:val="20"/>
           <w:szCs w:val="22"/>
@@ -1302,11 +1968,11 @@
     </w:p>
     <w:p>
       <w:pPr>
-        <w:pStyle w:val="4"/>
-        <w:tabs>
-          <w:tab w:val="left" w:pos="312"/>
-        </w:tabs>
-        <w:ind w:left="860" w:firstLine="0" w:firstLineChars="0"/>
+        <w:pStyle w:val="a3"/>
+        <w:tabs>
+          <w:tab w:val="left" w:pos="312"/>
+        </w:tabs>
+        <w:ind w:left="860" w:firstLineChars="0" w:firstLine="0"/>
         <w:rPr>
           <w:sz w:val="20"/>
           <w:szCs w:val="22"/>
@@ -1328,12 +1994,95 @@
           <w:szCs w:val="22"/>
           <w:lang w:val="de-DE"/>
         </w:rPr>
-        <w:t>运算符也可以在类的外部进行重载。在这种情况下，左操作数(lhs参数)必须是相应的类类型，右操作数(rhs参数)则与上面的示例类似的进行定义</w:t>
-      </w:r>
-    </w:p>
-    <w:p>
-      <w:pPr>
-        <w:pStyle w:val="4"/>
+        <w:t>运算符也可以在类的外部进行重载。在这种情况下，左操作数</w:t>
+      </w:r>
+      <w:r>
+        <w:rPr>
+          <w:rFonts w:hint="eastAsia"/>
+          <w:sz w:val="20"/>
+          <w:szCs w:val="22"/>
+          <w:lang w:val="de-DE"/>
+        </w:rPr>
+        <w:t>(lhs</w:t>
+      </w:r>
+      <w:r>
+        <w:rPr>
+          <w:rFonts w:hint="eastAsia"/>
+          <w:sz w:val="20"/>
+          <w:szCs w:val="22"/>
+          <w:lang w:val="de-DE"/>
+        </w:rPr>
+        <w:t>参数</w:t>
+      </w:r>
+      <w:r>
+        <w:rPr>
+          <w:rFonts w:hint="eastAsia"/>
+          <w:sz w:val="20"/>
+          <w:szCs w:val="22"/>
+          <w:lang w:val="de-DE"/>
+        </w:rPr>
+        <w:t>)</w:t>
+      </w:r>
+      <w:r>
+        <w:rPr>
+          <w:rFonts w:hint="eastAsia"/>
+          <w:sz w:val="20"/>
+          <w:szCs w:val="22"/>
+          <w:lang w:val="de-DE"/>
+        </w:rPr>
+        <w:t>必须是相应的类类型，右操作数</w:t>
+      </w:r>
+      <w:r>
+        <w:rPr>
+          <w:rFonts w:hint="eastAsia"/>
+          <w:sz w:val="20"/>
+          <w:szCs w:val="22"/>
+          <w:lang w:val="de-DE"/>
+        </w:rPr>
+        <w:t>(</w:t>
+      </w:r>
+      <w:proofErr w:type="spellStart"/>
+      <w:r>
+        <w:rPr>
+          <w:rFonts w:hint="eastAsia"/>
+          <w:sz w:val="20"/>
+          <w:szCs w:val="22"/>
+          <w:lang w:val="de-DE"/>
+        </w:rPr>
+        <w:t>rhs</w:t>
+      </w:r>
+      <w:proofErr w:type="spellEnd"/>
+      <w:r>
+        <w:rPr>
+          <w:rFonts w:hint="eastAsia"/>
+          <w:sz w:val="20"/>
+          <w:szCs w:val="22"/>
+          <w:lang w:val="de-DE"/>
+        </w:rPr>
+        <w:t>参数</w:t>
+      </w:r>
+      <w:r>
+        <w:rPr>
+          <w:rFonts w:hint="eastAsia"/>
+          <w:sz w:val="20"/>
+          <w:szCs w:val="22"/>
+          <w:lang w:val="de-DE"/>
+        </w:rPr>
+        <w:t>)</w:t>
+      </w:r>
+      <w:r>
+        <w:rPr>
+          <w:rFonts w:hint="eastAsia"/>
+          <w:sz w:val="20"/>
+          <w:szCs w:val="22"/>
+          <w:lang w:val="de-DE"/>
+        </w:rPr>
+        <w:t>则与上面的示例类似的进行定义</w:t>
+      </w:r>
+    </w:p>
+    <w:p>
+      <w:pPr>
+        <w:pStyle w:val="a3"/>
         <w:numPr>
           <w:ilvl w:val="0"/>
           <w:numId w:val="2"/>
@@ -1363,16 +2112,25 @@
           <w:szCs w:val="22"/>
           <w:lang w:val="de-DE"/>
         </w:rPr>
-        <w:t xml:space="preserve"> / 运算符重载有什么用</w:t>
-      </w:r>
-    </w:p>
-    <w:p>
-      <w:pPr>
-        <w:pStyle w:val="4"/>
-        <w:tabs>
-          <w:tab w:val="left" w:pos="312"/>
-        </w:tabs>
-        <w:ind w:left="860" w:firstLine="0" w:firstLineChars="0"/>
+        <w:t xml:space="preserve"> / </w:t>
+      </w:r>
+      <w:r>
+        <w:rPr>
+          <w:rFonts w:hint="eastAsia"/>
+          <w:sz w:val="20"/>
+          <w:szCs w:val="22"/>
+          <w:lang w:val="de-DE"/>
+        </w:rPr>
+        <w:t>运算符重载有什么用</w:t>
+      </w:r>
+    </w:p>
+    <w:p>
+      <w:pPr>
+        <w:pStyle w:val="a3"/>
+        <w:tabs>
+          <w:tab w:val="left" w:pos="312"/>
+        </w:tabs>
+        <w:ind w:left="860" w:firstLineChars="0" w:firstLine="0"/>
         <w:rPr>
           <w:sz w:val="20"/>
           <w:szCs w:val="22"/>
@@ -1424,11 +2182,11 @@
     </w:p>
     <w:p>
       <w:pPr>
-        <w:pStyle w:val="4"/>
-        <w:tabs>
-          <w:tab w:val="left" w:pos="312"/>
-        </w:tabs>
-        <w:ind w:left="860" w:firstLine="0" w:firstLineChars="0"/>
+        <w:pStyle w:val="a3"/>
+        <w:tabs>
+          <w:tab w:val="left" w:pos="312"/>
+        </w:tabs>
+        <w:ind w:left="860" w:firstLineChars="0" w:firstLine="0"/>
         <w:rPr>
           <w:sz w:val="20"/>
           <w:szCs w:val="22"/>
@@ -1447,7 +2205,7 @@
     </w:p>
     <w:p>
       <w:pPr>
-        <w:pStyle w:val="4"/>
+        <w:pStyle w:val="a3"/>
         <w:numPr>
           <w:ilvl w:val="0"/>
           <w:numId w:val="2"/>
@@ -1477,34 +2235,71 @@
           <w:szCs w:val="22"/>
           <w:lang w:val="de-DE"/>
         </w:rPr>
-        <w:t xml:space="preserve"> / 使用了STL的哪些功能</w:t>
-      </w:r>
-    </w:p>
-    <w:p>
-      <w:pPr>
-        <w:pStyle w:val="4"/>
-        <w:tabs>
-          <w:tab w:val="left" w:pos="312"/>
-        </w:tabs>
-        <w:ind w:left="860" w:firstLine="0" w:firstLineChars="0"/>
-        <w:rPr>
-          <w:sz w:val="20"/>
-          <w:szCs w:val="22"/>
-          <w:lang w:val="de-DE"/>
-        </w:rPr>
-      </w:pPr>
-      <w:r>
-        <w:rPr>
-          <w:sz w:val="20"/>
-          <w:szCs w:val="22"/>
-          <w:lang w:val="de-DE"/>
-        </w:rPr>
-        <w:t>std::sort</w:t>
-      </w:r>
-    </w:p>
-    <w:p>
-      <w:pPr>
-        <w:pStyle w:val="4"/>
+        <w:t xml:space="preserve"> / </w:t>
+      </w:r>
+      <w:r>
+        <w:rPr>
+          <w:rFonts w:hint="eastAsia"/>
+          <w:sz w:val="20"/>
+          <w:szCs w:val="22"/>
+          <w:lang w:val="de-DE"/>
+        </w:rPr>
+        <w:t>使用了</w:t>
+      </w:r>
+      <w:r>
+        <w:rPr>
+          <w:rFonts w:hint="eastAsia"/>
+          <w:sz w:val="20"/>
+          <w:szCs w:val="22"/>
+          <w:lang w:val="de-DE"/>
+        </w:rPr>
+        <w:t>STL</w:t>
+      </w:r>
+      <w:r>
+        <w:rPr>
+          <w:rFonts w:hint="eastAsia"/>
+          <w:sz w:val="20"/>
+          <w:szCs w:val="22"/>
+          <w:lang w:val="de-DE"/>
+        </w:rPr>
+        <w:t>的哪些功能</w:t>
+      </w:r>
+    </w:p>
+    <w:p>
+      <w:pPr>
+        <w:pStyle w:val="a3"/>
+        <w:tabs>
+          <w:tab w:val="left" w:pos="312"/>
+        </w:tabs>
+        <w:ind w:left="860" w:firstLineChars="0" w:firstLine="0"/>
+        <w:rPr>
+          <w:sz w:val="20"/>
+          <w:szCs w:val="22"/>
+          <w:lang w:val="de-DE"/>
+        </w:rPr>
+      </w:pPr>
+      <w:r>
+        <w:rPr>
+          <w:sz w:val="20"/>
+          <w:szCs w:val="22"/>
+          <w:lang w:val="de-DE"/>
+        </w:rPr>
+        <w:t>std::</w:t>
+      </w:r>
+      <w:proofErr w:type="spellStart"/>
+      <w:r>
+        <w:rPr>
+          <w:sz w:val="20"/>
+          <w:szCs w:val="22"/>
+          <w:lang w:val="de-DE"/>
+        </w:rPr>
+        <w:t>sort</w:t>
+      </w:r>
+      <w:proofErr w:type="spellEnd"/>
+    </w:p>
+    <w:p>
+      <w:pPr>
+        <w:pStyle w:val="a3"/>
         <w:numPr>
           <w:ilvl w:val="0"/>
           <w:numId w:val="2"/>
@@ -1525,25 +2320,99 @@
           <w:szCs w:val="22"/>
           <w:lang w:val="de-DE"/>
         </w:rPr>
-        <w:t>Warum ist es für den Ausgabe-Streamoperator nicht möglich, diesen innerhalb der Klasse Student zu überladen? Was ist das Problem bei der Überladung des Ausgabe-Operators?</w:t>
-      </w:r>
-      <w:r>
-        <w:rPr>
-          <w:rFonts w:hint="eastAsia"/>
-          <w:sz w:val="20"/>
-          <w:szCs w:val="22"/>
-          <w:lang w:val="de-DE"/>
-        </w:rPr>
-        <w:t xml:space="preserve"> / 为什么输出流运算符&lt;&lt; 不能在Student类内部进行重载？重载输出运算符时有什么问题？</w:t>
-      </w:r>
-    </w:p>
-    <w:p>
-      <w:pPr>
-        <w:pStyle w:val="4"/>
-        <w:tabs>
-          <w:tab w:val="left" w:pos="312"/>
-        </w:tabs>
-        <w:ind w:left="860" w:firstLine="0" w:firstLineChars="0"/>
+        <w:t>Warum ist es für den Ausgabe-</w:t>
+      </w:r>
+      <w:proofErr w:type="spellStart"/>
+      <w:r>
+        <w:rPr>
+          <w:sz w:val="20"/>
+          <w:szCs w:val="22"/>
+          <w:lang w:val="de-DE"/>
+        </w:rPr>
+        <w:t>Streamoperator</w:t>
+      </w:r>
+      <w:proofErr w:type="spellEnd"/>
+      <w:r>
+        <w:rPr>
+          <w:sz w:val="20"/>
+          <w:szCs w:val="22"/>
+          <w:lang w:val="de-DE"/>
+        </w:rPr>
+        <w:t xml:space="preserve"> nicht möglich, diesen innerhalb der Klasse Student zu überladen? Was ist das Problem bei der Überladung des Ausgabe-Operators?</w:t>
+      </w:r>
+      <w:r>
+        <w:rPr>
+          <w:rFonts w:hint="eastAsia"/>
+          <w:sz w:val="20"/>
+          <w:szCs w:val="22"/>
+          <w:lang w:val="de-DE"/>
+        </w:rPr>
+        <w:t xml:space="preserve"> / </w:t>
+      </w:r>
+      <w:r>
+        <w:rPr>
+          <w:rFonts w:hint="eastAsia"/>
+          <w:sz w:val="20"/>
+          <w:szCs w:val="22"/>
+          <w:lang w:val="de-DE"/>
+        </w:rPr>
+        <w:t>为什么输出流运算符</w:t>
+      </w:r>
+      <w:r>
+        <w:rPr>
+          <w:rFonts w:hint="eastAsia"/>
+          <w:sz w:val="20"/>
+          <w:szCs w:val="22"/>
+          <w:lang w:val="de-DE"/>
+        </w:rPr>
+        <w:t xml:space="preserve">&lt;&lt; </w:t>
+      </w:r>
+      <w:r>
+        <w:rPr>
+          <w:rFonts w:hint="eastAsia"/>
+          <w:sz w:val="20"/>
+          <w:szCs w:val="22"/>
+          <w:lang w:val="de-DE"/>
+        </w:rPr>
+        <w:t>不能在</w:t>
+      </w:r>
+      <w:r>
+        <w:rPr>
+          <w:rFonts w:hint="eastAsia"/>
+          <w:sz w:val="20"/>
+          <w:szCs w:val="22"/>
+          <w:lang w:val="de-DE"/>
+        </w:rPr>
+        <w:t>Student</w:t>
+      </w:r>
+      <w:proofErr w:type="gramStart"/>
+      <w:r>
+        <w:rPr>
+          <w:rFonts w:hint="eastAsia"/>
+          <w:sz w:val="20"/>
+          <w:szCs w:val="22"/>
+          <w:lang w:val="de-DE"/>
+        </w:rPr>
+        <w:t>类内部</w:t>
+      </w:r>
+      <w:proofErr w:type="gramEnd"/>
+      <w:r>
+        <w:rPr>
+          <w:rFonts w:hint="eastAsia"/>
+          <w:sz w:val="20"/>
+          <w:szCs w:val="22"/>
+          <w:lang w:val="de-DE"/>
+        </w:rPr>
+        <w:t>进行重载？重载输出运算符时有什么问题？</w:t>
+      </w:r>
+    </w:p>
+    <w:p>
+      <w:pPr>
+        <w:pStyle w:val="a3"/>
+        <w:tabs>
+          <w:tab w:val="left" w:pos="312"/>
+        </w:tabs>
+        <w:ind w:left="860" w:firstLineChars="0" w:firstLine="0"/>
         <w:rPr>
           <w:sz w:val="20"/>
           <w:szCs w:val="22"/>
@@ -1595,25 +2464,126 @@
     </w:p>
     <w:p>
       <w:pPr>
-        <w:pStyle w:val="4"/>
-        <w:tabs>
-          <w:tab w:val="left" w:pos="312"/>
-        </w:tabs>
-        <w:ind w:left="860" w:firstLine="0" w:firstLineChars="0"/>
-        <w:rPr>
-          <w:sz w:val="20"/>
-          <w:szCs w:val="22"/>
-          <w:lang w:val="de-DE"/>
-        </w:rPr>
-      </w:pPr>
-      <w:r>
-        <w:rPr>
-          <w:rFonts w:hint="eastAsia"/>
-          <w:sz w:val="20"/>
-          <w:szCs w:val="22"/>
-          <w:lang w:val="de-DE"/>
-        </w:rPr>
-        <w:t>为了重载输出运算符，左操作数lhs是std::cout, 它是ostream类的一个对象。因此，运算符不能在Student类内部进行重载，因为ostream类的源代码无法被修改。</w:t>
+        <w:pStyle w:val="a3"/>
+        <w:tabs>
+          <w:tab w:val="left" w:pos="312"/>
+        </w:tabs>
+        <w:ind w:left="860" w:firstLineChars="0" w:firstLine="0"/>
+        <w:rPr>
+          <w:sz w:val="20"/>
+          <w:szCs w:val="22"/>
+          <w:lang w:val="de-DE"/>
+        </w:rPr>
+      </w:pPr>
+      <w:r>
+        <w:rPr>
+          <w:rFonts w:hint="eastAsia"/>
+          <w:sz w:val="20"/>
+          <w:szCs w:val="22"/>
+          <w:lang w:val="de-DE"/>
+        </w:rPr>
+        <w:t>为了重载输出运算符，左操作数</w:t>
+      </w:r>
+      <w:r>
+        <w:rPr>
+          <w:rFonts w:hint="eastAsia"/>
+          <w:sz w:val="20"/>
+          <w:szCs w:val="22"/>
+          <w:lang w:val="de-DE"/>
+        </w:rPr>
+        <w:t>lhs</w:t>
+      </w:r>
+      <w:r>
+        <w:rPr>
+          <w:rFonts w:hint="eastAsia"/>
+          <w:sz w:val="20"/>
+          <w:szCs w:val="22"/>
+          <w:lang w:val="de-DE"/>
+        </w:rPr>
+        <w:t>是</w:t>
+      </w:r>
+      <w:r>
+        <w:rPr>
+          <w:rFonts w:hint="eastAsia"/>
+          <w:sz w:val="20"/>
+          <w:szCs w:val="22"/>
+          <w:lang w:val="de-DE"/>
+        </w:rPr>
+        <w:t xml:space="preserve">std::cout, </w:t>
+      </w:r>
+      <w:r>
+        <w:rPr>
+          <w:rFonts w:hint="eastAsia"/>
+          <w:sz w:val="20"/>
+          <w:szCs w:val="22"/>
+          <w:lang w:val="de-DE"/>
+        </w:rPr>
+        <w:t>它是</w:t>
+      </w:r>
+      <w:r>
+        <w:rPr>
+          <w:rFonts w:hint="eastAsia"/>
+          <w:sz w:val="20"/>
+          <w:szCs w:val="22"/>
+          <w:lang w:val="de-DE"/>
+        </w:rPr>
+        <w:t>ostream</w:t>
+      </w:r>
+      <w:r>
+        <w:rPr>
+          <w:rFonts w:hint="eastAsia"/>
+          <w:sz w:val="20"/>
+          <w:szCs w:val="22"/>
+          <w:lang w:val="de-DE"/>
+        </w:rPr>
+        <w:t>类的一个对象。因此，运算符不能在</w:t>
+      </w:r>
+      <w:r>
+        <w:rPr>
+          <w:rFonts w:hint="eastAsia"/>
+          <w:sz w:val="20"/>
+          <w:szCs w:val="22"/>
+          <w:lang w:val="de-DE"/>
+        </w:rPr>
+        <w:t>Student</w:t>
+      </w:r>
+      <w:proofErr w:type="gramStart"/>
+      <w:r>
+        <w:rPr>
+          <w:rFonts w:hint="eastAsia"/>
+          <w:sz w:val="20"/>
+          <w:szCs w:val="22"/>
+          <w:lang w:val="de-DE"/>
+        </w:rPr>
+        <w:t>类内部</w:t>
+      </w:r>
+      <w:proofErr w:type="gramEnd"/>
+      <w:r>
+        <w:rPr>
+          <w:rFonts w:hint="eastAsia"/>
+          <w:sz w:val="20"/>
+          <w:szCs w:val="22"/>
+          <w:lang w:val="de-DE"/>
+        </w:rPr>
+        <w:t>进行重载，因为</w:t>
+      </w:r>
+      <w:r>
+        <w:rPr>
+          <w:rFonts w:hint="eastAsia"/>
+          <w:sz w:val="20"/>
+          <w:szCs w:val="22"/>
+          <w:lang w:val="de-DE"/>
+        </w:rPr>
+        <w:t>ostream</w:t>
+      </w:r>
+      <w:r>
+        <w:rPr>
+          <w:rFonts w:hint="eastAsia"/>
+          <w:sz w:val="20"/>
+          <w:szCs w:val="22"/>
+          <w:lang w:val="de-DE"/>
+        </w:rPr>
+        <w:t>类的源代码无法被修改。</w:t>
       </w:r>
     </w:p>
     <w:p>
@@ -1674,7 +2644,7 @@
     </w:p>
     <w:p>
       <w:pPr>
-        <w:pStyle w:val="4"/>
+        <w:pStyle w:val="a3"/>
         <w:numPr>
           <w:ilvl w:val="0"/>
           <w:numId w:val="3"/>
@@ -1696,16 +2666,25 @@
           <w:szCs w:val="22"/>
           <w:lang w:val="de-DE"/>
         </w:rPr>
-        <w:t>Was versteht man unter Polymorphie? / 什么是多态</w:t>
-      </w:r>
-    </w:p>
-    <w:p>
-      <w:pPr>
-        <w:pStyle w:val="4"/>
-        <w:tabs>
-          <w:tab w:val="left" w:pos="312"/>
-        </w:tabs>
-        <w:ind w:left="780" w:firstLine="0" w:firstLineChars="0"/>
+        <w:t xml:space="preserve">Was versteht man unter Polymorphie? / </w:t>
+      </w:r>
+      <w:r>
+        <w:rPr>
+          <w:rFonts w:hint="eastAsia"/>
+          <w:sz w:val="20"/>
+          <w:szCs w:val="22"/>
+          <w:lang w:val="de-DE"/>
+        </w:rPr>
+        <w:t>什么是多态</w:t>
+      </w:r>
+    </w:p>
+    <w:p>
+      <w:pPr>
+        <w:pStyle w:val="a3"/>
+        <w:tabs>
+          <w:tab w:val="left" w:pos="312"/>
+        </w:tabs>
+        <w:ind w:left="780" w:firstLineChars="0" w:firstLine="0"/>
         <w:rPr>
           <w:sz w:val="20"/>
           <w:szCs w:val="22"/>
@@ -1723,11 +2702,11 @@
     </w:p>
     <w:p>
       <w:pPr>
-        <w:pStyle w:val="4"/>
-        <w:tabs>
-          <w:tab w:val="left" w:pos="312"/>
-        </w:tabs>
-        <w:ind w:left="780" w:firstLine="0" w:firstLineChars="0"/>
+        <w:pStyle w:val="a3"/>
+        <w:tabs>
+          <w:tab w:val="left" w:pos="312"/>
+        </w:tabs>
+        <w:ind w:left="780" w:firstLineChars="0" w:firstLine="0"/>
         <w:rPr>
           <w:sz w:val="20"/>
           <w:szCs w:val="22"/>
@@ -1746,7 +2725,7 @@
     </w:p>
     <w:p>
       <w:pPr>
-        <w:pStyle w:val="4"/>
+        <w:pStyle w:val="a3"/>
         <w:numPr>
           <w:ilvl w:val="0"/>
           <w:numId w:val="3"/>
@@ -1802,16 +2781,25 @@
           <w:szCs w:val="22"/>
           <w:lang w:val="de-DE"/>
         </w:rPr>
-        <w:t xml:space="preserve"> / 什么是晚绑定</w:t>
-      </w:r>
-    </w:p>
-    <w:p>
-      <w:pPr>
-        <w:pStyle w:val="4"/>
-        <w:tabs>
-          <w:tab w:val="left" w:pos="312"/>
-        </w:tabs>
-        <w:ind w:left="780" w:firstLine="0" w:firstLineChars="0"/>
+        <w:t xml:space="preserve"> / </w:t>
+      </w:r>
+      <w:r>
+        <w:rPr>
+          <w:rFonts w:hint="eastAsia"/>
+          <w:sz w:val="20"/>
+          <w:szCs w:val="22"/>
+          <w:lang w:val="de-DE"/>
+        </w:rPr>
+        <w:t>什么是晚绑定</w:t>
+      </w:r>
+    </w:p>
+    <w:p>
+      <w:pPr>
+        <w:pStyle w:val="a3"/>
+        <w:tabs>
+          <w:tab w:val="left" w:pos="312"/>
+        </w:tabs>
+        <w:ind w:left="780" w:firstLineChars="0" w:firstLine="0"/>
         <w:rPr>
           <w:sz w:val="20"/>
           <w:szCs w:val="22"/>
@@ -1829,34 +2817,54 @@
     </w:p>
     <w:p>
       <w:pPr>
-        <w:pStyle w:val="4"/>
-        <w:tabs>
-          <w:tab w:val="left" w:pos="312"/>
-        </w:tabs>
-        <w:ind w:left="780" w:firstLine="0" w:firstLineChars="0"/>
-        <w:rPr>
-          <w:sz w:val="20"/>
-          <w:szCs w:val="22"/>
-          <w:lang w:val="de-DE"/>
-        </w:rPr>
-      </w:pPr>
-      <w:r>
-        <w:rPr>
-          <w:rFonts w:hint="eastAsia"/>
-          <w:sz w:val="20"/>
-          <w:szCs w:val="22"/>
-          <w:lang w:val="de-DE"/>
-        </w:rPr>
-        <w:t>即使指针只是基类类型，也会调用派生类的方法。</w:t>
-      </w:r>
-    </w:p>
-    <w:p>
-      <w:pPr>
-        <w:pStyle w:val="4"/>
-        <w:tabs>
-          <w:tab w:val="left" w:pos="312"/>
-        </w:tabs>
-        <w:ind w:left="780" w:firstLine="0" w:firstLineChars="0"/>
+        <w:pStyle w:val="a3"/>
+        <w:tabs>
+          <w:tab w:val="left" w:pos="312"/>
+        </w:tabs>
+        <w:ind w:left="780" w:firstLineChars="0" w:firstLine="0"/>
+        <w:rPr>
+          <w:sz w:val="20"/>
+          <w:szCs w:val="22"/>
+          <w:lang w:val="de-DE"/>
+        </w:rPr>
+      </w:pPr>
+      <w:r>
+        <w:rPr>
+          <w:rFonts w:hint="eastAsia"/>
+          <w:sz w:val="20"/>
+          <w:szCs w:val="22"/>
+          <w:lang w:val="de-DE"/>
+        </w:rPr>
+        <w:t>即使指针</w:t>
+      </w:r>
+      <w:proofErr w:type="gramStart"/>
+      <w:r>
+        <w:rPr>
+          <w:rFonts w:hint="eastAsia"/>
+          <w:sz w:val="20"/>
+          <w:szCs w:val="22"/>
+          <w:lang w:val="de-DE"/>
+        </w:rPr>
+        <w:t>只是基类类型</w:t>
+      </w:r>
+      <w:proofErr w:type="gramEnd"/>
+      <w:r>
+        <w:rPr>
+          <w:rFonts w:hint="eastAsia"/>
+          <w:sz w:val="20"/>
+          <w:szCs w:val="22"/>
+          <w:lang w:val="de-DE"/>
+        </w:rPr>
+        <w:t>，也会调用派生类的方法。</w:t>
+      </w:r>
+    </w:p>
+    <w:p>
+      <w:pPr>
+        <w:pStyle w:val="a3"/>
+        <w:tabs>
+          <w:tab w:val="left" w:pos="312"/>
+        </w:tabs>
+        <w:ind w:left="780" w:firstLineChars="0" w:firstLine="0"/>
         <w:rPr>
           <w:sz w:val="20"/>
           <w:szCs w:val="22"/>
@@ -1875,13 +2883,12 @@
     </w:p>
     <w:p>
       <w:pPr>
-        <w:pStyle w:val="4"/>
-        <w:tabs>
-          <w:tab w:val="left" w:pos="312"/>
-        </w:tabs>
-        <w:ind w:left="780" w:firstLine="0" w:firstLineChars="0"/>
-        <w:rPr>
-          <w:rFonts w:hint="eastAsia"/>
+        <w:pStyle w:val="a3"/>
+        <w:tabs>
+          <w:tab w:val="left" w:pos="312"/>
+        </w:tabs>
+        <w:ind w:left="780" w:firstLineChars="0" w:firstLine="0"/>
+        <w:rPr>
           <w:sz w:val="20"/>
           <w:szCs w:val="22"/>
           <w:lang w:val="de-DE"/>
@@ -1899,22 +2906,21 @@
     </w:p>
     <w:p>
       <w:pPr>
-        <w:pStyle w:val="4"/>
-        <w:tabs>
-          <w:tab w:val="left" w:pos="312"/>
-        </w:tabs>
-        <w:ind w:left="780" w:firstLine="0" w:firstLineChars="0"/>
-        <w:rPr>
-          <w:rFonts w:hint="eastAsia"/>
-          <w:sz w:val="20"/>
-          <w:szCs w:val="22"/>
-          <w:lang w:val="de-DE"/>
-        </w:rPr>
-      </w:pPr>
-    </w:p>
-    <w:p>
-      <w:pPr>
-        <w:pStyle w:val="4"/>
+        <w:pStyle w:val="a3"/>
+        <w:tabs>
+          <w:tab w:val="left" w:pos="312"/>
+        </w:tabs>
+        <w:ind w:left="780" w:firstLineChars="0" w:firstLine="0"/>
+        <w:rPr>
+          <w:sz w:val="20"/>
+          <w:szCs w:val="22"/>
+          <w:lang w:val="de-DE"/>
+        </w:rPr>
+      </w:pPr>
+    </w:p>
+    <w:p>
+      <w:pPr>
+        <w:pStyle w:val="a3"/>
         <w:numPr>
           <w:ilvl w:val="0"/>
           <w:numId w:val="3"/>
@@ -1935,6 +2941,7 @@
           <w:szCs w:val="22"/>
           <w:lang w:val="de-DE"/>
         </w:rPr>
+        <w:lastRenderedPageBreak/>
         <w:t>Was versteht man unter Vererbung?</w:t>
       </w:r>
       <w:r>
@@ -1944,16 +2951,25 @@
           <w:szCs w:val="22"/>
           <w:lang w:val="de-DE"/>
         </w:rPr>
-        <w:t xml:space="preserve">  / 什么是继承</w:t>
-      </w:r>
-    </w:p>
-    <w:p>
-      <w:pPr>
-        <w:pStyle w:val="4"/>
-        <w:tabs>
-          <w:tab w:val="left" w:pos="312"/>
-        </w:tabs>
-        <w:ind w:left="780" w:firstLine="0" w:firstLineChars="0"/>
+        <w:t xml:space="preserve">  / </w:t>
+      </w:r>
+      <w:r>
+        <w:rPr>
+          <w:rFonts w:hint="eastAsia"/>
+          <w:sz w:val="20"/>
+          <w:szCs w:val="22"/>
+          <w:lang w:val="de-DE"/>
+        </w:rPr>
+        <w:t>什么是继承</w:t>
+      </w:r>
+    </w:p>
+    <w:p>
+      <w:pPr>
+        <w:pStyle w:val="a3"/>
+        <w:tabs>
+          <w:tab w:val="left" w:pos="312"/>
+        </w:tabs>
+        <w:ind w:left="780" w:firstLineChars="0" w:firstLine="0"/>
         <w:rPr>
           <w:sz w:val="20"/>
           <w:szCs w:val="22"/>
@@ -1971,77 +2987,182 @@
     </w:p>
     <w:p>
       <w:pPr>
-        <w:pStyle w:val="4"/>
-        <w:tabs>
-          <w:tab w:val="left" w:pos="312"/>
-        </w:tabs>
-        <w:ind w:left="780" w:firstLine="0" w:firstLineChars="0"/>
-        <w:rPr>
-          <w:rFonts w:hint="eastAsia"/>
-          <w:sz w:val="20"/>
-          <w:szCs w:val="22"/>
-          <w:lang w:val="de-DE"/>
-        </w:rPr>
-      </w:pPr>
-      <w:r>
-        <w:rPr>
-          <w:rFonts w:hint="eastAsia"/>
-          <w:sz w:val="20"/>
-          <w:szCs w:val="22"/>
-          <w:lang w:val="de-DE"/>
-        </w:rPr>
-        <w:t>通过继承，可以在类之间建立关系存在基类和子类，比如“员工“、”经理“、”雇员“这些类的例子</w:t>
-      </w:r>
-    </w:p>
-    <w:p>
-      <w:pPr>
-        <w:pStyle w:val="4"/>
-        <w:tabs>
-          <w:tab w:val="left" w:pos="312"/>
-        </w:tabs>
-        <w:ind w:left="780" w:firstLine="0" w:firstLineChars="0"/>
-        <w:rPr>
-          <w:sz w:val="20"/>
-          <w:szCs w:val="22"/>
-          <w:lang w:val="de-DE"/>
-        </w:rPr>
-      </w:pPr>
-      <w:r>
-        <w:rPr>
-          <w:sz w:val="20"/>
-          <w:szCs w:val="22"/>
-          <w:lang w:val="de-DE"/>
-        </w:rPr>
-        <w:t>Die Basisklase stellt hierbei eine gewissen Gurndfunktionalität zur Verfügung, die für alle abgeleiteten Klassen sinnvoll sind. In den abgeleiteten Klassen kann dann weitere Funktionalität implementiert werden, die nur hier benötigt wird.</w:t>
-      </w:r>
-    </w:p>
-    <w:p>
-      <w:pPr>
-        <w:pStyle w:val="4"/>
-        <w:tabs>
-          <w:tab w:val="left" w:pos="312"/>
-        </w:tabs>
-        <w:ind w:left="780" w:firstLine="0" w:firstLineChars="0"/>
-        <w:rPr>
-          <w:rFonts w:hint="eastAsia"/>
-          <w:sz w:val="20"/>
-          <w:szCs w:val="22"/>
-          <w:lang w:val="de-DE"/>
-        </w:rPr>
-      </w:pPr>
-      <w:r>
-        <w:rPr>
-          <w:rFonts w:hint="eastAsia"/>
-          <w:sz w:val="20"/>
-          <w:szCs w:val="22"/>
-          <w:lang w:val="de-DE"/>
-        </w:rPr>
-        <w:t>基类提供了一些对所有派生类都有意义的基本功能而在派生类中，可以实现仅在该类中需要的额外功能</w:t>
-      </w:r>
-    </w:p>
-    <w:p>
-      <w:pPr>
-        <w:pStyle w:val="4"/>
+        <w:pStyle w:val="a3"/>
+        <w:tabs>
+          <w:tab w:val="left" w:pos="312"/>
+        </w:tabs>
+        <w:ind w:left="780" w:firstLineChars="0" w:firstLine="0"/>
+        <w:rPr>
+          <w:sz w:val="20"/>
+          <w:szCs w:val="22"/>
+          <w:lang w:val="de-DE"/>
+        </w:rPr>
+      </w:pPr>
+      <w:r>
+        <w:rPr>
+          <w:rFonts w:hint="eastAsia"/>
+          <w:sz w:val="20"/>
+          <w:szCs w:val="22"/>
+          <w:lang w:val="de-DE"/>
+        </w:rPr>
+        <w:t>通过继承，可以在类之间建立关系</w:t>
+      </w:r>
+      <w:proofErr w:type="gramStart"/>
+      <w:r>
+        <w:rPr>
+          <w:rFonts w:hint="eastAsia"/>
+          <w:sz w:val="20"/>
+          <w:szCs w:val="22"/>
+          <w:lang w:val="de-DE"/>
+        </w:rPr>
+        <w:t>存在基类和</w:t>
+      </w:r>
+      <w:proofErr w:type="gramEnd"/>
+      <w:r>
+        <w:rPr>
+          <w:rFonts w:hint="eastAsia"/>
+          <w:sz w:val="20"/>
+          <w:szCs w:val="22"/>
+          <w:lang w:val="de-DE"/>
+        </w:rPr>
+        <w:t>子类，比如</w:t>
+      </w:r>
+      <w:proofErr w:type="gramStart"/>
+      <w:r>
+        <w:rPr>
+          <w:rFonts w:hint="eastAsia"/>
+          <w:sz w:val="20"/>
+          <w:szCs w:val="22"/>
+          <w:lang w:val="de-DE"/>
+        </w:rPr>
+        <w:t>“</w:t>
+      </w:r>
+      <w:proofErr w:type="gramEnd"/>
+      <w:r>
+        <w:rPr>
+          <w:rFonts w:hint="eastAsia"/>
+          <w:sz w:val="20"/>
+          <w:szCs w:val="22"/>
+          <w:lang w:val="de-DE"/>
+        </w:rPr>
+        <w:t>员工“、”经理“、”雇员“这些类的例子</w:t>
+      </w:r>
+    </w:p>
+    <w:p>
+      <w:pPr>
+        <w:pStyle w:val="a3"/>
+        <w:tabs>
+          <w:tab w:val="left" w:pos="312"/>
+        </w:tabs>
+        <w:ind w:left="780" w:firstLineChars="0" w:firstLine="0"/>
+        <w:rPr>
+          <w:sz w:val="20"/>
+          <w:szCs w:val="22"/>
+          <w:lang w:val="de-DE"/>
+        </w:rPr>
+      </w:pPr>
+      <w:r>
+        <w:rPr>
+          <w:sz w:val="20"/>
+          <w:szCs w:val="22"/>
+          <w:lang w:val="de-DE"/>
+        </w:rPr>
+        <w:t xml:space="preserve">Die </w:t>
+      </w:r>
+      <w:proofErr w:type="spellStart"/>
+      <w:r>
+        <w:rPr>
+          <w:sz w:val="20"/>
+          <w:szCs w:val="22"/>
+          <w:lang w:val="de-DE"/>
+        </w:rPr>
+        <w:t>Basisklase</w:t>
+      </w:r>
+      <w:proofErr w:type="spellEnd"/>
+      <w:r>
+        <w:rPr>
+          <w:sz w:val="20"/>
+          <w:szCs w:val="22"/>
+          <w:lang w:val="de-DE"/>
+        </w:rPr>
+        <w:t xml:space="preserve"> stellt hierbei eine gewissen </w:t>
+      </w:r>
+      <w:proofErr w:type="spellStart"/>
+      <w:r>
+        <w:rPr>
+          <w:sz w:val="20"/>
+          <w:szCs w:val="22"/>
+          <w:lang w:val="de-DE"/>
+        </w:rPr>
+        <w:t>Gurndfunktionalität</w:t>
+      </w:r>
+      <w:proofErr w:type="spellEnd"/>
+      <w:r>
+        <w:rPr>
+          <w:sz w:val="20"/>
+          <w:szCs w:val="22"/>
+          <w:lang w:val="de-DE"/>
+        </w:rPr>
+        <w:t xml:space="preserve"> zur Verfügung, die für alle abgeleiteten Klassen sinnvoll sind. In den abgeleiteten Klassen kann dann weitere Funktionalität implementiert werden, die nur hier benötigt wird.</w:t>
+      </w:r>
+    </w:p>
+    <w:p>
+      <w:pPr>
+        <w:pStyle w:val="a3"/>
+        <w:tabs>
+          <w:tab w:val="left" w:pos="312"/>
+        </w:tabs>
+        <w:ind w:left="780" w:firstLineChars="0" w:firstLine="0"/>
+        <w:rPr>
+          <w:sz w:val="20"/>
+          <w:szCs w:val="22"/>
+          <w:lang w:val="de-DE"/>
+        </w:rPr>
+      </w:pPr>
+      <w:proofErr w:type="gramStart"/>
+      <w:r>
+        <w:rPr>
+          <w:rFonts w:hint="eastAsia"/>
+          <w:sz w:val="20"/>
+          <w:szCs w:val="22"/>
+          <w:lang w:val="de-DE"/>
+        </w:rPr>
+        <w:t>基类提供</w:t>
+      </w:r>
+      <w:proofErr w:type="gramEnd"/>
+      <w:r>
+        <w:rPr>
+          <w:rFonts w:hint="eastAsia"/>
+          <w:sz w:val="20"/>
+          <w:szCs w:val="22"/>
+          <w:lang w:val="de-DE"/>
+        </w:rPr>
+        <w:t>了一些对所有派生类都有意义的基本功能而在派生类中，可以</w:t>
+      </w:r>
+      <w:proofErr w:type="gramStart"/>
+      <w:r>
+        <w:rPr>
+          <w:rFonts w:hint="eastAsia"/>
+          <w:sz w:val="20"/>
+          <w:szCs w:val="22"/>
+          <w:lang w:val="de-DE"/>
+        </w:rPr>
+        <w:t>实现仅</w:t>
+      </w:r>
+      <w:proofErr w:type="gramEnd"/>
+      <w:r>
+        <w:rPr>
+          <w:rFonts w:hint="eastAsia"/>
+          <w:sz w:val="20"/>
+          <w:szCs w:val="22"/>
+          <w:lang w:val="de-DE"/>
+        </w:rPr>
+        <w:t>在该类中需要的额外功能</w:t>
+      </w:r>
+    </w:p>
+    <w:p>
+      <w:pPr>
+        <w:pStyle w:val="a3"/>
         <w:numPr>
           <w:ilvl w:val="0"/>
           <w:numId w:val="3"/>
@@ -2101,11 +3222,11 @@
     </w:p>
     <w:p>
       <w:pPr>
-        <w:pStyle w:val="4"/>
-        <w:tabs>
-          <w:tab w:val="left" w:pos="312"/>
-        </w:tabs>
-        <w:ind w:left="780" w:firstLine="0" w:firstLineChars="0"/>
+        <w:pStyle w:val="a3"/>
+        <w:tabs>
+          <w:tab w:val="left" w:pos="312"/>
+        </w:tabs>
+        <w:ind w:left="780" w:firstLineChars="0" w:firstLine="0"/>
         <w:rPr>
           <w:sz w:val="20"/>
           <w:szCs w:val="22"/>
@@ -2132,60 +3253,95 @@
     </w:p>
     <w:p>
       <w:pPr>
-        <w:pStyle w:val="4"/>
-        <w:tabs>
-          <w:tab w:val="left" w:pos="312"/>
-        </w:tabs>
-        <w:ind w:left="780" w:firstLine="0" w:firstLineChars="0"/>
-        <w:rPr>
-          <w:sz w:val="20"/>
-          <w:szCs w:val="22"/>
-          <w:lang w:val="de-DE"/>
-        </w:rPr>
-      </w:pPr>
-      <w:r>
-        <w:rPr>
-          <w:sz w:val="20"/>
-          <w:szCs w:val="22"/>
-          <w:lang w:val="de-DE"/>
-        </w:rPr>
-        <w:t>Beispiel: virtual void print();</w:t>
-      </w:r>
-    </w:p>
-    <w:p>
-      <w:pPr>
-        <w:pStyle w:val="4"/>
+        <w:pStyle w:val="a3"/>
+        <w:tabs>
+          <w:tab w:val="left" w:pos="312"/>
+        </w:tabs>
+        <w:ind w:left="780" w:firstLineChars="0" w:firstLine="0"/>
+        <w:rPr>
+          <w:sz w:val="20"/>
+          <w:szCs w:val="22"/>
+          <w:lang w:val="de-DE"/>
+        </w:rPr>
+      </w:pPr>
+      <w:r>
+        <w:rPr>
+          <w:sz w:val="20"/>
+          <w:szCs w:val="22"/>
+          <w:lang w:val="de-DE"/>
+        </w:rPr>
+        <w:t xml:space="preserve">Beispiel: virtual </w:t>
+      </w:r>
+      <w:proofErr w:type="spellStart"/>
+      <w:r>
+        <w:rPr>
+          <w:sz w:val="20"/>
+          <w:szCs w:val="22"/>
+          <w:lang w:val="de-DE"/>
+        </w:rPr>
+        <w:t>void</w:t>
+      </w:r>
+      <w:proofErr w:type="spellEnd"/>
+      <w:r>
+        <w:rPr>
+          <w:sz w:val="20"/>
+          <w:szCs w:val="22"/>
+          <w:lang w:val="de-DE"/>
+        </w:rPr>
+        <w:t xml:space="preserve"> print();</w:t>
+      </w:r>
+    </w:p>
+    <w:p>
+      <w:pPr>
+        <w:pStyle w:val="a3"/>
         <w:tabs>
           <w:tab w:val="left" w:pos="312"/>
           <w:tab w:val="left" w:pos="3120"/>
         </w:tabs>
-        <w:ind w:left="780" w:firstLine="0" w:firstLineChars="0"/>
-        <w:rPr>
-          <w:sz w:val="20"/>
-          <w:szCs w:val="22"/>
-          <w:lang w:val="de-DE"/>
-        </w:rPr>
-      </w:pPr>
-      <w:r>
-        <w:rPr>
-          <w:rFonts w:hint="eastAsia"/>
-          <w:sz w:val="20"/>
-          <w:szCs w:val="22"/>
-          <w:lang w:val="de-DE"/>
-        </w:rPr>
-        <w:t>虚函数是晚绑定的，也就是说，在运行时才决定执行哪一个具体的实现。派生类可以为虚函数提供新的实现也可以不提供虚函数通过在函数返回类型前加上关键字virtual来声明</w:t>
-      </w:r>
-    </w:p>
-    <w:p>
-      <w:pPr>
-        <w:pStyle w:val="4"/>
+        <w:ind w:left="780" w:firstLineChars="0" w:firstLine="0"/>
+        <w:rPr>
+          <w:sz w:val="20"/>
+          <w:szCs w:val="22"/>
+          <w:lang w:val="de-DE"/>
+        </w:rPr>
+      </w:pPr>
+      <w:r>
+        <w:rPr>
+          <w:rFonts w:hint="eastAsia"/>
+          <w:sz w:val="20"/>
+          <w:szCs w:val="22"/>
+          <w:lang w:val="de-DE"/>
+        </w:rPr>
+        <w:t>虚函数是晚绑定的，也就是说，在运行时才决定执行哪一个具体的实现。派生类可以为虚函数提供新的实现也可以不提供虚函数通过在函数返回类型前加上关键字</w:t>
+      </w:r>
+      <w:r>
+        <w:rPr>
+          <w:rFonts w:hint="eastAsia"/>
+          <w:sz w:val="20"/>
+          <w:szCs w:val="22"/>
+          <w:lang w:val="de-DE"/>
+        </w:rPr>
+        <w:t>virtual</w:t>
+      </w:r>
+      <w:r>
+        <w:rPr>
+          <w:rFonts w:hint="eastAsia"/>
+          <w:sz w:val="20"/>
+          <w:szCs w:val="22"/>
+          <w:lang w:val="de-DE"/>
+        </w:rPr>
+        <w:t>来声明</w:t>
+      </w:r>
+    </w:p>
+    <w:p>
+      <w:pPr>
+        <w:pStyle w:val="a3"/>
         <w:tabs>
           <w:tab w:val="left" w:pos="312"/>
           <w:tab w:val="left" w:pos="3120"/>
         </w:tabs>
-        <w:ind w:left="780" w:firstLine="0" w:firstLineChars="0"/>
-        <w:rPr>
-          <w:rFonts w:hint="eastAsia"/>
+        <w:ind w:left="780" w:firstLineChars="0" w:firstLine="0"/>
+        <w:rPr>
           <w:sz w:val="20"/>
           <w:szCs w:val="22"/>
         </w:rPr>
@@ -2205,12 +3361,20 @@
           <w:sz w:val="20"/>
           <w:szCs w:val="22"/>
         </w:rPr>
-        <w:t>：virtual void print();</w:t>
-      </w:r>
-    </w:p>
-    <w:p>
-      <w:pPr>
-        <w:pStyle w:val="4"/>
+        <w:t>：</w:t>
+      </w:r>
+      <w:r>
+        <w:rPr>
+          <w:rFonts w:hint="eastAsia"/>
+          <w:sz w:val="20"/>
+          <w:szCs w:val="22"/>
+        </w:rPr>
+        <w:t>virtual void print();</w:t>
+      </w:r>
+    </w:p>
+    <w:p>
+      <w:pPr>
+        <w:pStyle w:val="a3"/>
         <w:numPr>
           <w:ilvl w:val="0"/>
           <w:numId w:val="3"/>
@@ -2240,16 +3404,25 @@
           <w:szCs w:val="22"/>
           <w:lang w:val="de-DE"/>
         </w:rPr>
-        <w:t xml:space="preserve"> / 什么是抽象类</w:t>
-      </w:r>
-    </w:p>
-    <w:p>
-      <w:pPr>
-        <w:pStyle w:val="4"/>
-        <w:tabs>
-          <w:tab w:val="left" w:pos="312"/>
-        </w:tabs>
-        <w:ind w:left="780" w:firstLine="0" w:firstLineChars="0"/>
+        <w:t xml:space="preserve"> / </w:t>
+      </w:r>
+      <w:r>
+        <w:rPr>
+          <w:rFonts w:hint="eastAsia"/>
+          <w:sz w:val="20"/>
+          <w:szCs w:val="22"/>
+          <w:lang w:val="de-DE"/>
+        </w:rPr>
+        <w:t>什么是抽象类</w:t>
+      </w:r>
+    </w:p>
+    <w:p>
+      <w:pPr>
+        <w:pStyle w:val="a3"/>
+        <w:tabs>
+          <w:tab w:val="left" w:pos="312"/>
+        </w:tabs>
+        <w:ind w:left="780" w:firstLineChars="0" w:firstLine="0"/>
         <w:rPr>
           <w:sz w:val="20"/>
           <w:szCs w:val="22"/>
@@ -2267,30 +3440,50 @@
     </w:p>
     <w:p>
       <w:pPr>
-        <w:pStyle w:val="4"/>
-        <w:tabs>
-          <w:tab w:val="left" w:pos="312"/>
-        </w:tabs>
-        <w:ind w:left="780" w:firstLine="0" w:firstLineChars="0"/>
-        <w:rPr>
-          <w:sz w:val="20"/>
-          <w:szCs w:val="22"/>
-          <w:lang w:val="de-DE"/>
-        </w:rPr>
-      </w:pPr>
-      <w:r>
-        <w:rPr>
-          <w:rFonts w:hint="eastAsia"/>
-          <w:sz w:val="20"/>
-          <w:szCs w:val="22"/>
-          <w:lang w:val="de-DE"/>
-        </w:rPr>
-        <w:t>抽象类是至少包含一个纯虚函数的类</w:t>
-      </w:r>
-    </w:p>
-    <w:p>
-      <w:pPr>
-        <w:pStyle w:val="4"/>
+        <w:pStyle w:val="a3"/>
+        <w:tabs>
+          <w:tab w:val="left" w:pos="312"/>
+        </w:tabs>
+        <w:ind w:left="780" w:firstLineChars="0" w:firstLine="0"/>
+        <w:rPr>
+          <w:sz w:val="20"/>
+          <w:szCs w:val="22"/>
+          <w:lang w:val="de-DE"/>
+        </w:rPr>
+      </w:pPr>
+      <w:r>
+        <w:rPr>
+          <w:rFonts w:hint="eastAsia"/>
+          <w:sz w:val="20"/>
+          <w:szCs w:val="22"/>
+          <w:lang w:val="de-DE"/>
+        </w:rPr>
+        <w:t>抽象类是至少包含</w:t>
+      </w:r>
+      <w:proofErr w:type="gramStart"/>
+      <w:r>
+        <w:rPr>
+          <w:rFonts w:hint="eastAsia"/>
+          <w:sz w:val="20"/>
+          <w:szCs w:val="22"/>
+          <w:lang w:val="de-DE"/>
+        </w:rPr>
+        <w:t>一个纯虚函数</w:t>
+      </w:r>
+      <w:proofErr w:type="gramEnd"/>
+      <w:r>
+        <w:rPr>
+          <w:rFonts w:hint="eastAsia"/>
+          <w:sz w:val="20"/>
+          <w:szCs w:val="22"/>
+          <w:lang w:val="de-DE"/>
+        </w:rPr>
+        <w:t>的类</w:t>
+      </w:r>
+    </w:p>
+    <w:p>
+      <w:pPr>
+        <w:pStyle w:val="a3"/>
         <w:numPr>
           <w:ilvl w:val="0"/>
           <w:numId w:val="3"/>
@@ -2320,16 +3513,25 @@
           <w:szCs w:val="22"/>
           <w:lang w:val="de-DE"/>
         </w:rPr>
-        <w:t xml:space="preserve"> / 抽象类有什么特征</w:t>
-      </w:r>
-    </w:p>
-    <w:p>
-      <w:pPr>
-        <w:pStyle w:val="4"/>
-        <w:tabs>
-          <w:tab w:val="left" w:pos="312"/>
-        </w:tabs>
-        <w:ind w:left="780" w:firstLine="0" w:firstLineChars="0"/>
+        <w:t xml:space="preserve"> / </w:t>
+      </w:r>
+      <w:r>
+        <w:rPr>
+          <w:rFonts w:hint="eastAsia"/>
+          <w:sz w:val="20"/>
+          <w:szCs w:val="22"/>
+          <w:lang w:val="de-DE"/>
+        </w:rPr>
+        <w:t>抽象类有什么特征</w:t>
+      </w:r>
+    </w:p>
+    <w:p>
+      <w:pPr>
+        <w:pStyle w:val="a3"/>
+        <w:tabs>
+          <w:tab w:val="left" w:pos="312"/>
+        </w:tabs>
+        <w:ind w:left="780" w:firstLineChars="0" w:firstLine="0"/>
         <w:rPr>
           <w:sz w:val="20"/>
           <w:szCs w:val="22"/>
@@ -2347,30 +3549,41 @@
     </w:p>
     <w:p>
       <w:pPr>
-        <w:pStyle w:val="4"/>
-        <w:tabs>
-          <w:tab w:val="left" w:pos="312"/>
-        </w:tabs>
-        <w:ind w:left="780" w:firstLine="0" w:firstLineChars="0"/>
-        <w:rPr>
-          <w:sz w:val="20"/>
-          <w:szCs w:val="22"/>
-          <w:lang w:val="de-DE"/>
-        </w:rPr>
-      </w:pPr>
-      <w:r>
-        <w:rPr>
-          <w:rFonts w:hint="eastAsia"/>
-          <w:sz w:val="20"/>
-          <w:szCs w:val="22"/>
-          <w:lang w:val="de-DE"/>
-        </w:rPr>
-        <w:t>它至少包含一个纯虚函数</w:t>
-      </w:r>
-    </w:p>
-    <w:p>
-      <w:pPr>
-        <w:pStyle w:val="4"/>
+        <w:pStyle w:val="a3"/>
+        <w:tabs>
+          <w:tab w:val="left" w:pos="312"/>
+        </w:tabs>
+        <w:ind w:left="780" w:firstLineChars="0" w:firstLine="0"/>
+        <w:rPr>
+          <w:sz w:val="20"/>
+          <w:szCs w:val="22"/>
+          <w:lang w:val="de-DE"/>
+        </w:rPr>
+      </w:pPr>
+      <w:r>
+        <w:rPr>
+          <w:rFonts w:hint="eastAsia"/>
+          <w:sz w:val="20"/>
+          <w:szCs w:val="22"/>
+          <w:lang w:val="de-DE"/>
+        </w:rPr>
+        <w:t>它至少包含</w:t>
+      </w:r>
+      <w:proofErr w:type="gramStart"/>
+      <w:r>
+        <w:rPr>
+          <w:rFonts w:hint="eastAsia"/>
+          <w:sz w:val="20"/>
+          <w:szCs w:val="22"/>
+          <w:lang w:val="de-DE"/>
+        </w:rPr>
+        <w:t>一个纯虚函数</w:t>
+      </w:r>
+      <w:proofErr w:type="gramEnd"/>
+    </w:p>
+    <w:p>
+      <w:pPr>
+        <w:pStyle w:val="a3"/>
         <w:numPr>
           <w:ilvl w:val="0"/>
           <w:numId w:val="3"/>
@@ -2400,16 +3613,25 @@
           <w:szCs w:val="22"/>
           <w:lang w:val="de-DE"/>
         </w:rPr>
-        <w:t xml:space="preserve"> / 能创建抽象类的对象吗</w:t>
-      </w:r>
-    </w:p>
-    <w:p>
-      <w:pPr>
-        <w:pStyle w:val="4"/>
-        <w:tabs>
-          <w:tab w:val="left" w:pos="312"/>
-        </w:tabs>
-        <w:ind w:left="780" w:firstLine="0" w:firstLineChars="0"/>
+        <w:t xml:space="preserve"> / </w:t>
+      </w:r>
+      <w:r>
+        <w:rPr>
+          <w:rFonts w:hint="eastAsia"/>
+          <w:sz w:val="20"/>
+          <w:szCs w:val="22"/>
+          <w:lang w:val="de-DE"/>
+        </w:rPr>
+        <w:t>能创建抽象类的对象吗</w:t>
+      </w:r>
+    </w:p>
+    <w:p>
+      <w:pPr>
+        <w:pStyle w:val="a3"/>
+        <w:tabs>
+          <w:tab w:val="left" w:pos="312"/>
+        </w:tabs>
+        <w:ind w:left="780" w:firstLineChars="0" w:firstLine="0"/>
         <w:rPr>
           <w:sz w:val="20"/>
           <w:szCs w:val="22"/>
@@ -2427,7 +3649,7 @@
     </w:p>
     <w:p>
       <w:pPr>
-        <w:pStyle w:val="4"/>
+        <w:pStyle w:val="a3"/>
         <w:numPr>
           <w:ilvl w:val="0"/>
           <w:numId w:val="3"/>
@@ -2457,16 +3679,36 @@
           <w:szCs w:val="22"/>
           <w:lang w:val="de-DE"/>
         </w:rPr>
-        <w:t xml:space="preserve"> / 什么是纯虚函数</w:t>
-      </w:r>
-    </w:p>
-    <w:p>
-      <w:pPr>
-        <w:pStyle w:val="4"/>
-        <w:tabs>
-          <w:tab w:val="left" w:pos="312"/>
-        </w:tabs>
-        <w:ind w:left="780" w:firstLine="0" w:firstLineChars="0"/>
+        <w:t xml:space="preserve"> / </w:t>
+      </w:r>
+      <w:r>
+        <w:rPr>
+          <w:rFonts w:hint="eastAsia"/>
+          <w:sz w:val="20"/>
+          <w:szCs w:val="22"/>
+          <w:lang w:val="de-DE"/>
+        </w:rPr>
+        <w:t>什么</w:t>
+      </w:r>
+      <w:proofErr w:type="gramStart"/>
+      <w:r>
+        <w:rPr>
+          <w:rFonts w:hint="eastAsia"/>
+          <w:sz w:val="20"/>
+          <w:szCs w:val="22"/>
+          <w:lang w:val="de-DE"/>
+        </w:rPr>
+        <w:t>是纯虚函数</w:t>
+      </w:r>
+      <w:proofErr w:type="gramEnd"/>
+    </w:p>
+    <w:p>
+      <w:pPr>
+        <w:pStyle w:val="a3"/>
+        <w:tabs>
+          <w:tab w:val="left" w:pos="312"/>
+        </w:tabs>
+        <w:ind w:left="780" w:firstLineChars="0" w:firstLine="0"/>
         <w:rPr>
           <w:sz w:val="20"/>
           <w:szCs w:val="22"/>
@@ -2484,30 +3726,59 @@
     </w:p>
     <w:p>
       <w:pPr>
-        <w:pStyle w:val="4"/>
-        <w:tabs>
-          <w:tab w:val="left" w:pos="312"/>
-        </w:tabs>
-        <w:ind w:left="780" w:firstLine="0" w:firstLineChars="0"/>
-        <w:rPr>
-          <w:sz w:val="20"/>
-          <w:szCs w:val="22"/>
-          <w:lang w:val="de-DE"/>
-        </w:rPr>
-      </w:pPr>
-      <w:r>
-        <w:rPr>
-          <w:rFonts w:hint="eastAsia"/>
-          <w:sz w:val="20"/>
-          <w:szCs w:val="22"/>
-          <w:lang w:val="de-DE"/>
-        </w:rPr>
-        <w:t>纯虚函数在其声明的末尾用“=0”来标识，在声明它们的类中，不需要提供实现</w:t>
-      </w:r>
-    </w:p>
-    <w:p>
-      <w:pPr>
-        <w:pStyle w:val="4"/>
+        <w:pStyle w:val="a3"/>
+        <w:tabs>
+          <w:tab w:val="left" w:pos="312"/>
+        </w:tabs>
+        <w:ind w:left="780" w:firstLineChars="0" w:firstLine="0"/>
+        <w:rPr>
+          <w:sz w:val="20"/>
+          <w:szCs w:val="22"/>
+          <w:lang w:val="de-DE"/>
+        </w:rPr>
+      </w:pPr>
+      <w:proofErr w:type="gramStart"/>
+      <w:r>
+        <w:rPr>
+          <w:rFonts w:hint="eastAsia"/>
+          <w:sz w:val="20"/>
+          <w:szCs w:val="22"/>
+          <w:lang w:val="de-DE"/>
+        </w:rPr>
+        <w:t>纯虚函数</w:t>
+      </w:r>
+      <w:proofErr w:type="gramEnd"/>
+      <w:r>
+        <w:rPr>
+          <w:rFonts w:hint="eastAsia"/>
+          <w:sz w:val="20"/>
+          <w:szCs w:val="22"/>
+          <w:lang w:val="de-DE"/>
+        </w:rPr>
+        <w:t>在其声明的末尾用“</w:t>
+      </w:r>
+      <w:r>
+        <w:rPr>
+          <w:rFonts w:hint="eastAsia"/>
+          <w:sz w:val="20"/>
+          <w:szCs w:val="22"/>
+          <w:lang w:val="de-DE"/>
+        </w:rPr>
+        <w:t>=0</w:t>
+      </w:r>
+      <w:r>
+        <w:rPr>
+          <w:rFonts w:hint="eastAsia"/>
+          <w:sz w:val="20"/>
+          <w:szCs w:val="22"/>
+          <w:lang w:val="de-DE"/>
+        </w:rPr>
+        <w:t>”来标识，在声明它们的类中，不需要提供实现</w:t>
+      </w:r>
+    </w:p>
+    <w:p>
+      <w:pPr>
+        <w:pStyle w:val="a3"/>
         <w:numPr>
           <w:ilvl w:val="0"/>
           <w:numId w:val="3"/>
@@ -2537,16 +3808,36 @@
           <w:szCs w:val="22"/>
           <w:lang w:val="de-DE"/>
         </w:rPr>
-        <w:t xml:space="preserve"> / 为什么析构函数应该始终是虚函数</w:t>
-      </w:r>
-    </w:p>
-    <w:p>
-      <w:pPr>
-        <w:pStyle w:val="4"/>
-        <w:tabs>
-          <w:tab w:val="left" w:pos="312"/>
-        </w:tabs>
-        <w:ind w:left="780" w:firstLine="0" w:firstLineChars="0"/>
+        <w:t xml:space="preserve"> / </w:t>
+      </w:r>
+      <w:proofErr w:type="gramStart"/>
+      <w:r>
+        <w:rPr>
+          <w:rFonts w:hint="eastAsia"/>
+          <w:sz w:val="20"/>
+          <w:szCs w:val="22"/>
+          <w:lang w:val="de-DE"/>
+        </w:rPr>
+        <w:t>为什么析构函数</w:t>
+      </w:r>
+      <w:proofErr w:type="gramEnd"/>
+      <w:r>
+        <w:rPr>
+          <w:rFonts w:hint="eastAsia"/>
+          <w:sz w:val="20"/>
+          <w:szCs w:val="22"/>
+          <w:lang w:val="de-DE"/>
+        </w:rPr>
+        <w:t>应该始终是虚函数</w:t>
+      </w:r>
+    </w:p>
+    <w:p>
+      <w:pPr>
+        <w:pStyle w:val="a3"/>
+        <w:tabs>
+          <w:tab w:val="left" w:pos="312"/>
+        </w:tabs>
+        <w:ind w:left="780" w:firstLineChars="0" w:firstLine="0"/>
         <w:rPr>
           <w:sz w:val="20"/>
           <w:szCs w:val="22"/>
@@ -2564,73 +3855,130 @@
     </w:p>
     <w:p>
       <w:pPr>
-        <w:pStyle w:val="4"/>
-        <w:tabs>
-          <w:tab w:val="left" w:pos="312"/>
-        </w:tabs>
-        <w:ind w:left="780" w:firstLine="0" w:firstLineChars="0"/>
-        <w:rPr>
-          <w:sz w:val="20"/>
-          <w:szCs w:val="22"/>
-          <w:lang w:val="de-DE"/>
-        </w:rPr>
-      </w:pPr>
-      <w:r>
-        <w:rPr>
-          <w:rFonts w:hint="eastAsia"/>
-          <w:sz w:val="20"/>
-          <w:szCs w:val="22"/>
-          <w:lang w:val="de-DE"/>
-        </w:rPr>
-        <w:t>这样在通过基类指针删除对象时，也会正确调用派生类的析构函数， 从而避免内存泄漏</w:t>
-      </w:r>
-    </w:p>
-    <w:p>
-      <w:pPr>
-        <w:pStyle w:val="4"/>
-        <w:tabs>
-          <w:tab w:val="left" w:pos="312"/>
-        </w:tabs>
-        <w:ind w:left="780" w:firstLine="0" w:firstLineChars="0"/>
-        <w:rPr>
-          <w:sz w:val="20"/>
-          <w:szCs w:val="22"/>
-          <w:lang w:val="de-DE"/>
-        </w:rPr>
-      </w:pPr>
-    </w:p>
-    <w:p>
-      <w:pPr>
-        <w:pStyle w:val="4"/>
-        <w:tabs>
-          <w:tab w:val="left" w:pos="312"/>
-        </w:tabs>
-        <w:ind w:left="780" w:firstLine="0" w:firstLineChars="0"/>
-        <w:rPr>
-          <w:sz w:val="20"/>
-          <w:szCs w:val="22"/>
-          <w:lang w:val="de-DE"/>
-        </w:rPr>
-      </w:pPr>
-    </w:p>
-    <w:p>
-      <w:pPr>
-        <w:pStyle w:val="4"/>
-        <w:tabs>
-          <w:tab w:val="left" w:pos="312"/>
-        </w:tabs>
-        <w:ind w:left="780" w:firstLine="0" w:firstLineChars="0"/>
-        <w:rPr>
-          <w:rFonts w:hint="eastAsia"/>
-          <w:sz w:val="20"/>
-          <w:szCs w:val="22"/>
-          <w:lang w:val="de-DE"/>
-        </w:rPr>
-      </w:pPr>
-    </w:p>
-    <w:p>
-      <w:pPr>
-        <w:pStyle w:val="4"/>
+        <w:pStyle w:val="a3"/>
+        <w:tabs>
+          <w:tab w:val="left" w:pos="312"/>
+        </w:tabs>
+        <w:ind w:left="780" w:firstLineChars="0" w:firstLine="0"/>
+        <w:rPr>
+          <w:sz w:val="20"/>
+          <w:szCs w:val="22"/>
+          <w:lang w:val="de-DE"/>
+        </w:rPr>
+      </w:pPr>
+      <w:r>
+        <w:rPr>
+          <w:rFonts w:hint="eastAsia"/>
+          <w:sz w:val="20"/>
+          <w:szCs w:val="22"/>
+          <w:lang w:val="de-DE"/>
+        </w:rPr>
+        <w:t>这样在</w:t>
+      </w:r>
+      <w:proofErr w:type="gramStart"/>
+      <w:r>
+        <w:rPr>
+          <w:rFonts w:hint="eastAsia"/>
+          <w:sz w:val="20"/>
+          <w:szCs w:val="22"/>
+          <w:lang w:val="de-DE"/>
+        </w:rPr>
+        <w:t>通过基类指针</w:t>
+      </w:r>
+      <w:proofErr w:type="gramEnd"/>
+      <w:r>
+        <w:rPr>
+          <w:rFonts w:hint="eastAsia"/>
+          <w:sz w:val="20"/>
+          <w:szCs w:val="22"/>
+          <w:lang w:val="de-DE"/>
+        </w:rPr>
+        <w:t>删除对象时，也会正确调用派生类</w:t>
+      </w:r>
+      <w:proofErr w:type="gramStart"/>
+      <w:r>
+        <w:rPr>
+          <w:rFonts w:hint="eastAsia"/>
+          <w:sz w:val="20"/>
+          <w:szCs w:val="22"/>
+          <w:lang w:val="de-DE"/>
+        </w:rPr>
+        <w:t>的析构函数</w:t>
+      </w:r>
+      <w:proofErr w:type="gramEnd"/>
+      <w:r>
+        <w:rPr>
+          <w:rFonts w:hint="eastAsia"/>
+          <w:sz w:val="20"/>
+          <w:szCs w:val="22"/>
+          <w:lang w:val="de-DE"/>
+        </w:rPr>
+        <w:t>，</w:t>
+      </w:r>
+      <w:r>
+        <w:rPr>
+          <w:rFonts w:hint="eastAsia"/>
+          <w:sz w:val="20"/>
+          <w:szCs w:val="22"/>
+          <w:lang w:val="de-DE"/>
+        </w:rPr>
+        <w:t xml:space="preserve"> </w:t>
+      </w:r>
+      <w:r>
+        <w:rPr>
+          <w:rFonts w:hint="eastAsia"/>
+          <w:sz w:val="20"/>
+          <w:szCs w:val="22"/>
+          <w:lang w:val="de-DE"/>
+        </w:rPr>
+        <w:t>从而避免内存泄漏</w:t>
+      </w:r>
+    </w:p>
+    <w:p>
+      <w:pPr>
+        <w:pStyle w:val="a3"/>
+        <w:tabs>
+          <w:tab w:val="left" w:pos="312"/>
+        </w:tabs>
+        <w:ind w:left="780" w:firstLineChars="0" w:firstLine="0"/>
+        <w:rPr>
+          <w:sz w:val="20"/>
+          <w:szCs w:val="22"/>
+          <w:lang w:val="de-DE"/>
+        </w:rPr>
+      </w:pPr>
+    </w:p>
+    <w:p>
+      <w:pPr>
+        <w:pStyle w:val="a3"/>
+        <w:tabs>
+          <w:tab w:val="left" w:pos="312"/>
+        </w:tabs>
+        <w:ind w:left="780" w:firstLineChars="0" w:firstLine="0"/>
+        <w:rPr>
+          <w:sz w:val="20"/>
+          <w:szCs w:val="22"/>
+          <w:lang w:val="de-DE"/>
+        </w:rPr>
+      </w:pPr>
+    </w:p>
+    <w:p>
+      <w:pPr>
+        <w:pStyle w:val="a3"/>
+        <w:tabs>
+          <w:tab w:val="left" w:pos="312"/>
+        </w:tabs>
+        <w:ind w:left="780" w:firstLineChars="0" w:firstLine="0"/>
+        <w:rPr>
+          <w:sz w:val="20"/>
+          <w:szCs w:val="22"/>
+          <w:lang w:val="de-DE"/>
+        </w:rPr>
+      </w:pPr>
+    </w:p>
+    <w:p>
+      <w:pPr>
+        <w:pStyle w:val="a3"/>
         <w:numPr>
           <w:ilvl w:val="0"/>
           <w:numId w:val="3"/>
@@ -2651,6 +3999,7 @@
           <w:szCs w:val="22"/>
           <w:lang w:val="de-DE"/>
         </w:rPr>
+        <w:lastRenderedPageBreak/>
         <w:t>Erklären sie die Begriffe public, private, protected in Bezug auf die Vererbung.</w:t>
       </w:r>
       <w:r>
@@ -2660,16 +4009,43 @@
           <w:szCs w:val="22"/>
           <w:lang w:val="de-DE"/>
         </w:rPr>
-        <w:t xml:space="preserve"> / 请解释在继承中public, private, protected这几个术语的含义</w:t>
-      </w:r>
-    </w:p>
-    <w:p>
-      <w:pPr>
-        <w:pStyle w:val="4"/>
-        <w:tabs>
-          <w:tab w:val="left" w:pos="312"/>
-        </w:tabs>
-        <w:ind w:left="780" w:firstLine="0" w:firstLineChars="0"/>
+        <w:t xml:space="preserve"> / </w:t>
+      </w:r>
+      <w:r>
+        <w:rPr>
+          <w:rFonts w:hint="eastAsia"/>
+          <w:sz w:val="20"/>
+          <w:szCs w:val="22"/>
+          <w:lang w:val="de-DE"/>
+        </w:rPr>
+        <w:t>请解释在继承中</w:t>
+      </w:r>
+      <w:r>
+        <w:rPr>
+          <w:rFonts w:hint="eastAsia"/>
+          <w:sz w:val="20"/>
+          <w:szCs w:val="22"/>
+          <w:lang w:val="de-DE"/>
+        </w:rPr>
+        <w:t>public, private, protected</w:t>
+      </w:r>
+      <w:r>
+        <w:rPr>
+          <w:rFonts w:hint="eastAsia"/>
+          <w:sz w:val="20"/>
+          <w:szCs w:val="22"/>
+          <w:lang w:val="de-DE"/>
+        </w:rPr>
+        <w:t>这几个术语的含义</w:t>
+      </w:r>
+    </w:p>
+    <w:p>
+      <w:pPr>
+        <w:pStyle w:val="a3"/>
+        <w:tabs>
+          <w:tab w:val="left" w:pos="312"/>
+        </w:tabs>
+        <w:ind w:left="780" w:firstLineChars="0" w:firstLine="0"/>
         <w:rPr>
           <w:sz w:val="20"/>
           <w:szCs w:val="22"/>
@@ -2687,13 +4063,12 @@
     </w:p>
     <w:p>
       <w:pPr>
-        <w:pStyle w:val="4"/>
-        <w:tabs>
-          <w:tab w:val="left" w:pos="312"/>
-        </w:tabs>
-        <w:ind w:left="780" w:firstLine="0" w:firstLineChars="0"/>
-        <w:rPr>
-          <w:rFonts w:hint="eastAsia"/>
+        <w:pStyle w:val="a3"/>
+        <w:tabs>
+          <w:tab w:val="left" w:pos="312"/>
+        </w:tabs>
+        <w:ind w:left="780" w:firstLineChars="0" w:firstLine="0"/>
+        <w:rPr>
           <w:sz w:val="20"/>
           <w:szCs w:val="22"/>
           <w:lang w:val="de-DE"/>
@@ -2714,16 +4089,25 @@
           <w:szCs w:val="22"/>
           <w:lang w:val="de-DE"/>
         </w:rPr>
-        <w:t>ublic（公有）：成员在任何地方都可以访问</w:t>
-      </w:r>
-    </w:p>
-    <w:p>
-      <w:pPr>
-        <w:pStyle w:val="4"/>
-        <w:tabs>
-          <w:tab w:val="left" w:pos="312"/>
-        </w:tabs>
-        <w:ind w:left="780" w:firstLine="0" w:firstLineChars="0"/>
+        <w:t>ublic</w:t>
+      </w:r>
+      <w:r>
+        <w:rPr>
+          <w:rFonts w:hint="eastAsia"/>
+          <w:sz w:val="20"/>
+          <w:szCs w:val="22"/>
+          <w:lang w:val="de-DE"/>
+        </w:rPr>
+        <w:t>（公有）：成员在任何地方都可以访问</w:t>
+      </w:r>
+    </w:p>
+    <w:p>
+      <w:pPr>
+        <w:pStyle w:val="a3"/>
+        <w:tabs>
+          <w:tab w:val="left" w:pos="312"/>
+        </w:tabs>
+        <w:ind w:left="780" w:firstLineChars="0" w:firstLine="0"/>
         <w:rPr>
           <w:sz w:val="20"/>
           <w:szCs w:val="22"/>
@@ -2741,13 +4125,12 @@
     </w:p>
     <w:p>
       <w:pPr>
-        <w:pStyle w:val="4"/>
-        <w:tabs>
-          <w:tab w:val="left" w:pos="312"/>
-        </w:tabs>
-        <w:ind w:left="780" w:firstLine="0" w:firstLineChars="0"/>
-        <w:rPr>
-          <w:rFonts w:hint="eastAsia"/>
+        <w:pStyle w:val="a3"/>
+        <w:tabs>
+          <w:tab w:val="left" w:pos="312"/>
+        </w:tabs>
+        <w:ind w:left="780" w:firstLineChars="0" w:firstLine="0"/>
+        <w:rPr>
           <w:sz w:val="20"/>
           <w:szCs w:val="22"/>
           <w:lang w:val="de-DE"/>
@@ -2768,16 +4151,25 @@
           <w:szCs w:val="22"/>
           <w:lang w:val="de-DE"/>
         </w:rPr>
-        <w:t>rotected（受保护）：成员只能在本类以及所有派生类中访问</w:t>
-      </w:r>
-    </w:p>
-    <w:p>
-      <w:pPr>
-        <w:pStyle w:val="4"/>
-        <w:tabs>
-          <w:tab w:val="left" w:pos="312"/>
-        </w:tabs>
-        <w:ind w:left="780" w:firstLine="0" w:firstLineChars="0"/>
+        <w:t>rotected</w:t>
+      </w:r>
+      <w:r>
+        <w:rPr>
+          <w:rFonts w:hint="eastAsia"/>
+          <w:sz w:val="20"/>
+          <w:szCs w:val="22"/>
+          <w:lang w:val="de-DE"/>
+        </w:rPr>
+        <w:t>（受保护）：成员只能在本类以及所有派生类中访问</w:t>
+      </w:r>
+    </w:p>
+    <w:p>
+      <w:pPr>
+        <w:pStyle w:val="a3"/>
+        <w:tabs>
+          <w:tab w:val="left" w:pos="312"/>
+        </w:tabs>
+        <w:ind w:left="780" w:firstLineChars="0" w:firstLine="0"/>
         <w:rPr>
           <w:sz w:val="20"/>
           <w:szCs w:val="22"/>
@@ -2795,25 +4187,34 @@
     </w:p>
     <w:p>
       <w:pPr>
-        <w:pStyle w:val="4"/>
-        <w:tabs>
-          <w:tab w:val="left" w:pos="312"/>
-        </w:tabs>
-        <w:ind w:left="780" w:firstLine="0" w:firstLineChars="0"/>
-        <w:rPr>
-          <w:sz w:val="20"/>
-          <w:szCs w:val="22"/>
-          <w:lang w:val="de-DE"/>
-        </w:rPr>
-      </w:pPr>
-      <w:r>
-        <w:rPr>
-          <w:rFonts w:hint="eastAsia"/>
-          <w:sz w:val="20"/>
-          <w:szCs w:val="22"/>
-          <w:lang w:val="de-DE"/>
-        </w:rPr>
-        <w:t>Private（私有）：成员只能在声明它们的类中被访问</w:t>
+        <w:pStyle w:val="a3"/>
+        <w:tabs>
+          <w:tab w:val="left" w:pos="312"/>
+        </w:tabs>
+        <w:ind w:left="780" w:firstLineChars="0" w:firstLine="0"/>
+        <w:rPr>
+          <w:sz w:val="20"/>
+          <w:szCs w:val="22"/>
+          <w:lang w:val="de-DE"/>
+        </w:rPr>
+      </w:pPr>
+      <w:r>
+        <w:rPr>
+          <w:rFonts w:hint="eastAsia"/>
+          <w:sz w:val="20"/>
+          <w:szCs w:val="22"/>
+          <w:lang w:val="de-DE"/>
+        </w:rPr>
+        <w:t>Private</w:t>
+      </w:r>
+      <w:r>
+        <w:rPr>
+          <w:rFonts w:hint="eastAsia"/>
+          <w:sz w:val="20"/>
+          <w:szCs w:val="22"/>
+          <w:lang w:val="de-DE"/>
+        </w:rPr>
+        <w:t>（私有）：成员只能在声明它们的类中被访问</w:t>
       </w:r>
       <w:r>
         <w:rPr>
@@ -2826,7 +4227,7 @@
     </w:p>
     <w:p>
       <w:pPr>
-        <w:pStyle w:val="4"/>
+        <w:pStyle w:val="a3"/>
         <w:numPr>
           <w:ilvl w:val="0"/>
           <w:numId w:val="3"/>
@@ -2856,16 +4257,25 @@
           <w:szCs w:val="22"/>
           <w:lang w:val="de-DE"/>
         </w:rPr>
-        <w:t xml:space="preserve"> / 为什么初始化列表在继承层次结构中很重要</w:t>
-      </w:r>
-    </w:p>
-    <w:p>
-      <w:pPr>
-        <w:pStyle w:val="4"/>
-        <w:tabs>
-          <w:tab w:val="left" w:pos="312"/>
-        </w:tabs>
-        <w:ind w:left="780" w:firstLine="0" w:firstLineChars="0"/>
+        <w:t xml:space="preserve"> / </w:t>
+      </w:r>
+      <w:r>
+        <w:rPr>
+          <w:rFonts w:hint="eastAsia"/>
+          <w:sz w:val="20"/>
+          <w:szCs w:val="22"/>
+          <w:lang w:val="de-DE"/>
+        </w:rPr>
+        <w:t>为什么初始化列表在继承层次结构中很重要</w:t>
+      </w:r>
+    </w:p>
+    <w:p>
+      <w:pPr>
+        <w:pStyle w:val="a3"/>
+        <w:tabs>
+          <w:tab w:val="left" w:pos="312"/>
+        </w:tabs>
+        <w:ind w:left="780" w:firstLineChars="0" w:firstLine="0"/>
         <w:rPr>
           <w:sz w:val="20"/>
           <w:szCs w:val="22"/>
@@ -2883,11 +4293,11 @@
     </w:p>
     <w:p>
       <w:pPr>
-        <w:pStyle w:val="4"/>
-        <w:tabs>
-          <w:tab w:val="left" w:pos="312"/>
-        </w:tabs>
-        <w:ind w:left="780" w:firstLine="0" w:firstLineChars="0"/>
+        <w:pStyle w:val="a3"/>
+        <w:tabs>
+          <w:tab w:val="left" w:pos="312"/>
+        </w:tabs>
+        <w:ind w:left="780" w:firstLineChars="0" w:firstLine="0"/>
         <w:rPr>
           <w:sz w:val="20"/>
           <w:szCs w:val="22"/>
@@ -2947,7 +4357,27 @@
           <w:szCs w:val="22"/>
           <w:lang w:val="de-DE"/>
         </w:rPr>
-        <w:t>本次实验中重点并不在于检验理论知识的掌握情况。更重要的是要确保所要求的概念已经被理解。析构函数应该被仔细查看，从中可以看出很多内容！</w:t>
+        <w:t>本次实验中重点并不在于检验理论知识的掌握情况。更重要的是要确保所要求的概念已经被理解。</w:t>
+      </w:r>
+      <w:proofErr w:type="gramStart"/>
+      <w:r>
+        <w:rPr>
+          <w:rFonts w:hint="eastAsia"/>
+          <w:sz w:val="20"/>
+          <w:szCs w:val="22"/>
+          <w:lang w:val="de-DE"/>
+        </w:rPr>
+        <w:t>析构函数</w:t>
+      </w:r>
+      <w:proofErr w:type="gramEnd"/>
+      <w:r>
+        <w:rPr>
+          <w:rFonts w:hint="eastAsia"/>
+          <w:sz w:val="20"/>
+          <w:szCs w:val="22"/>
+          <w:lang w:val="de-DE"/>
+        </w:rPr>
+        <w:t>应该被仔细查看，从中可以看出很多内容！</w:t>
       </w:r>
     </w:p>
     <w:p>
@@ -2983,7 +4413,7 @@
     </w:p>
     <w:p>
       <w:pPr>
-        <w:pStyle w:val="4"/>
+        <w:pStyle w:val="a3"/>
         <w:numPr>
           <w:ilvl w:val="0"/>
           <w:numId w:val="4"/>
@@ -3013,25 +4443,70 @@
           <w:szCs w:val="22"/>
           <w:lang w:val="de-DE"/>
         </w:rPr>
-        <w:t xml:space="preserve">zwischen GUI Element und Funktionen in Qt? </w:t>
-      </w:r>
-      <w:r>
-        <w:rPr>
-          <w:rFonts w:hint="eastAsia"/>
-          <w:sz w:val="20"/>
-          <w:szCs w:val="22"/>
-          <w:lang w:val="de-DE"/>
-        </w:rPr>
-        <w:t>/ QT中GUI元素和函数之间是如何通信的</w:t>
-      </w:r>
-    </w:p>
-    <w:p>
-      <w:pPr>
-        <w:pStyle w:val="4"/>
-        <w:tabs>
-          <w:tab w:val="left" w:pos="312"/>
-        </w:tabs>
-        <w:ind w:left="780" w:firstLine="0" w:firstLineChars="0"/>
+        <w:t xml:space="preserve">zwischen </w:t>
+      </w:r>
+      <w:proofErr w:type="gramStart"/>
+      <w:r>
+        <w:rPr>
+          <w:sz w:val="20"/>
+          <w:szCs w:val="22"/>
+          <w:lang w:val="de-DE"/>
+        </w:rPr>
+        <w:t>GUI Element</w:t>
+      </w:r>
+      <w:proofErr w:type="gramEnd"/>
+      <w:r>
+        <w:rPr>
+          <w:sz w:val="20"/>
+          <w:szCs w:val="22"/>
+          <w:lang w:val="de-DE"/>
+        </w:rPr>
+        <w:t xml:space="preserve"> und Funktionen in Qt? </w:t>
+      </w:r>
+      <w:r>
+        <w:rPr>
+          <w:rFonts w:hint="eastAsia"/>
+          <w:sz w:val="20"/>
+          <w:szCs w:val="22"/>
+          <w:lang w:val="de-DE"/>
+        </w:rPr>
+        <w:t>/ QT</w:t>
+      </w:r>
+      <w:r>
+        <w:rPr>
+          <w:rFonts w:hint="eastAsia"/>
+          <w:sz w:val="20"/>
+          <w:szCs w:val="22"/>
+          <w:lang w:val="de-DE"/>
+        </w:rPr>
+        <w:t>中</w:t>
+      </w:r>
+      <w:r>
+        <w:rPr>
+          <w:rFonts w:hint="eastAsia"/>
+          <w:sz w:val="20"/>
+          <w:szCs w:val="22"/>
+          <w:lang w:val="de-DE"/>
+        </w:rPr>
+        <w:t>GUI</w:t>
+      </w:r>
+      <w:r>
+        <w:rPr>
+          <w:rFonts w:hint="eastAsia"/>
+          <w:sz w:val="20"/>
+          <w:szCs w:val="22"/>
+          <w:lang w:val="de-DE"/>
+        </w:rPr>
+        <w:t>元素和函数之间是如何通信的</w:t>
+      </w:r>
+    </w:p>
+    <w:p>
+      <w:pPr>
+        <w:pStyle w:val="a3"/>
+        <w:tabs>
+          <w:tab w:val="left" w:pos="312"/>
+        </w:tabs>
+        <w:ind w:left="780" w:firstLineChars="0" w:firstLine="0"/>
         <w:rPr>
           <w:sz w:val="20"/>
           <w:szCs w:val="22"/>
@@ -3062,29 +4537,48 @@
           <w:szCs w:val="22"/>
           <w:lang w:val="de-DE"/>
         </w:rPr>
-        <w:t>ie spezifizierte Slot Funktion wird j</w:t>
-      </w:r>
-      <w:bookmarkStart w:id="0" w:name="_GoBack"/>
-      <w:bookmarkEnd w:id="0"/>
-      <w:r>
-        <w:rPr>
-          <w:rFonts w:hint="eastAsia"/>
-          <w:sz w:val="20"/>
-          <w:szCs w:val="22"/>
-          <w:lang w:val="de-DE"/>
-        </w:rPr>
-        <w:t>edes mal aufgerufen, wenn das verbundene Signal emittiert wird.</w:t>
-      </w:r>
-    </w:p>
-    <w:p>
-      <w:pPr>
-        <w:pStyle w:val="4"/>
-        <w:tabs>
-          <w:tab w:val="left" w:pos="312"/>
-        </w:tabs>
-        <w:ind w:left="780" w:firstLine="0" w:firstLineChars="0"/>
-        <w:rPr>
-          <w:rFonts w:hint="eastAsia"/>
+        <w:t xml:space="preserve">ie spezifizierte Slot Funktion wird </w:t>
+      </w:r>
+      <w:proofErr w:type="spellStart"/>
+      <w:r>
+        <w:rPr>
+          <w:rFonts w:hint="eastAsia"/>
+          <w:sz w:val="20"/>
+          <w:szCs w:val="22"/>
+          <w:lang w:val="de-DE"/>
+        </w:rPr>
+        <w:t xml:space="preserve">jedes </w:t>
+      </w:r>
+      <w:proofErr w:type="gramStart"/>
+      <w:r>
+        <w:rPr>
+          <w:rFonts w:hint="eastAsia"/>
+          <w:sz w:val="20"/>
+          <w:szCs w:val="22"/>
+          <w:lang w:val="de-DE"/>
+        </w:rPr>
+        <w:t>mal</w:t>
+      </w:r>
+      <w:proofErr w:type="spellEnd"/>
+      <w:proofErr w:type="gramEnd"/>
+      <w:r>
+        <w:rPr>
+          <w:rFonts w:hint="eastAsia"/>
+          <w:sz w:val="20"/>
+          <w:szCs w:val="22"/>
+          <w:lang w:val="de-DE"/>
+        </w:rPr>
+        <w:t xml:space="preserve"> aufgerufen, wenn das verbundene Signal emittiert wird.</w:t>
+      </w:r>
+    </w:p>
+    <w:p>
+      <w:pPr>
+        <w:pStyle w:val="a3"/>
+        <w:tabs>
+          <w:tab w:val="left" w:pos="312"/>
+        </w:tabs>
+        <w:ind w:left="780" w:firstLineChars="0" w:firstLine="0"/>
+        <w:rPr>
           <w:sz w:val="20"/>
           <w:szCs w:val="22"/>
           <w:lang w:val="de-DE"/>
@@ -3102,7 +4596,7 @@
     </w:p>
     <w:p>
       <w:pPr>
-        <w:pStyle w:val="4"/>
+        <w:pStyle w:val="a3"/>
         <w:numPr>
           <w:ilvl w:val="0"/>
           <w:numId w:val="4"/>
@@ -3132,16 +4626,25 @@
           <w:szCs w:val="22"/>
           <w:lang w:val="de-DE"/>
         </w:rPr>
-        <w:t xml:space="preserve"> / 什么是静态函数</w:t>
-      </w:r>
-    </w:p>
-    <w:p>
-      <w:pPr>
-        <w:pStyle w:val="4"/>
-        <w:tabs>
-          <w:tab w:val="left" w:pos="312"/>
-        </w:tabs>
-        <w:ind w:left="780" w:firstLine="0" w:firstLineChars="0"/>
+        <w:t xml:space="preserve"> / </w:t>
+      </w:r>
+      <w:r>
+        <w:rPr>
+          <w:rFonts w:hint="eastAsia"/>
+          <w:sz w:val="20"/>
+          <w:szCs w:val="22"/>
+          <w:lang w:val="de-DE"/>
+        </w:rPr>
+        <w:t>什么是静态函数</w:t>
+      </w:r>
+    </w:p>
+    <w:p>
+      <w:pPr>
+        <w:pStyle w:val="a3"/>
+        <w:tabs>
+          <w:tab w:val="left" w:pos="312"/>
+        </w:tabs>
+        <w:ind w:left="780" w:firstLineChars="0" w:firstLine="0"/>
         <w:rPr>
           <w:sz w:val="20"/>
           <w:szCs w:val="22"/>
@@ -3168,30 +4671,50 @@
     </w:p>
     <w:p>
       <w:pPr>
-        <w:pStyle w:val="4"/>
-        <w:tabs>
-          <w:tab w:val="left" w:pos="312"/>
-        </w:tabs>
-        <w:ind w:left="780" w:firstLine="0" w:firstLineChars="0"/>
-        <w:rPr>
-          <w:sz w:val="20"/>
-          <w:szCs w:val="22"/>
-          <w:lang w:val="de-DE"/>
-        </w:rPr>
-      </w:pPr>
-      <w:r>
-        <w:rPr>
-          <w:rFonts w:hint="eastAsia"/>
-          <w:sz w:val="20"/>
-          <w:szCs w:val="22"/>
-          <w:lang w:val="de-DE"/>
-        </w:rPr>
-        <w:t>静态函数是可以在没有类对象的情况下调用的函数</w:t>
-      </w:r>
-    </w:p>
-    <w:p>
-      <w:pPr>
-        <w:pStyle w:val="4"/>
+        <w:pStyle w:val="a3"/>
+        <w:tabs>
+          <w:tab w:val="left" w:pos="312"/>
+        </w:tabs>
+        <w:ind w:left="780" w:firstLineChars="0" w:firstLine="0"/>
+        <w:rPr>
+          <w:sz w:val="20"/>
+          <w:szCs w:val="22"/>
+          <w:lang w:val="de-DE"/>
+        </w:rPr>
+      </w:pPr>
+      <w:r>
+        <w:rPr>
+          <w:rFonts w:hint="eastAsia"/>
+          <w:sz w:val="20"/>
+          <w:szCs w:val="22"/>
+          <w:lang w:val="de-DE"/>
+        </w:rPr>
+        <w:t>静态函数是可以在没有</w:t>
+      </w:r>
+      <w:proofErr w:type="gramStart"/>
+      <w:r>
+        <w:rPr>
+          <w:rFonts w:hint="eastAsia"/>
+          <w:sz w:val="20"/>
+          <w:szCs w:val="22"/>
+          <w:lang w:val="de-DE"/>
+        </w:rPr>
+        <w:t>类对象</w:t>
+      </w:r>
+      <w:proofErr w:type="gramEnd"/>
+      <w:r>
+        <w:rPr>
+          <w:rFonts w:hint="eastAsia"/>
+          <w:sz w:val="20"/>
+          <w:szCs w:val="22"/>
+          <w:lang w:val="de-DE"/>
+        </w:rPr>
+        <w:t>的情况下调用的函数</w:t>
+      </w:r>
+    </w:p>
+    <w:p>
+      <w:pPr>
+        <w:pStyle w:val="a3"/>
         <w:numPr>
           <w:ilvl w:val="0"/>
           <w:numId w:val="4"/>
@@ -3221,62 +4744,126 @@
           <w:szCs w:val="22"/>
           <w:lang w:val="de-DE"/>
         </w:rPr>
-        <w:t xml:space="preserve"> / 静态函数可以用来做什么?</w:t>
-      </w:r>
-    </w:p>
-    <w:p>
-      <w:pPr>
-        <w:pStyle w:val="4"/>
-        <w:tabs>
-          <w:tab w:val="left" w:pos="312"/>
-        </w:tabs>
-        <w:ind w:left="780" w:firstLine="0" w:firstLineChars="0"/>
-        <w:rPr>
-          <w:sz w:val="20"/>
-          <w:szCs w:val="22"/>
-          <w:lang w:val="de-DE"/>
-        </w:rPr>
-      </w:pPr>
-      <w:r>
-        <w:rPr>
-          <w:sz w:val="20"/>
-          <w:szCs w:val="22"/>
-          <w:lang w:val="de-DE"/>
-        </w:rPr>
-        <w:t>Beispiel aus dem Praktikum: Qstring, Dijkstra</w:t>
-      </w:r>
-    </w:p>
-    <w:p>
-      <w:pPr>
-        <w:pStyle w:val="4"/>
-        <w:tabs>
-          <w:tab w:val="left" w:pos="312"/>
-        </w:tabs>
-        <w:ind w:left="780" w:firstLine="0" w:firstLineChars="0"/>
-        <w:rPr>
-          <w:rFonts w:hint="eastAsia"/>
-          <w:sz w:val="20"/>
-          <w:szCs w:val="22"/>
-          <w:lang w:val="de-DE"/>
-        </w:rPr>
-      </w:pPr>
-      <w:r>
-        <w:rPr>
-          <w:rFonts w:hint="eastAsia"/>
-          <w:sz w:val="20"/>
-          <w:szCs w:val="22"/>
-          <w:lang w:val="de-DE"/>
-        </w:rPr>
-        <w:t>项目中的例子：QString， Dijkstra</w:t>
-      </w:r>
-    </w:p>
-    <w:p>
-      <w:pPr>
-        <w:pStyle w:val="4"/>
-        <w:tabs>
-          <w:tab w:val="left" w:pos="312"/>
-        </w:tabs>
-        <w:ind w:left="780" w:firstLine="0" w:firstLineChars="0"/>
+        <w:t xml:space="preserve"> / </w:t>
+      </w:r>
+      <w:r>
+        <w:rPr>
+          <w:rFonts w:hint="eastAsia"/>
+          <w:sz w:val="20"/>
+          <w:szCs w:val="22"/>
+          <w:lang w:val="de-DE"/>
+        </w:rPr>
+        <w:t>静态函数可以用来做什么</w:t>
+      </w:r>
+      <w:r>
+        <w:rPr>
+          <w:rFonts w:hint="eastAsia"/>
+          <w:sz w:val="20"/>
+          <w:szCs w:val="22"/>
+          <w:lang w:val="de-DE"/>
+        </w:rPr>
+        <w:t>?</w:t>
+      </w:r>
+    </w:p>
+    <w:p>
+      <w:pPr>
+        <w:pStyle w:val="a3"/>
+        <w:tabs>
+          <w:tab w:val="left" w:pos="312"/>
+        </w:tabs>
+        <w:ind w:left="780" w:firstLineChars="0" w:firstLine="0"/>
+        <w:rPr>
+          <w:sz w:val="20"/>
+          <w:szCs w:val="22"/>
+          <w:lang w:val="de-DE"/>
+        </w:rPr>
+      </w:pPr>
+      <w:r>
+        <w:rPr>
+          <w:sz w:val="20"/>
+          <w:szCs w:val="22"/>
+          <w:lang w:val="de-DE"/>
+        </w:rPr>
+        <w:t xml:space="preserve">Beispiel aus dem Praktikum: </w:t>
+      </w:r>
+      <w:proofErr w:type="spellStart"/>
+      <w:r>
+        <w:rPr>
+          <w:sz w:val="20"/>
+          <w:szCs w:val="22"/>
+          <w:lang w:val="de-DE"/>
+        </w:rPr>
+        <w:t>Qstring</w:t>
+      </w:r>
+      <w:proofErr w:type="spellEnd"/>
+      <w:r>
+        <w:rPr>
+          <w:sz w:val="20"/>
+          <w:szCs w:val="22"/>
+          <w:lang w:val="de-DE"/>
+        </w:rPr>
+        <w:t>, Dijkstra</w:t>
+      </w:r>
+    </w:p>
+    <w:p>
+      <w:pPr>
+        <w:pStyle w:val="a3"/>
+        <w:tabs>
+          <w:tab w:val="left" w:pos="312"/>
+        </w:tabs>
+        <w:ind w:left="780" w:firstLineChars="0" w:firstLine="0"/>
+        <w:rPr>
+          <w:sz w:val="20"/>
+          <w:szCs w:val="22"/>
+          <w:lang w:val="de-DE"/>
+        </w:rPr>
+      </w:pPr>
+      <w:r>
+        <w:rPr>
+          <w:rFonts w:hint="eastAsia"/>
+          <w:sz w:val="20"/>
+          <w:szCs w:val="22"/>
+          <w:lang w:val="de-DE"/>
+        </w:rPr>
+        <w:t>项目中的例子：</w:t>
+      </w:r>
+      <w:proofErr w:type="spellStart"/>
+      <w:r>
+        <w:rPr>
+          <w:rFonts w:hint="eastAsia"/>
+          <w:sz w:val="20"/>
+          <w:szCs w:val="22"/>
+          <w:lang w:val="de-DE"/>
+        </w:rPr>
+        <w:t>QString</w:t>
+      </w:r>
+      <w:proofErr w:type="spellEnd"/>
+      <w:r>
+        <w:rPr>
+          <w:rFonts w:hint="eastAsia"/>
+          <w:sz w:val="20"/>
+          <w:szCs w:val="22"/>
+          <w:lang w:val="de-DE"/>
+        </w:rPr>
+        <w:t>，</w:t>
+      </w:r>
+      <w:r>
+        <w:rPr>
+          <w:rFonts w:hint="eastAsia"/>
+          <w:sz w:val="20"/>
+          <w:szCs w:val="22"/>
+          <w:lang w:val="de-DE"/>
+        </w:rPr>
+        <w:t xml:space="preserve"> Dijkstra</w:t>
+      </w:r>
+    </w:p>
+    <w:p>
+      <w:pPr>
+        <w:pStyle w:val="a3"/>
+        <w:tabs>
+          <w:tab w:val="left" w:pos="312"/>
+        </w:tabs>
+        <w:ind w:left="780" w:firstLineChars="0" w:firstLine="0"/>
         <w:rPr>
           <w:sz w:val="20"/>
           <w:szCs w:val="22"/>
@@ -3294,13 +4881,12 @@
     </w:p>
     <w:p>
       <w:pPr>
-        <w:pStyle w:val="4"/>
-        <w:tabs>
-          <w:tab w:val="left" w:pos="312"/>
-        </w:tabs>
-        <w:ind w:left="780" w:firstLine="0" w:firstLineChars="0"/>
-        <w:rPr>
-          <w:rFonts w:hint="eastAsia"/>
+        <w:pStyle w:val="a3"/>
+        <w:tabs>
+          <w:tab w:val="left" w:pos="312"/>
+        </w:tabs>
+        <w:ind w:left="780" w:firstLineChars="0" w:firstLine="0"/>
+        <w:rPr>
           <w:sz w:val="20"/>
           <w:szCs w:val="22"/>
           <w:lang w:val="de-DE"/>
@@ -3318,7 +4904,7 @@
     </w:p>
     <w:p>
       <w:pPr>
-        <w:pStyle w:val="4"/>
+        <w:pStyle w:val="a3"/>
         <w:numPr>
           <w:ilvl w:val="0"/>
           <w:numId w:val="4"/>
@@ -3348,81 +4934,145 @@
           <w:szCs w:val="22"/>
           <w:lang w:val="de-DE"/>
         </w:rPr>
-        <w:t xml:space="preserve"> / 什么是静态函数成员</w:t>
-      </w:r>
-    </w:p>
-    <w:p>
-      <w:pPr>
-        <w:pStyle w:val="4"/>
-        <w:tabs>
-          <w:tab w:val="left" w:pos="312"/>
-        </w:tabs>
-        <w:ind w:left="780" w:firstLine="0" w:firstLineChars="0"/>
-        <w:rPr>
-          <w:sz w:val="20"/>
-          <w:szCs w:val="22"/>
-          <w:lang w:val="de-DE"/>
-        </w:rPr>
-      </w:pPr>
-      <w:r>
-        <w:rPr>
-          <w:sz w:val="20"/>
-          <w:szCs w:val="22"/>
-          <w:lang w:val="de-DE"/>
-        </w:rPr>
-        <w:t>Variablen, die mit dem zusätzlichen Schlüsselwort static gekennzeichnet sind. Statische Attribute sind in allen Instanzen der Klasse identisch.</w:t>
-      </w:r>
-    </w:p>
-    <w:p>
-      <w:pPr>
-        <w:pStyle w:val="4"/>
-        <w:tabs>
-          <w:tab w:val="left" w:pos="312"/>
-        </w:tabs>
-        <w:ind w:left="780" w:firstLine="0" w:firstLineChars="0"/>
-        <w:rPr>
-          <w:sz w:val="20"/>
-          <w:szCs w:val="22"/>
-          <w:lang w:val="de-DE"/>
-        </w:rPr>
-      </w:pPr>
-      <w:r>
-        <w:rPr>
-          <w:rFonts w:hint="eastAsia"/>
-          <w:sz w:val="20"/>
-          <w:szCs w:val="22"/>
-          <w:lang w:val="de-DE"/>
-        </w:rPr>
-        <w:t>用关键字static标记的变量</w:t>
-      </w:r>
-    </w:p>
-    <w:p>
-      <w:pPr>
-        <w:pStyle w:val="4"/>
-        <w:tabs>
-          <w:tab w:val="left" w:pos="312"/>
-        </w:tabs>
-        <w:ind w:left="780" w:firstLine="0" w:firstLineChars="0"/>
-        <w:rPr>
-          <w:rFonts w:hint="eastAsia"/>
-          <w:sz w:val="20"/>
-          <w:szCs w:val="22"/>
-          <w:lang w:val="de-DE"/>
-        </w:rPr>
-      </w:pPr>
-      <w:r>
-        <w:rPr>
-          <w:rFonts w:hint="eastAsia"/>
-          <w:sz w:val="20"/>
-          <w:szCs w:val="22"/>
-          <w:lang w:val="de-DE"/>
-        </w:rPr>
-        <w:t>静态成员变量在该类的所有示例中都是相同的。</w:t>
-      </w:r>
-    </w:p>
-    <w:p>
-      <w:pPr>
-        <w:pStyle w:val="4"/>
+        <w:t xml:space="preserve"> / </w:t>
+      </w:r>
+      <w:r>
+        <w:rPr>
+          <w:rFonts w:hint="eastAsia"/>
+          <w:sz w:val="20"/>
+          <w:szCs w:val="22"/>
+          <w:lang w:val="de-DE"/>
+        </w:rPr>
+        <w:t>什么是静态函数成员</w:t>
+      </w:r>
+    </w:p>
+    <w:p>
+      <w:pPr>
+        <w:pStyle w:val="a3"/>
+        <w:tabs>
+          <w:tab w:val="left" w:pos="312"/>
+        </w:tabs>
+        <w:ind w:left="780" w:firstLineChars="0" w:firstLine="0"/>
+        <w:rPr>
+          <w:sz w:val="20"/>
+          <w:szCs w:val="22"/>
+          <w:lang w:val="de-DE"/>
+        </w:rPr>
+      </w:pPr>
+      <w:r>
+        <w:rPr>
+          <w:sz w:val="20"/>
+          <w:szCs w:val="22"/>
+          <w:lang w:val="de-DE"/>
+        </w:rPr>
+        <w:t xml:space="preserve">Variablen, die mit dem zusätzlichen Schlüsselwort </w:t>
+      </w:r>
+      <w:proofErr w:type="spellStart"/>
+      <w:r>
+        <w:rPr>
+          <w:sz w:val="20"/>
+          <w:szCs w:val="22"/>
+          <w:lang w:val="de-DE"/>
+        </w:rPr>
+        <w:t>static</w:t>
+      </w:r>
+      <w:proofErr w:type="spellEnd"/>
+      <w:r>
+        <w:rPr>
+          <w:sz w:val="20"/>
+          <w:szCs w:val="22"/>
+          <w:lang w:val="de-DE"/>
+        </w:rPr>
+        <w:t xml:space="preserve"> gekennzeichnet sind. Statische Attribute sind in allen Instanzen der Klasse identisch.</w:t>
+      </w:r>
+    </w:p>
+    <w:p>
+      <w:pPr>
+        <w:pStyle w:val="a3"/>
+        <w:tabs>
+          <w:tab w:val="left" w:pos="312"/>
+        </w:tabs>
+        <w:ind w:left="780" w:firstLineChars="0" w:firstLine="0"/>
+        <w:rPr>
+          <w:sz w:val="20"/>
+          <w:szCs w:val="22"/>
+          <w:lang w:val="de-DE"/>
+        </w:rPr>
+      </w:pPr>
+      <w:r>
+        <w:rPr>
+          <w:rFonts w:hint="eastAsia"/>
+          <w:sz w:val="20"/>
+          <w:szCs w:val="22"/>
+          <w:lang w:val="de-DE"/>
+        </w:rPr>
+        <w:t>用关键字</w:t>
+      </w:r>
+      <w:proofErr w:type="spellStart"/>
+      <w:r>
+        <w:rPr>
+          <w:rFonts w:hint="eastAsia"/>
+          <w:sz w:val="20"/>
+          <w:szCs w:val="22"/>
+          <w:lang w:val="de-DE"/>
+        </w:rPr>
+        <w:t>static</w:t>
+      </w:r>
+      <w:proofErr w:type="spellEnd"/>
+      <w:r>
+        <w:rPr>
+          <w:rFonts w:hint="eastAsia"/>
+          <w:sz w:val="20"/>
+          <w:szCs w:val="22"/>
+          <w:lang w:val="de-DE"/>
+        </w:rPr>
+        <w:t>标记的变量</w:t>
+      </w:r>
+    </w:p>
+    <w:p>
+      <w:pPr>
+        <w:pStyle w:val="a3"/>
+        <w:tabs>
+          <w:tab w:val="left" w:pos="312"/>
+        </w:tabs>
+        <w:ind w:left="780" w:firstLineChars="0" w:firstLine="0"/>
+        <w:rPr>
+          <w:sz w:val="20"/>
+          <w:szCs w:val="22"/>
+          <w:lang w:val="de-DE"/>
+        </w:rPr>
+      </w:pPr>
+      <w:r>
+        <w:rPr>
+          <w:rFonts w:hint="eastAsia"/>
+          <w:sz w:val="20"/>
+          <w:szCs w:val="22"/>
+          <w:lang w:val="de-DE"/>
+        </w:rPr>
+        <w:t>静态成员变量在该类的所有</w:t>
+      </w:r>
+      <w:r>
+        <w:rPr>
+          <w:rFonts w:hint="eastAsia"/>
+          <w:sz w:val="20"/>
+          <w:szCs w:val="22"/>
+          <w:lang w:val="de-DE"/>
+        </w:rPr>
+        <w:t>实例</w:t>
+      </w:r>
+      <w:r>
+        <w:rPr>
+          <w:rFonts w:hint="eastAsia"/>
+          <w:sz w:val="20"/>
+          <w:szCs w:val="22"/>
+          <w:lang w:val="de-DE"/>
+        </w:rPr>
+        <w:t>中都是相同的。</w:t>
+      </w:r>
+    </w:p>
+    <w:p>
+      <w:pPr>
+        <w:pStyle w:val="a3"/>
         <w:numPr>
           <w:ilvl w:val="0"/>
           <w:numId w:val="4"/>
@@ -3452,16 +5102,25 @@
           <w:szCs w:val="22"/>
           <w:lang w:val="de-DE"/>
         </w:rPr>
-        <w:t xml:space="preserve"> / 静态成员变量可以用来做什么？</w:t>
-      </w:r>
-    </w:p>
-    <w:p>
-      <w:pPr>
-        <w:pStyle w:val="4"/>
-        <w:tabs>
-          <w:tab w:val="left" w:pos="312"/>
-        </w:tabs>
-        <w:ind w:left="780" w:firstLine="0" w:firstLineChars="0"/>
+        <w:t xml:space="preserve"> / </w:t>
+      </w:r>
+      <w:r>
+        <w:rPr>
+          <w:rFonts w:hint="eastAsia"/>
+          <w:sz w:val="20"/>
+          <w:szCs w:val="22"/>
+          <w:lang w:val="de-DE"/>
+        </w:rPr>
+        <w:t>静态成员变量可以用来做什么？</w:t>
+      </w:r>
+    </w:p>
+    <w:p>
+      <w:pPr>
+        <w:pStyle w:val="a3"/>
+        <w:tabs>
+          <w:tab w:val="left" w:pos="312"/>
+        </w:tabs>
+        <w:ind w:left="780" w:firstLineChars="0" w:firstLine="0"/>
         <w:rPr>
           <w:sz w:val="20"/>
           <w:szCs w:val="22"/>
@@ -3479,73 +5138,92 @@
     </w:p>
     <w:p>
       <w:pPr>
-        <w:pStyle w:val="4"/>
-        <w:tabs>
-          <w:tab w:val="left" w:pos="312"/>
-        </w:tabs>
-        <w:ind w:left="780" w:firstLine="0" w:firstLineChars="0"/>
-        <w:rPr>
-          <w:sz w:val="20"/>
-          <w:szCs w:val="22"/>
-          <w:lang w:val="de-DE"/>
-        </w:rPr>
-      </w:pPr>
-      <w:r>
-        <w:rPr>
-          <w:rFonts w:hint="eastAsia"/>
-          <w:sz w:val="20"/>
-          <w:szCs w:val="22"/>
-          <w:lang w:val="de-DE"/>
-        </w:rPr>
-        <w:t>用来统计某个类已经创建了多少个对象</w:t>
-      </w:r>
-    </w:p>
-    <w:p>
-      <w:pPr>
-        <w:pStyle w:val="4"/>
-        <w:tabs>
-          <w:tab w:val="left" w:pos="312"/>
-        </w:tabs>
-        <w:ind w:left="780" w:firstLine="0" w:firstLineChars="0"/>
-        <w:rPr>
-          <w:sz w:val="20"/>
-          <w:szCs w:val="22"/>
-          <w:lang w:val="de-DE"/>
-        </w:rPr>
-      </w:pPr>
-    </w:p>
-    <w:p>
-      <w:pPr>
-        <w:pStyle w:val="4"/>
-        <w:tabs>
-          <w:tab w:val="left" w:pos="312"/>
-        </w:tabs>
-        <w:ind w:left="780" w:firstLine="0" w:firstLineChars="0"/>
-        <w:rPr>
-          <w:sz w:val="20"/>
-          <w:szCs w:val="22"/>
-          <w:lang w:val="de-DE"/>
-        </w:rPr>
-      </w:pPr>
-    </w:p>
-    <w:p>
-      <w:pPr>
-        <w:pStyle w:val="4"/>
-        <w:tabs>
-          <w:tab w:val="left" w:pos="312"/>
-        </w:tabs>
-        <w:ind w:left="780" w:firstLine="0" w:firstLineChars="0"/>
-        <w:rPr>
-          <w:rFonts w:hint="eastAsia"/>
-          <w:sz w:val="20"/>
-          <w:szCs w:val="22"/>
-          <w:lang w:val="de-DE"/>
-        </w:rPr>
-      </w:pPr>
-    </w:p>
-    <w:p>
-      <w:pPr>
-        <w:pStyle w:val="4"/>
+        <w:pStyle w:val="a3"/>
+        <w:tabs>
+          <w:tab w:val="left" w:pos="312"/>
+        </w:tabs>
+        <w:ind w:left="780" w:firstLineChars="0" w:firstLine="0"/>
+        <w:rPr>
+          <w:sz w:val="20"/>
+          <w:szCs w:val="22"/>
+          <w:lang w:val="de-DE"/>
+        </w:rPr>
+      </w:pPr>
+      <w:r>
+        <w:rPr>
+          <w:rFonts w:hint="eastAsia"/>
+          <w:sz w:val="20"/>
+          <w:szCs w:val="22"/>
+          <w:lang w:val="de-DE"/>
+        </w:rPr>
+        <w:t>用来统计某个</w:t>
+      </w:r>
+      <w:proofErr w:type="gramStart"/>
+      <w:r>
+        <w:rPr>
+          <w:rFonts w:hint="eastAsia"/>
+          <w:sz w:val="20"/>
+          <w:szCs w:val="22"/>
+          <w:lang w:val="de-DE"/>
+        </w:rPr>
+        <w:t>类已经</w:t>
+      </w:r>
+      <w:proofErr w:type="gramEnd"/>
+      <w:r>
+        <w:rPr>
+          <w:rFonts w:hint="eastAsia"/>
+          <w:sz w:val="20"/>
+          <w:szCs w:val="22"/>
+          <w:lang w:val="de-DE"/>
+        </w:rPr>
+        <w:t>创建了多少个对象</w:t>
+      </w:r>
+    </w:p>
+    <w:p>
+      <w:pPr>
+        <w:pStyle w:val="a3"/>
+        <w:tabs>
+          <w:tab w:val="left" w:pos="312"/>
+        </w:tabs>
+        <w:ind w:left="780" w:firstLineChars="0" w:firstLine="0"/>
+        <w:rPr>
+          <w:sz w:val="20"/>
+          <w:szCs w:val="22"/>
+          <w:lang w:val="de-DE"/>
+        </w:rPr>
+      </w:pPr>
+    </w:p>
+    <w:p>
+      <w:pPr>
+        <w:pStyle w:val="a3"/>
+        <w:tabs>
+          <w:tab w:val="left" w:pos="312"/>
+        </w:tabs>
+        <w:ind w:left="780" w:firstLineChars="0" w:firstLine="0"/>
+        <w:rPr>
+          <w:sz w:val="20"/>
+          <w:szCs w:val="22"/>
+          <w:lang w:val="de-DE"/>
+        </w:rPr>
+      </w:pPr>
+    </w:p>
+    <w:p>
+      <w:pPr>
+        <w:pStyle w:val="a3"/>
+        <w:tabs>
+          <w:tab w:val="left" w:pos="312"/>
+        </w:tabs>
+        <w:ind w:left="780" w:firstLineChars="0" w:firstLine="0"/>
+        <w:rPr>
+          <w:sz w:val="20"/>
+          <w:szCs w:val="22"/>
+          <w:lang w:val="de-DE"/>
+        </w:rPr>
+      </w:pPr>
+    </w:p>
+    <w:p>
+      <w:pPr>
+        <w:pStyle w:val="a3"/>
         <w:numPr>
           <w:ilvl w:val="0"/>
           <w:numId w:val="4"/>
@@ -3566,25 +5244,53 @@
           <w:szCs w:val="22"/>
           <w:lang w:val="de-DE"/>
         </w:rPr>
-        <w:t>Wie grefen Sie auf Elemente der grafischen Oberfläche zu?</w:t>
-      </w:r>
-      <w:r>
-        <w:rPr>
-          <w:rFonts w:hint="eastAsia"/>
-          <w:sz w:val="20"/>
-          <w:szCs w:val="22"/>
-          <w:lang w:val="de-DE"/>
-        </w:rPr>
-        <w:t xml:space="preserve"> / 您如何访问图形界面的元素？</w:t>
-      </w:r>
-    </w:p>
-    <w:p>
-      <w:pPr>
-        <w:pStyle w:val="4"/>
-        <w:tabs>
-          <w:tab w:val="left" w:pos="312"/>
-        </w:tabs>
-        <w:ind w:left="780" w:firstLine="0" w:firstLineChars="0"/>
+        <w:lastRenderedPageBreak/>
+        <w:t xml:space="preserve">Wie </w:t>
+      </w:r>
+      <w:proofErr w:type="spellStart"/>
+      <w:r>
+        <w:rPr>
+          <w:sz w:val="20"/>
+          <w:szCs w:val="22"/>
+          <w:lang w:val="de-DE"/>
+        </w:rPr>
+        <w:t>grefen</w:t>
+      </w:r>
+      <w:proofErr w:type="spellEnd"/>
+      <w:r>
+        <w:rPr>
+          <w:sz w:val="20"/>
+          <w:szCs w:val="22"/>
+          <w:lang w:val="de-DE"/>
+        </w:rPr>
+        <w:t xml:space="preserve"> Sie auf Elemente der grafischen Oberfläche zu?</w:t>
+      </w:r>
+      <w:r>
+        <w:rPr>
+          <w:rFonts w:hint="eastAsia"/>
+          <w:sz w:val="20"/>
+          <w:szCs w:val="22"/>
+          <w:lang w:val="de-DE"/>
+        </w:rPr>
+        <w:t xml:space="preserve"> / </w:t>
+      </w:r>
+      <w:r>
+        <w:rPr>
+          <w:rFonts w:hint="eastAsia"/>
+          <w:sz w:val="20"/>
+          <w:szCs w:val="22"/>
+          <w:lang w:val="de-DE"/>
+        </w:rPr>
+        <w:t>您如何访问图形界面的元素？</w:t>
+      </w:r>
+    </w:p>
+    <w:p>
+      <w:pPr>
+        <w:pStyle w:val="a3"/>
+        <w:tabs>
+          <w:tab w:val="left" w:pos="312"/>
+        </w:tabs>
+        <w:ind w:left="780" w:firstLineChars="0" w:firstLine="0"/>
         <w:rPr>
           <w:sz w:val="20"/>
           <w:szCs w:val="22"/>
@@ -3602,30 +5308,48 @@
     </w:p>
     <w:p>
       <w:pPr>
-        <w:pStyle w:val="4"/>
-        <w:tabs>
-          <w:tab w:val="left" w:pos="312"/>
-        </w:tabs>
-        <w:ind w:left="780" w:firstLine="0" w:firstLineChars="0"/>
-        <w:rPr>
-          <w:sz w:val="20"/>
-          <w:szCs w:val="22"/>
-          <w:lang w:val="de-DE"/>
-        </w:rPr>
-      </w:pPr>
-      <w:r>
-        <w:rPr>
-          <w:rFonts w:hint="eastAsia"/>
-          <w:sz w:val="20"/>
-          <w:szCs w:val="22"/>
-          <w:lang w:val="de-DE"/>
-        </w:rPr>
-        <w:t>通过QT提供的相应函数来访问</w:t>
-      </w:r>
-    </w:p>
-    <w:p>
-      <w:pPr>
-        <w:pStyle w:val="4"/>
+        <w:pStyle w:val="a3"/>
+        <w:tabs>
+          <w:tab w:val="left" w:pos="312"/>
+        </w:tabs>
+        <w:ind w:left="780" w:firstLineChars="0" w:firstLine="0"/>
+        <w:rPr>
+          <w:sz w:val="20"/>
+          <w:szCs w:val="22"/>
+          <w:lang w:val="de-DE"/>
+        </w:rPr>
+      </w:pPr>
+      <w:r>
+        <w:rPr>
+          <w:rFonts w:hint="eastAsia"/>
+          <w:sz w:val="20"/>
+          <w:szCs w:val="22"/>
+          <w:lang w:val="de-DE"/>
+        </w:rPr>
+        <w:t>通过</w:t>
+      </w:r>
+      <w:r>
+        <w:rPr>
+          <w:rFonts w:hint="eastAsia"/>
+          <w:sz w:val="20"/>
+          <w:szCs w:val="22"/>
+          <w:lang w:val="de-DE"/>
+        </w:rPr>
+        <w:t>QT</w:t>
+      </w:r>
+      <w:r>
+        <w:rPr>
+          <w:rFonts w:hint="eastAsia"/>
+          <w:sz w:val="20"/>
+          <w:szCs w:val="22"/>
+          <w:lang w:val="de-DE"/>
+        </w:rPr>
+        <w:t>提供的相应函数来访问</w:t>
+      </w:r>
+    </w:p>
+    <w:p>
+      <w:pPr>
+        <w:pStyle w:val="a3"/>
         <w:numPr>
           <w:ilvl w:val="0"/>
           <w:numId w:val="4"/>
@@ -3655,16 +5379,25 @@
           <w:szCs w:val="22"/>
           <w:lang w:val="de-DE"/>
         </w:rPr>
-        <w:t xml:space="preserve"> / 请解释一下地图的绘制</w:t>
-      </w:r>
-    </w:p>
-    <w:p>
-      <w:pPr>
-        <w:pStyle w:val="4"/>
-        <w:tabs>
-          <w:tab w:val="left" w:pos="312"/>
-        </w:tabs>
-        <w:ind w:left="780" w:firstLine="0" w:firstLineChars="0"/>
+        <w:t xml:space="preserve"> / </w:t>
+      </w:r>
+      <w:r>
+        <w:rPr>
+          <w:rFonts w:hint="eastAsia"/>
+          <w:sz w:val="20"/>
+          <w:szCs w:val="22"/>
+          <w:lang w:val="de-DE"/>
+        </w:rPr>
+        <w:t>请解释一下地图的绘制</w:t>
+      </w:r>
+    </w:p>
+    <w:p>
+      <w:pPr>
+        <w:pStyle w:val="a3"/>
+        <w:tabs>
+          <w:tab w:val="left" w:pos="312"/>
+        </w:tabs>
+        <w:ind w:left="780" w:firstLineChars="0" w:firstLine="0"/>
         <w:rPr>
           <w:sz w:val="20"/>
           <w:szCs w:val="22"/>
@@ -3682,13 +5415,12 @@
     </w:p>
     <w:p>
       <w:pPr>
-        <w:pStyle w:val="4"/>
-        <w:tabs>
-          <w:tab w:val="left" w:pos="312"/>
-        </w:tabs>
-        <w:ind w:left="780" w:firstLine="0" w:firstLineChars="0"/>
-        <w:rPr>
-          <w:rFonts w:hint="eastAsia"/>
+        <w:pStyle w:val="a3"/>
+        <w:tabs>
+          <w:tab w:val="left" w:pos="312"/>
+        </w:tabs>
+        <w:ind w:left="780" w:firstLineChars="0" w:firstLine="0"/>
+        <w:rPr>
           <w:sz w:val="20"/>
           <w:szCs w:val="22"/>
           <w:lang w:val="de-DE"/>
@@ -3706,7 +5438,7 @@
     </w:p>
     <w:p>
       <w:pPr>
-        <w:pStyle w:val="4"/>
+        <w:pStyle w:val="a3"/>
         <w:numPr>
           <w:ilvl w:val="0"/>
           <w:numId w:val="4"/>
@@ -3727,25 +5459,99 @@
           <w:szCs w:val="22"/>
           <w:lang w:val="de-DE"/>
         </w:rPr>
-        <w:t>Was ist das besondere an der exec() Funktion eines Dialogs?</w:t>
-      </w:r>
-      <w:r>
-        <w:rPr>
-          <w:rFonts w:hint="eastAsia"/>
-          <w:sz w:val="20"/>
-          <w:szCs w:val="22"/>
-          <w:lang w:val="de-DE"/>
-        </w:rPr>
-        <w:t xml:space="preserve"> / 对话框的exec()函数有什么特别之处</w:t>
-      </w:r>
-    </w:p>
-    <w:p>
-      <w:pPr>
-        <w:pStyle w:val="4"/>
-        <w:tabs>
-          <w:tab w:val="left" w:pos="312"/>
-        </w:tabs>
-        <w:ind w:left="780" w:firstLine="0" w:firstLineChars="0"/>
+        <w:t xml:space="preserve">Was ist das </w:t>
+      </w:r>
+      <w:proofErr w:type="gramStart"/>
+      <w:r>
+        <w:rPr>
+          <w:sz w:val="20"/>
+          <w:szCs w:val="22"/>
+          <w:lang w:val="de-DE"/>
+        </w:rPr>
+        <w:t>besondere</w:t>
+      </w:r>
+      <w:proofErr w:type="gramEnd"/>
+      <w:r>
+        <w:rPr>
+          <w:sz w:val="20"/>
+          <w:szCs w:val="22"/>
+          <w:lang w:val="de-DE"/>
+        </w:rPr>
+        <w:t xml:space="preserve"> an der </w:t>
+      </w:r>
+      <w:proofErr w:type="spellStart"/>
+      <w:r>
+        <w:rPr>
+          <w:sz w:val="20"/>
+          <w:szCs w:val="22"/>
+          <w:lang w:val="de-DE"/>
+        </w:rPr>
+        <w:t>exec</w:t>
+      </w:r>
+      <w:proofErr w:type="spellEnd"/>
+      <w:r>
+        <w:rPr>
+          <w:sz w:val="20"/>
+          <w:szCs w:val="22"/>
+          <w:lang w:val="de-DE"/>
+        </w:rPr>
+        <w:t>() Funktion eines Dialogs?</w:t>
+      </w:r>
+      <w:r>
+        <w:rPr>
+          <w:rFonts w:hint="eastAsia"/>
+          <w:sz w:val="20"/>
+          <w:szCs w:val="22"/>
+          <w:lang w:val="de-DE"/>
+        </w:rPr>
+        <w:t xml:space="preserve"> / </w:t>
+      </w:r>
+      <w:r>
+        <w:rPr>
+          <w:rFonts w:hint="eastAsia"/>
+          <w:sz w:val="20"/>
+          <w:szCs w:val="22"/>
+          <w:lang w:val="de-DE"/>
+        </w:rPr>
+        <w:t>对话框的</w:t>
+      </w:r>
+      <w:proofErr w:type="spellStart"/>
+      <w:r>
+        <w:rPr>
+          <w:rFonts w:hint="eastAsia"/>
+          <w:sz w:val="20"/>
+          <w:szCs w:val="22"/>
+          <w:lang w:val="de-DE"/>
+        </w:rPr>
+        <w:t>exec</w:t>
+      </w:r>
+      <w:proofErr w:type="spellEnd"/>
+      <w:r>
+        <w:rPr>
+          <w:rFonts w:hint="eastAsia"/>
+          <w:sz w:val="20"/>
+          <w:szCs w:val="22"/>
+          <w:lang w:val="de-DE"/>
+        </w:rPr>
+        <w:t>()</w:t>
+      </w:r>
+      <w:r>
+        <w:rPr>
+          <w:rFonts w:hint="eastAsia"/>
+          <w:sz w:val="20"/>
+          <w:szCs w:val="22"/>
+          <w:lang w:val="de-DE"/>
+        </w:rPr>
+        <w:t>函数有什么特别之处</w:t>
+      </w:r>
+    </w:p>
+    <w:p>
+      <w:pPr>
+        <w:pStyle w:val="a3"/>
+        <w:tabs>
+          <w:tab w:val="left" w:pos="312"/>
+        </w:tabs>
+        <w:ind w:left="780" w:firstLineChars="0" w:firstLine="0"/>
         <w:rPr>
           <w:sz w:val="20"/>
           <w:szCs w:val="22"/>
@@ -3763,17 +5569,18 @@
     </w:p>
     <w:p>
       <w:pPr>
-        <w:pStyle w:val="4"/>
-        <w:tabs>
-          <w:tab w:val="left" w:pos="312"/>
-        </w:tabs>
-        <w:ind w:left="780" w:firstLine="0" w:firstLineChars="0"/>
-        <w:rPr>
-          <w:sz w:val="20"/>
-          <w:szCs w:val="22"/>
-          <w:lang w:val="de-DE"/>
-        </w:rPr>
-      </w:pPr>
+        <w:pStyle w:val="a3"/>
+        <w:tabs>
+          <w:tab w:val="left" w:pos="312"/>
+        </w:tabs>
+        <w:ind w:left="780" w:firstLineChars="0" w:firstLine="0"/>
+        <w:rPr>
+          <w:sz w:val="20"/>
+          <w:szCs w:val="22"/>
+          <w:lang w:val="de-DE"/>
+        </w:rPr>
+      </w:pPr>
+      <w:proofErr w:type="spellStart"/>
       <w:r>
         <w:rPr>
           <w:sz w:val="20"/>
@@ -3789,69 +5596,146 @@
           <w:szCs w:val="22"/>
           <w:lang w:val="de-DE"/>
         </w:rPr>
-        <w:t>xec()函数时模态对话框的关键</w:t>
-      </w:r>
-    </w:p>
-    <w:p>
-      <w:pPr>
-        <w:pStyle w:val="4"/>
-        <w:tabs>
-          <w:tab w:val="left" w:pos="312"/>
-        </w:tabs>
-        <w:ind w:left="780" w:firstLine="0" w:firstLineChars="0"/>
-        <w:rPr>
-          <w:sz w:val="20"/>
-          <w:szCs w:val="22"/>
-          <w:lang w:val="de-DE"/>
-        </w:rPr>
-      </w:pPr>
-      <w:r>
-        <w:rPr>
-          <w:rFonts w:hint="eastAsia"/>
-          <w:sz w:val="20"/>
-          <w:szCs w:val="22"/>
-          <w:lang w:val="de-DE"/>
-        </w:rPr>
-        <w:t>当调用exec(),对话框会阻塞程序的后续执行，直到用户关闭对话框</w:t>
-      </w:r>
-    </w:p>
-    <w:p>
-      <w:pPr>
-        <w:pStyle w:val="4"/>
-        <w:tabs>
-          <w:tab w:val="left" w:pos="312"/>
-        </w:tabs>
-        <w:ind w:left="780" w:firstLine="0" w:firstLineChars="0"/>
-        <w:rPr>
-          <w:sz w:val="20"/>
-          <w:szCs w:val="22"/>
-          <w:lang w:val="de-DE"/>
-        </w:rPr>
-      </w:pPr>
-      <w:r>
-        <w:rPr>
-          <w:rFonts w:hint="eastAsia"/>
-          <w:sz w:val="20"/>
-          <w:szCs w:val="22"/>
-          <w:lang w:val="de-DE"/>
-        </w:rPr>
-        <w:t>程序会在exec()处暂停，只有对话框结束后才继续往下运行</w:t>
-      </w:r>
-    </w:p>
-    <w:p>
-      <w:pPr>
-        <w:pStyle w:val="4"/>
-        <w:tabs>
-          <w:tab w:val="left" w:pos="312"/>
-        </w:tabs>
-        <w:ind w:left="780" w:firstLine="0" w:firstLineChars="0"/>
-        <w:rPr>
-          <w:rFonts w:hint="eastAsia"/>
-          <w:sz w:val="20"/>
-          <w:szCs w:val="22"/>
-          <w:lang w:val="de-DE"/>
-        </w:rPr>
-      </w:pPr>
+        <w:t>xec</w:t>
+      </w:r>
+      <w:proofErr w:type="spellEnd"/>
+      <w:r>
+        <w:rPr>
+          <w:rFonts w:hint="eastAsia"/>
+          <w:sz w:val="20"/>
+          <w:szCs w:val="22"/>
+          <w:lang w:val="de-DE"/>
+        </w:rPr>
+        <w:t>()</w:t>
+      </w:r>
+      <w:r>
+        <w:rPr>
+          <w:rFonts w:hint="eastAsia"/>
+          <w:sz w:val="20"/>
+          <w:szCs w:val="22"/>
+          <w:lang w:val="de-DE"/>
+        </w:rPr>
+        <w:t>函数时模态对话框的关键</w:t>
+      </w:r>
+    </w:p>
+    <w:p>
+      <w:pPr>
+        <w:pStyle w:val="a3"/>
+        <w:tabs>
+          <w:tab w:val="left" w:pos="312"/>
+        </w:tabs>
+        <w:ind w:left="780" w:firstLineChars="0" w:firstLine="0"/>
+        <w:rPr>
+          <w:sz w:val="20"/>
+          <w:szCs w:val="22"/>
+          <w:lang w:val="de-DE"/>
+        </w:rPr>
+      </w:pPr>
+      <w:r>
+        <w:rPr>
+          <w:rFonts w:hint="eastAsia"/>
+          <w:sz w:val="20"/>
+          <w:szCs w:val="22"/>
+          <w:lang w:val="de-DE"/>
+        </w:rPr>
+        <w:t>当调用</w:t>
+      </w:r>
+      <w:proofErr w:type="spellStart"/>
+      <w:r>
+        <w:rPr>
+          <w:rFonts w:hint="eastAsia"/>
+          <w:sz w:val="20"/>
+          <w:szCs w:val="22"/>
+          <w:lang w:val="de-DE"/>
+        </w:rPr>
+        <w:t>exec</w:t>
+      </w:r>
+      <w:proofErr w:type="spellEnd"/>
+      <w:r>
+        <w:rPr>
+          <w:rFonts w:hint="eastAsia"/>
+          <w:sz w:val="20"/>
+          <w:szCs w:val="22"/>
+          <w:lang w:val="de-DE"/>
+        </w:rPr>
+        <w:t>(),</w:t>
+      </w:r>
+      <w:r>
+        <w:rPr>
+          <w:rFonts w:hint="eastAsia"/>
+          <w:sz w:val="20"/>
+          <w:szCs w:val="22"/>
+          <w:lang w:val="de-DE"/>
+        </w:rPr>
+        <w:t>对话框会阻塞程序的后续执行，直到用户关闭对话框</w:t>
+      </w:r>
+    </w:p>
+    <w:p>
+      <w:pPr>
+        <w:pStyle w:val="a3"/>
+        <w:tabs>
+          <w:tab w:val="left" w:pos="312"/>
+        </w:tabs>
+        <w:ind w:left="780" w:firstLineChars="0" w:firstLine="0"/>
+        <w:rPr>
+          <w:sz w:val="20"/>
+          <w:szCs w:val="22"/>
+          <w:lang w:val="de-DE"/>
+        </w:rPr>
+      </w:pPr>
+      <w:r>
+        <w:rPr>
+          <w:rFonts w:hint="eastAsia"/>
+          <w:sz w:val="20"/>
+          <w:szCs w:val="22"/>
+          <w:lang w:val="de-DE"/>
+        </w:rPr>
+        <w:t>程序会在</w:t>
+      </w:r>
+      <w:proofErr w:type="spellStart"/>
+      <w:r>
+        <w:rPr>
+          <w:rFonts w:hint="eastAsia"/>
+          <w:sz w:val="20"/>
+          <w:szCs w:val="22"/>
+          <w:lang w:val="de-DE"/>
+        </w:rPr>
+        <w:t>exec</w:t>
+      </w:r>
+      <w:proofErr w:type="spellEnd"/>
+      <w:r>
+        <w:rPr>
+          <w:rFonts w:hint="eastAsia"/>
+          <w:sz w:val="20"/>
+          <w:szCs w:val="22"/>
+          <w:lang w:val="de-DE"/>
+        </w:rPr>
+        <w:t>()</w:t>
+      </w:r>
+      <w:r>
+        <w:rPr>
+          <w:rFonts w:hint="eastAsia"/>
+          <w:sz w:val="20"/>
+          <w:szCs w:val="22"/>
+          <w:lang w:val="de-DE"/>
+        </w:rPr>
+        <w:t>处暂停，只有对话框结束后才继续往下运行</w:t>
+      </w:r>
+    </w:p>
+    <w:p>
+      <w:pPr>
+        <w:pStyle w:val="a3"/>
+        <w:tabs>
+          <w:tab w:val="left" w:pos="312"/>
+        </w:tabs>
+        <w:ind w:left="780" w:firstLineChars="0" w:firstLine="0"/>
+        <w:rPr>
+          <w:sz w:val="20"/>
+          <w:szCs w:val="22"/>
+          <w:lang w:val="de-DE"/>
+        </w:rPr>
+      </w:pPr>
+      <w:proofErr w:type="spellStart"/>
       <w:r>
         <w:rPr>
           <w:sz w:val="20"/>
@@ -3867,12 +5751,31 @@
           <w:szCs w:val="22"/>
           <w:lang w:val="de-DE"/>
         </w:rPr>
-        <w:t>xec()返回一个整数值，来判断用户的选择</w:t>
-      </w:r>
-    </w:p>
-    <w:p>
-      <w:pPr>
-        <w:pStyle w:val="4"/>
+        <w:t>xec</w:t>
+      </w:r>
+      <w:proofErr w:type="spellEnd"/>
+      <w:r>
+        <w:rPr>
+          <w:rFonts w:hint="eastAsia"/>
+          <w:sz w:val="20"/>
+          <w:szCs w:val="22"/>
+          <w:lang w:val="de-DE"/>
+        </w:rPr>
+        <w:t>()</w:t>
+      </w:r>
+      <w:r>
+        <w:rPr>
+          <w:rFonts w:hint="eastAsia"/>
+          <w:sz w:val="20"/>
+          <w:szCs w:val="22"/>
+          <w:lang w:val="de-DE"/>
+        </w:rPr>
+        <w:t>返回一个整数值，来判断用户的选择</w:t>
+      </w:r>
+    </w:p>
+    <w:p>
+      <w:pPr>
+        <w:pStyle w:val="a3"/>
         <w:numPr>
           <w:ilvl w:val="0"/>
           <w:numId w:val="4"/>
@@ -3882,60 +5785,83 @@
         </w:tabs>
         <w:ind w:firstLineChars="0"/>
         <w:rPr>
-          <w:sz w:val="20"/>
-          <w:szCs w:val="22"/>
-          <w:lang w:val="de-DE"/>
-        </w:rPr>
-      </w:pPr>
-      <w:r>
-        <w:rPr>
-          <w:sz w:val="20"/>
-          <w:szCs w:val="22"/>
-          <w:lang w:val="de-DE"/>
-        </w:rPr>
-        <w:t>Wie haben Sie sichergestellt, dass Ihre Implementierung der Map den Anforderungen entspricht, die die mitgelieferte Dijkstra-Implementierung benötigt?</w:t>
-      </w:r>
-      <w:r>
-        <w:rPr>
-          <w:rFonts w:hint="eastAsia"/>
-          <w:sz w:val="20"/>
-          <w:szCs w:val="22"/>
-          <w:lang w:val="de-DE"/>
-        </w:rPr>
-        <w:t xml:space="preserve"> / 您是如何确保您的地图实现满足所提供的Dijkstra算法实现那的需求的</w:t>
-      </w:r>
-    </w:p>
-    <w:p>
-      <w:pPr>
-        <w:pStyle w:val="4"/>
-        <w:tabs>
-          <w:tab w:val="left" w:pos="312"/>
-        </w:tabs>
-        <w:ind w:left="780" w:firstLine="0" w:firstLineChars="0"/>
-        <w:rPr>
-          <w:sz w:val="20"/>
-          <w:szCs w:val="22"/>
-          <w:lang w:val="de-DE"/>
-        </w:rPr>
-      </w:pPr>
-      <w:r>
-        <w:rPr>
-          <w:sz w:val="20"/>
-          <w:szCs w:val="22"/>
-          <w:lang w:val="de-DE"/>
-        </w:rPr>
-        <w:t>Dadurch, dass die entsprechenden, gegebenen Schnittstellen implementiert und verwendet wurden.</w:t>
-      </w:r>
-    </w:p>
-    <w:p>
-      <w:pPr>
-        <w:pStyle w:val="4"/>
-        <w:tabs>
-          <w:tab w:val="left" w:pos="312"/>
-        </w:tabs>
-        <w:ind w:left="780" w:firstLine="0" w:firstLineChars="0"/>
-        <w:rPr>
-          <w:rFonts w:hint="eastAsia"/>
+          <w:rFonts w:hint="eastAsia"/>
+          <w:sz w:val="20"/>
+          <w:szCs w:val="22"/>
+          <w:lang w:val="de-DE"/>
+        </w:rPr>
+      </w:pPr>
+      <w:r>
+        <w:rPr>
+          <w:sz w:val="20"/>
+          <w:szCs w:val="22"/>
+          <w:lang w:val="de-DE"/>
+        </w:rPr>
+        <w:t xml:space="preserve">Wie haben Sie sichergestellt, dass Ihre Implementierung der </w:t>
+      </w:r>
+      <w:proofErr w:type="spellStart"/>
+      <w:r>
+        <w:rPr>
+          <w:sz w:val="20"/>
+          <w:szCs w:val="22"/>
+          <w:lang w:val="de-DE"/>
+        </w:rPr>
+        <w:t>Map</w:t>
+      </w:r>
+      <w:proofErr w:type="spellEnd"/>
+      <w:r>
+        <w:rPr>
+          <w:sz w:val="20"/>
+          <w:szCs w:val="22"/>
+          <w:lang w:val="de-DE"/>
+        </w:rPr>
+        <w:t xml:space="preserve"> den Anforderungen entspricht, die die mitgelieferte Dijkstra-Implementierung benötigt?</w:t>
+      </w:r>
+      <w:r>
+        <w:rPr>
+          <w:rFonts w:hint="eastAsia"/>
+          <w:sz w:val="20"/>
+          <w:szCs w:val="22"/>
+          <w:lang w:val="de-DE"/>
+        </w:rPr>
+        <w:t xml:space="preserve"> / </w:t>
+      </w:r>
+      <w:r>
+        <w:rPr>
+          <w:rFonts w:hint="eastAsia"/>
+          <w:sz w:val="20"/>
+          <w:szCs w:val="22"/>
+          <w:lang w:val="de-DE"/>
+        </w:rPr>
+        <w:t>您是如何确保您的地图实现满足所提供的</w:t>
+      </w:r>
+      <w:r>
+        <w:rPr>
+          <w:rFonts w:hint="eastAsia"/>
+          <w:sz w:val="20"/>
+          <w:szCs w:val="22"/>
+          <w:lang w:val="de-DE"/>
+        </w:rPr>
+        <w:t>Dijkstra</w:t>
+      </w:r>
+      <w:r>
+        <w:rPr>
+          <w:rFonts w:hint="eastAsia"/>
+          <w:sz w:val="20"/>
+          <w:szCs w:val="22"/>
+          <w:lang w:val="de-DE"/>
+        </w:rPr>
+        <w:t>算法实现那的需求的</w:t>
+      </w:r>
+    </w:p>
+    <w:p>
+      <w:pPr>
+        <w:pStyle w:val="a3"/>
+        <w:tabs>
+          <w:tab w:val="left" w:pos="312"/>
+        </w:tabs>
+        <w:ind w:left="780" w:firstLineChars="0" w:firstLine="0"/>
+        <w:rPr>
           <w:sz w:val="20"/>
           <w:szCs w:val="22"/>
           <w:lang w:val="de-DE"/>
@@ -3953,7 +5879,7 @@
     </w:p>
     <w:p>
       <w:pPr>
-        <w:pStyle w:val="4"/>
+        <w:pStyle w:val="a3"/>
         <w:numPr>
           <w:ilvl w:val="0"/>
           <w:numId w:val="4"/>
@@ -3983,16 +5909,25 @@
           <w:szCs w:val="22"/>
           <w:lang w:val="de-DE"/>
         </w:rPr>
-        <w:t xml:space="preserve"> / 如果不想使用控制台，还有哪些方法可以输出测试结果</w:t>
-      </w:r>
-    </w:p>
-    <w:p>
-      <w:pPr>
-        <w:pStyle w:val="4"/>
-        <w:tabs>
-          <w:tab w:val="left" w:pos="312"/>
-        </w:tabs>
-        <w:ind w:left="780" w:firstLine="0" w:firstLineChars="0"/>
+        <w:t xml:space="preserve"> / </w:t>
+      </w:r>
+      <w:r>
+        <w:rPr>
+          <w:rFonts w:hint="eastAsia"/>
+          <w:sz w:val="20"/>
+          <w:szCs w:val="22"/>
+          <w:lang w:val="de-DE"/>
+        </w:rPr>
+        <w:t>如果不想使用控制台，还有哪些方法可以输出测试结果</w:t>
+      </w:r>
+    </w:p>
+    <w:p>
+      <w:pPr>
+        <w:pStyle w:val="a3"/>
+        <w:tabs>
+          <w:tab w:val="left" w:pos="312"/>
+        </w:tabs>
+        <w:ind w:left="780" w:firstLineChars="0" w:firstLine="0"/>
         <w:rPr>
           <w:sz w:val="20"/>
           <w:szCs w:val="22"/>
@@ -4010,13 +5945,12 @@
     </w:p>
     <w:p>
       <w:pPr>
-        <w:pStyle w:val="4"/>
-        <w:tabs>
-          <w:tab w:val="left" w:pos="312"/>
-        </w:tabs>
-        <w:ind w:left="780" w:firstLine="0" w:firstLineChars="0"/>
-        <w:rPr>
-          <w:rFonts w:hint="eastAsia"/>
+        <w:pStyle w:val="a3"/>
+        <w:tabs>
+          <w:tab w:val="left" w:pos="312"/>
+        </w:tabs>
+        <w:ind w:left="780" w:firstLineChars="0" w:firstLine="0"/>
+        <w:rPr>
           <w:sz w:val="20"/>
           <w:szCs w:val="22"/>
           <w:lang w:val="de-DE"/>
@@ -4035,20 +5969,20 @@
     <w:sectPr>
       <w:pgSz w:w="11906" w:h="16838"/>
       <w:pgMar w:top="1440" w:right="1800" w:bottom="1440" w:left="1800" w:header="851" w:footer="992" w:gutter="0"/>
-      <w:cols w:space="425" w:num="1"/>
-      <w:docGrid w:type="lines" w:linePitch="312" w:charSpace="0"/>
+      <w:cols w:space="425"/>
+      <w:docGrid w:type="lines" w:linePitch="312"/>
     </w:sectPr>
   </w:body>
 </w:document>
 </file>
 
 <file path=word/numbering.xml><?xml version="1.0" encoding="utf-8"?>
-<w:numbering xmlns:wpc="http://schemas.microsoft.com/office/word/2010/wordprocessingCanvas" xmlns:mc="http://schemas.openxmlformats.org/markup-compatibility/2006" xmlns:o="urn:schemas-microsoft-com:office:office" xmlns:r="http://schemas.openxmlformats.org/officeDocument/2006/relationships" xmlns:m="http://schemas.openxmlformats.org/officeDocument/2006/math" xmlns:v="urn:schemas-microsoft-com:vml" xmlns:wp14="http://schemas.microsoft.com/office/word/2010/wordprocessingDrawing" xmlns:wp="http://schemas.openxmlformats.org/drawingml/2006/wordprocessingDrawing" xmlns:w10="urn:schemas-microsoft-com:office:word" xmlns:w="http://schemas.openxmlformats.org/wordprocessingml/2006/main" xmlns:w14="http://schemas.microsoft.com/office/word/2010/wordml" xmlns:wpg="http://schemas.microsoft.com/office/word/2010/wordprocessingGroup" xmlns:wpi="http://schemas.microsoft.com/office/word/2010/wordprocessingInk" xmlns:wne="http://schemas.microsoft.com/office/word/2006/wordml" xmlns:wps="http://schemas.microsoft.com/office/word/2010/wordprocessingShape" xmlns:wpsCustomData="http://www.wps.cn/officeDocument/2013/wpsCustomData" mc:Ignorable="w14 wp14">
-  <w:abstractNum w:abstractNumId="0">
+<w:numbering xmlns:wpc="http://schemas.microsoft.com/office/word/2010/wordprocessingCanvas" xmlns:cx="http://schemas.microsoft.com/office/drawing/2014/chartex" xmlns:cx1="http://schemas.microsoft.com/office/drawing/2015/9/8/chartex" xmlns:cx2="http://schemas.microsoft.com/office/drawing/2015/10/21/chartex" xmlns:cx3="http://schemas.microsoft.com/office/drawing/2016/5/9/chartex" xmlns:cx4="http://schemas.microsoft.com/office/drawing/2016/5/10/chartex" xmlns:cx5="http://schemas.microsoft.com/office/drawing/2016/5/11/chartex" xmlns:cx6="http://schemas.microsoft.com/office/drawing/2016/5/12/chartex" xmlns:cx7="http://schemas.microsoft.com/office/drawing/2016/5/13/chartex" xmlns:cx8="http://schemas.microsoft.com/office/drawing/2016/5/14/chartex" xmlns:mc="http://schemas.openxmlformats.org/markup-compatibility/2006" xmlns:aink="http://schemas.microsoft.com/office/drawing/2016/ink" xmlns:am3d="http://schemas.microsoft.com/office/drawing/2017/model3d" xmlns:o="urn:schemas-microsoft-com:office:office" xmlns:oel="http://schemas.microsoft.com/office/2019/extlst" xmlns:r="http://schemas.openxmlformats.org/officeDocument/2006/relationships" xmlns:m="http://schemas.openxmlformats.org/officeDocument/2006/math" xmlns:v="urn:schemas-microsoft-com:vml" xmlns:wp14="http://schemas.microsoft.com/office/word/2010/wordprocessingDrawing" xmlns:wp="http://schemas.openxmlformats.org/drawingml/2006/wordprocessingDrawing" xmlns:w10="urn:schemas-microsoft-com:office:word" xmlns:w="http://schemas.openxmlformats.org/wordprocessingml/2006/main" xmlns:w14="http://schemas.microsoft.com/office/word/2010/wordml" xmlns:w15="http://schemas.microsoft.com/office/word/2012/wordml" xmlns:w16cex="http://schemas.microsoft.com/office/word/2018/wordml/cex" xmlns:w16cid="http://schemas.microsoft.com/office/word/2016/wordml/cid" xmlns:w16="http://schemas.microsoft.com/office/word/2018/wordml" xmlns:w16du="http://schemas.microsoft.com/office/word/2023/wordml/word16du" xmlns:w16sdtdh="http://schemas.microsoft.com/office/word/2020/wordml/sdtdatahash" xmlns:w16sdtfl="http://schemas.microsoft.com/office/word/2024/wordml/sdtformatlock" xmlns:w16se="http://schemas.microsoft.com/office/word/2015/wordml/symex" xmlns:wpg="http://schemas.microsoft.com/office/word/2010/wordprocessingGroup" xmlns:wpi="http://schemas.microsoft.com/office/word/2010/wordprocessingInk" xmlns:wne="http://schemas.microsoft.com/office/word/2006/wordml" xmlns:wps="http://schemas.microsoft.com/office/word/2010/wordprocessingShape" mc:Ignorable="w14 w15 w16se w16cid w16 w16cex w16sdtdh w16sdtfl w16du wp14">
+  <w:abstractNum w:abstractNumId="0" w15:restartNumberingAfterBreak="0">
     <w:nsid w:val="04FB50DD"/>
     <w:multiLevelType w:val="multilevel"/>
     <w:tmpl w:val="04FB50DD"/>
-    <w:lvl w:ilvl="0" w:tentative="0">
+    <w:lvl w:ilvl="0">
       <w:start w:val="1"/>
       <w:numFmt w:val="decimal"/>
       <w:lvlText w:val="%1."/>
@@ -4060,7 +5994,7 @@
         <w:rFonts w:hint="default"/>
       </w:rPr>
     </w:lvl>
-    <w:lvl w:ilvl="1" w:tentative="0">
+    <w:lvl w:ilvl="1">
       <w:start w:val="1"/>
       <w:numFmt w:val="lowerLetter"/>
       <w:lvlText w:val="%2)"/>
@@ -4069,7 +6003,7 @@
         <w:ind w:left="1300" w:hanging="440"/>
       </w:pPr>
     </w:lvl>
-    <w:lvl w:ilvl="2" w:tentative="0">
+    <w:lvl w:ilvl="2">
       <w:start w:val="1"/>
       <w:numFmt w:val="lowerRoman"/>
       <w:lvlText w:val="%3."/>
@@ -4078,7 +6012,7 @@
         <w:ind w:left="1740" w:hanging="440"/>
       </w:pPr>
     </w:lvl>
-    <w:lvl w:ilvl="3" w:tentative="0">
+    <w:lvl w:ilvl="3">
       <w:start w:val="1"/>
       <w:numFmt w:val="decimal"/>
       <w:lvlText w:val="%4."/>
@@ -4087,7 +6021,7 @@
         <w:ind w:left="2180" w:hanging="440"/>
       </w:pPr>
     </w:lvl>
-    <w:lvl w:ilvl="4" w:tentative="0">
+    <w:lvl w:ilvl="4">
       <w:start w:val="1"/>
       <w:numFmt w:val="lowerLetter"/>
       <w:lvlText w:val="%5)"/>
@@ -4096,7 +6030,7 @@
         <w:ind w:left="2620" w:hanging="440"/>
       </w:pPr>
     </w:lvl>
-    <w:lvl w:ilvl="5" w:tentative="0">
+    <w:lvl w:ilvl="5">
       <w:start w:val="1"/>
       <w:numFmt w:val="lowerRoman"/>
       <w:lvlText w:val="%6."/>
@@ -4105,7 +6039,7 @@
         <w:ind w:left="3060" w:hanging="440"/>
       </w:pPr>
     </w:lvl>
-    <w:lvl w:ilvl="6" w:tentative="0">
+    <w:lvl w:ilvl="6">
       <w:start w:val="1"/>
       <w:numFmt w:val="decimal"/>
       <w:lvlText w:val="%7."/>
@@ -4114,7 +6048,7 @@
         <w:ind w:left="3500" w:hanging="440"/>
       </w:pPr>
     </w:lvl>
-    <w:lvl w:ilvl="7" w:tentative="0">
+    <w:lvl w:ilvl="7">
       <w:start w:val="1"/>
       <w:numFmt w:val="lowerLetter"/>
       <w:lvlText w:val="%8)"/>
@@ -4123,7 +6057,7 @@
         <w:ind w:left="3940" w:hanging="440"/>
       </w:pPr>
     </w:lvl>
-    <w:lvl w:ilvl="8" w:tentative="0">
+    <w:lvl w:ilvl="8">
       <w:start w:val="1"/>
       <w:numFmt w:val="lowerRoman"/>
       <w:lvlText w:val="%9."/>
@@ -4133,11 +6067,11 @@
       </w:pPr>
     </w:lvl>
   </w:abstractNum>
-  <w:abstractNum w:abstractNumId="1">
+  <w:abstractNum w:abstractNumId="1" w15:restartNumberingAfterBreak="0">
     <w:nsid w:val="05D84EE3"/>
     <w:multiLevelType w:val="multilevel"/>
     <w:tmpl w:val="05D84EE3"/>
-    <w:lvl w:ilvl="0" w:tentative="0">
+    <w:lvl w:ilvl="0">
       <w:start w:val="1"/>
       <w:numFmt w:val="decimal"/>
       <w:lvlText w:val="%1．"/>
@@ -4149,7 +6083,7 @@
         <w:rFonts w:hint="default"/>
       </w:rPr>
     </w:lvl>
-    <w:lvl w:ilvl="1" w:tentative="0">
+    <w:lvl w:ilvl="1">
       <w:start w:val="1"/>
       <w:numFmt w:val="lowerLetter"/>
       <w:lvlText w:val="%2)"/>
@@ -4158,7 +6092,7 @@
         <w:ind w:left="1300" w:hanging="440"/>
       </w:pPr>
     </w:lvl>
-    <w:lvl w:ilvl="2" w:tentative="0">
+    <w:lvl w:ilvl="2">
       <w:start w:val="1"/>
       <w:numFmt w:val="lowerRoman"/>
       <w:lvlText w:val="%3."/>
@@ -4167,7 +6101,7 @@
         <w:ind w:left="1740" w:hanging="440"/>
       </w:pPr>
     </w:lvl>
-    <w:lvl w:ilvl="3" w:tentative="0">
+    <w:lvl w:ilvl="3">
       <w:start w:val="1"/>
       <w:numFmt w:val="decimal"/>
       <w:lvlText w:val="%4."/>
@@ -4176,7 +6110,7 @@
         <w:ind w:left="2180" w:hanging="440"/>
       </w:pPr>
     </w:lvl>
-    <w:lvl w:ilvl="4" w:tentative="0">
+    <w:lvl w:ilvl="4">
       <w:start w:val="1"/>
       <w:numFmt w:val="lowerLetter"/>
       <w:lvlText w:val="%5)"/>
@@ -4185,7 +6119,7 @@
         <w:ind w:left="2620" w:hanging="440"/>
       </w:pPr>
     </w:lvl>
-    <w:lvl w:ilvl="5" w:tentative="0">
+    <w:lvl w:ilvl="5">
       <w:start w:val="1"/>
       <w:numFmt w:val="lowerRoman"/>
       <w:lvlText w:val="%6."/>
@@ -4194,7 +6128,7 @@
         <w:ind w:left="3060" w:hanging="440"/>
       </w:pPr>
     </w:lvl>
-    <w:lvl w:ilvl="6" w:tentative="0">
+    <w:lvl w:ilvl="6">
       <w:start w:val="1"/>
       <w:numFmt w:val="decimal"/>
       <w:lvlText w:val="%7."/>
@@ -4203,7 +6137,7 @@
         <w:ind w:left="3500" w:hanging="440"/>
       </w:pPr>
     </w:lvl>
-    <w:lvl w:ilvl="7" w:tentative="0">
+    <w:lvl w:ilvl="7">
       <w:start w:val="1"/>
       <w:numFmt w:val="lowerLetter"/>
       <w:lvlText w:val="%8)"/>
@@ -4212,7 +6146,7 @@
         <w:ind w:left="3940" w:hanging="440"/>
       </w:pPr>
     </w:lvl>
-    <w:lvl w:ilvl="8" w:tentative="0">
+    <w:lvl w:ilvl="8">
       <w:start w:val="1"/>
       <w:numFmt w:val="lowerRoman"/>
       <w:lvlText w:val="%9."/>
@@ -4222,11 +6156,11 @@
       </w:pPr>
     </w:lvl>
   </w:abstractNum>
-  <w:abstractNum w:abstractNumId="2">
+  <w:abstractNum w:abstractNumId="2" w15:restartNumberingAfterBreak="0">
     <w:nsid w:val="56C8065A"/>
     <w:multiLevelType w:val="multilevel"/>
     <w:tmpl w:val="56C8065A"/>
-    <w:lvl w:ilvl="0" w:tentative="0">
+    <w:lvl w:ilvl="0">
       <w:start w:val="1"/>
       <w:numFmt w:val="decimal"/>
       <w:lvlText w:val="%1."/>
@@ -4238,7 +6172,7 @@
         <w:rFonts w:hint="default"/>
       </w:rPr>
     </w:lvl>
-    <w:lvl w:ilvl="1" w:tentative="0">
+    <w:lvl w:ilvl="1">
       <w:start w:val="1"/>
       <w:numFmt w:val="lowerLetter"/>
       <w:lvlText w:val="%2)"/>
@@ -4247,7 +6181,7 @@
         <w:ind w:left="1300" w:hanging="440"/>
       </w:pPr>
     </w:lvl>
-    <w:lvl w:ilvl="2" w:tentative="0">
+    <w:lvl w:ilvl="2">
       <w:start w:val="1"/>
       <w:numFmt w:val="lowerRoman"/>
       <w:lvlText w:val="%3."/>
@@ -4256,7 +6190,7 @@
         <w:ind w:left="1740" w:hanging="440"/>
       </w:pPr>
     </w:lvl>
-    <w:lvl w:ilvl="3" w:tentative="0">
+    <w:lvl w:ilvl="3">
       <w:start w:val="1"/>
       <w:numFmt w:val="decimal"/>
       <w:lvlText w:val="%4."/>
@@ -4265,7 +6199,7 @@
         <w:ind w:left="2180" w:hanging="440"/>
       </w:pPr>
     </w:lvl>
-    <w:lvl w:ilvl="4" w:tentative="0">
+    <w:lvl w:ilvl="4">
       <w:start w:val="1"/>
       <w:numFmt w:val="lowerLetter"/>
       <w:lvlText w:val="%5)"/>
@@ -4274,7 +6208,7 @@
         <w:ind w:left="2620" w:hanging="440"/>
       </w:pPr>
     </w:lvl>
-    <w:lvl w:ilvl="5" w:tentative="0">
+    <w:lvl w:ilvl="5">
       <w:start w:val="1"/>
       <w:numFmt w:val="lowerRoman"/>
       <w:lvlText w:val="%6."/>
@@ -4283,7 +6217,7 @@
         <w:ind w:left="3060" w:hanging="440"/>
       </w:pPr>
     </w:lvl>
-    <w:lvl w:ilvl="6" w:tentative="0">
+    <w:lvl w:ilvl="6">
       <w:start w:val="1"/>
       <w:numFmt w:val="decimal"/>
       <w:lvlText w:val="%7."/>
@@ -4292,7 +6226,7 @@
         <w:ind w:left="3500" w:hanging="440"/>
       </w:pPr>
     </w:lvl>
-    <w:lvl w:ilvl="7" w:tentative="0">
+    <w:lvl w:ilvl="7">
       <w:start w:val="1"/>
       <w:numFmt w:val="lowerLetter"/>
       <w:lvlText w:val="%8)"/>
@@ -4301,7 +6235,7 @@
         <w:ind w:left="3940" w:hanging="440"/>
       </w:pPr>
     </w:lvl>
-    <w:lvl w:ilvl="8" w:tentative="0">
+    <w:lvl w:ilvl="8">
       <w:start w:val="1"/>
       <w:numFmt w:val="lowerRoman"/>
       <w:lvlText w:val="%9."/>
@@ -4311,11 +6245,11 @@
       </w:pPr>
     </w:lvl>
   </w:abstractNum>
-  <w:abstractNum w:abstractNumId="3">
+  <w:abstractNum w:abstractNumId="3" w15:restartNumberingAfterBreak="0">
     <w:nsid w:val="591C42A9"/>
     <w:multiLevelType w:val="multilevel"/>
     <w:tmpl w:val="591C42A9"/>
-    <w:lvl w:ilvl="0" w:tentative="0">
+    <w:lvl w:ilvl="0">
       <w:start w:val="1"/>
       <w:numFmt w:val="decimal"/>
       <w:lvlText w:val="%1."/>
@@ -4327,7 +6261,7 @@
         <w:rFonts w:hint="default"/>
       </w:rPr>
     </w:lvl>
-    <w:lvl w:ilvl="1" w:tentative="0">
+    <w:lvl w:ilvl="1">
       <w:start w:val="1"/>
       <w:numFmt w:val="lowerLetter"/>
       <w:lvlText w:val="%2)"/>
@@ -4336,7 +6270,7 @@
         <w:ind w:left="1300" w:hanging="440"/>
       </w:pPr>
     </w:lvl>
-    <w:lvl w:ilvl="2" w:tentative="0">
+    <w:lvl w:ilvl="2">
       <w:start w:val="1"/>
       <w:numFmt w:val="lowerRoman"/>
       <w:lvlText w:val="%3."/>
@@ -4345,7 +6279,7 @@
         <w:ind w:left="1740" w:hanging="440"/>
       </w:pPr>
     </w:lvl>
-    <w:lvl w:ilvl="3" w:tentative="0">
+    <w:lvl w:ilvl="3">
       <w:start w:val="1"/>
       <w:numFmt w:val="decimal"/>
       <w:lvlText w:val="%4."/>
@@ -4354,7 +6288,7 @@
         <w:ind w:left="2180" w:hanging="440"/>
       </w:pPr>
     </w:lvl>
-    <w:lvl w:ilvl="4" w:tentative="0">
+    <w:lvl w:ilvl="4">
       <w:start w:val="1"/>
       <w:numFmt w:val="lowerLetter"/>
       <w:lvlText w:val="%5)"/>
@@ -4363,7 +6297,7 @@
         <w:ind w:left="2620" w:hanging="440"/>
       </w:pPr>
     </w:lvl>
-    <w:lvl w:ilvl="5" w:tentative="0">
+    <w:lvl w:ilvl="5">
       <w:start w:val="1"/>
       <w:numFmt w:val="lowerRoman"/>
       <w:lvlText w:val="%6."/>
@@ -4372,7 +6306,7 @@
         <w:ind w:left="3060" w:hanging="440"/>
       </w:pPr>
     </w:lvl>
-    <w:lvl w:ilvl="6" w:tentative="0">
+    <w:lvl w:ilvl="6">
       <w:start w:val="1"/>
       <w:numFmt w:val="decimal"/>
       <w:lvlText w:val="%7."/>
@@ -4381,7 +6315,7 @@
         <w:ind w:left="3500" w:hanging="440"/>
       </w:pPr>
     </w:lvl>
-    <w:lvl w:ilvl="7" w:tentative="0">
+    <w:lvl w:ilvl="7">
       <w:start w:val="1"/>
       <w:numFmt w:val="lowerLetter"/>
       <w:lvlText w:val="%8)"/>
@@ -4390,7 +6324,7 @@
         <w:ind w:left="3940" w:hanging="440"/>
       </w:pPr>
     </w:lvl>
-    <w:lvl w:ilvl="8" w:tentative="0">
+    <w:lvl w:ilvl="8">
       <w:start w:val="1"/>
       <w:numFmt w:val="lowerRoman"/>
       <w:lvlText w:val="%9."/>
@@ -4400,310 +6334,346 @@
       </w:pPr>
     </w:lvl>
   </w:abstractNum>
-  <w:num w:numId="1">
+  <w:num w:numId="1" w16cid:durableId="843209963">
     <w:abstractNumId w:val="1"/>
   </w:num>
-  <w:num w:numId="2">
+  <w:num w:numId="2" w16cid:durableId="932978899">
     <w:abstractNumId w:val="3"/>
   </w:num>
-  <w:num w:numId="3">
+  <w:num w:numId="3" w16cid:durableId="165441957">
     <w:abstractNumId w:val="0"/>
   </w:num>
-  <w:num w:numId="4">
+  <w:num w:numId="4" w16cid:durableId="635140358">
     <w:abstractNumId w:val="2"/>
   </w:num>
 </w:numbering>
 </file>
 
 <file path=word/styles.xml><?xml version="1.0" encoding="utf-8"?>
-<w:styles xmlns:mc="http://schemas.openxmlformats.org/markup-compatibility/2006" xmlns:o="urn:schemas-microsoft-com:office:office" xmlns:r="http://schemas.openxmlformats.org/officeDocument/2006/relationships" xmlns:m="http://schemas.openxmlformats.org/officeDocument/2006/math" xmlns:v="urn:schemas-microsoft-com:vml" xmlns:w="http://schemas.openxmlformats.org/wordprocessingml/2006/main" xmlns:w14="http://schemas.microsoft.com/office/word/2010/wordml" xmlns:w10="urn:schemas-microsoft-com:office:word" xmlns:sl="http://schemas.openxmlformats.org/schemaLibrary/2006/main" xmlns:wpsCustomData="http://www.wps.cn/officeDocument/2013/wpsCustomData" mc:Ignorable="w14">
+<w:styles xmlns:mc="http://schemas.openxmlformats.org/markup-compatibility/2006" xmlns:r="http://schemas.openxmlformats.org/officeDocument/2006/relationships" xmlns:w="http://schemas.openxmlformats.org/wordprocessingml/2006/main" xmlns:w14="http://schemas.microsoft.com/office/word/2010/wordml" xmlns:w15="http://schemas.microsoft.com/office/word/2012/wordml" xmlns:w16cex="http://schemas.microsoft.com/office/word/2018/wordml/cex" xmlns:w16cid="http://schemas.microsoft.com/office/word/2016/wordml/cid" xmlns:w16="http://schemas.microsoft.com/office/word/2018/wordml" xmlns:w16du="http://schemas.microsoft.com/office/word/2023/wordml/word16du" xmlns:w16sdtdh="http://schemas.microsoft.com/office/word/2020/wordml/sdtdatahash" xmlns:w16sdtfl="http://schemas.microsoft.com/office/word/2024/wordml/sdtformatlock" xmlns:w16se="http://schemas.microsoft.com/office/word/2015/wordml/symex" mc:Ignorable="w14 w15 w16se w16cid w16 w16cex w16sdtdh w16sdtfl w16du">
   <w:docDefaults>
     <w:rPrDefault>
       <w:rPr>
-        <w:rFonts w:asciiTheme="minorHAnsi" w:hAnsiTheme="minorHAnsi" w:eastAsiaTheme="minorEastAsia" w:cstheme="minorBidi"/>
+        <w:rFonts w:asciiTheme="minorHAnsi" w:eastAsiaTheme="minorEastAsia" w:hAnsiTheme="minorHAnsi" w:cstheme="minorBidi"/>
+        <w:lang w:val="en-US" w:eastAsia="zh-CN" w:bidi="ar-SA"/>
       </w:rPr>
     </w:rPrDefault>
     <w:pPrDefault/>
   </w:docDefaults>
-  <w:latentStyles w:count="260" w:defQFormat="0" w:defUnhideWhenUsed="1" w:defSemiHidden="1" w:defUIPriority="99" w:defLockedState="0">
-    <w:lsdException w:qFormat="1" w:unhideWhenUsed="0" w:uiPriority="0" w:semiHidden="0" w:name="Normal"/>
-    <w:lsdException w:qFormat="1" w:unhideWhenUsed="0" w:uiPriority="0" w:semiHidden="0" w:name="heading 1"/>
-    <w:lsdException w:qFormat="1" w:uiPriority="0" w:name="heading 2"/>
-    <w:lsdException w:qFormat="1" w:uiPriority="0" w:name="heading 3"/>
-    <w:lsdException w:qFormat="1" w:uiPriority="0" w:name="heading 4"/>
-    <w:lsdException w:qFormat="1" w:uiPriority="0" w:name="heading 5"/>
-    <w:lsdException w:qFormat="1" w:uiPriority="0" w:name="heading 6"/>
-    <w:lsdException w:qFormat="1" w:uiPriority="0" w:name="heading 7"/>
-    <w:lsdException w:qFormat="1" w:uiPriority="0" w:name="heading 8"/>
-    <w:lsdException w:qFormat="1" w:uiPriority="0" w:name="heading 9"/>
-    <w:lsdException w:unhideWhenUsed="0" w:uiPriority="0" w:semiHidden="0" w:name="index 1"/>
-    <w:lsdException w:unhideWhenUsed="0" w:uiPriority="0" w:semiHidden="0" w:name="index 2"/>
-    <w:lsdException w:unhideWhenUsed="0" w:uiPriority="0" w:semiHidden="0" w:name="index 3"/>
-    <w:lsdException w:unhideWhenUsed="0" w:uiPriority="0" w:semiHidden="0" w:name="index 4"/>
-    <w:lsdException w:unhideWhenUsed="0" w:uiPriority="0" w:semiHidden="0" w:name="index 5"/>
-    <w:lsdException w:unhideWhenUsed="0" w:uiPriority="0" w:semiHidden="0" w:name="index 6"/>
-    <w:lsdException w:unhideWhenUsed="0" w:uiPriority="0" w:semiHidden="0" w:name="index 7"/>
-    <w:lsdException w:unhideWhenUsed="0" w:uiPriority="0" w:semiHidden="0" w:name="index 8"/>
-    <w:lsdException w:unhideWhenUsed="0" w:uiPriority="0" w:semiHidden="0" w:name="index 9"/>
-    <w:lsdException w:unhideWhenUsed="0" w:uiPriority="0" w:semiHidden="0" w:name="toc 1"/>
-    <w:lsdException w:unhideWhenUsed="0" w:uiPriority="0" w:semiHidden="0" w:name="toc 2"/>
-    <w:lsdException w:unhideWhenUsed="0" w:uiPriority="0" w:semiHidden="0" w:name="toc 3"/>
-    <w:lsdException w:unhideWhenUsed="0" w:uiPriority="0" w:semiHidden="0" w:name="toc 4"/>
-    <w:lsdException w:unhideWhenUsed="0" w:uiPriority="0" w:semiHidden="0" w:name="toc 5"/>
-    <w:lsdException w:unhideWhenUsed="0" w:uiPriority="0" w:semiHidden="0" w:name="toc 6"/>
-    <w:lsdException w:unhideWhenUsed="0" w:uiPriority="0" w:semiHidden="0" w:name="toc 7"/>
-    <w:lsdException w:unhideWhenUsed="0" w:uiPriority="0" w:semiHidden="0" w:name="toc 8"/>
-    <w:lsdException w:unhideWhenUsed="0" w:uiPriority="0" w:semiHidden="0" w:name="toc 9"/>
-    <w:lsdException w:unhideWhenUsed="0" w:uiPriority="0" w:semiHidden="0" w:name="Normal Indent"/>
-    <w:lsdException w:unhideWhenUsed="0" w:uiPriority="0" w:semiHidden="0" w:name="footnote text"/>
-    <w:lsdException w:unhideWhenUsed="0" w:uiPriority="0" w:semiHidden="0" w:name="annotation text"/>
-    <w:lsdException w:unhideWhenUsed="0" w:uiPriority="0" w:semiHidden="0" w:name="header"/>
-    <w:lsdException w:unhideWhenUsed="0" w:uiPriority="0" w:semiHidden="0" w:name="footer"/>
-    <w:lsdException w:unhideWhenUsed="0" w:uiPriority="0" w:semiHidden="0" w:name="index heading"/>
-    <w:lsdException w:qFormat="1" w:uiPriority="0" w:name="caption"/>
-    <w:lsdException w:unhideWhenUsed="0" w:uiPriority="0" w:semiHidden="0" w:name="table of figures"/>
-    <w:lsdException w:unhideWhenUsed="0" w:uiPriority="0" w:semiHidden="0" w:name="envelope address"/>
-    <w:lsdException w:unhideWhenUsed="0" w:uiPriority="0" w:semiHidden="0" w:name="envelope return"/>
-    <w:lsdException w:unhideWhenUsed="0" w:uiPriority="0" w:semiHidden="0" w:name="footnote reference"/>
-    <w:lsdException w:unhideWhenUsed="0" w:uiPriority="0" w:semiHidden="0" w:name="annotation reference"/>
-    <w:lsdException w:unhideWhenUsed="0" w:uiPriority="0" w:semiHidden="0" w:name="line number"/>
-    <w:lsdException w:unhideWhenUsed="0" w:uiPriority="0" w:semiHidden="0" w:name="page number"/>
-    <w:lsdException w:unhideWhenUsed="0" w:uiPriority="0" w:semiHidden="0" w:name="endnote reference"/>
-    <w:lsdException w:unhideWhenUsed="0" w:uiPriority="0" w:semiHidden="0" w:name="endnote text"/>
-    <w:lsdException w:unhideWhenUsed="0" w:uiPriority="0" w:semiHidden="0" w:name="table of authorities"/>
-    <w:lsdException w:unhideWhenUsed="0" w:uiPriority="0" w:semiHidden="0" w:name="macro"/>
-    <w:lsdException w:unhideWhenUsed="0" w:uiPriority="0" w:semiHidden="0" w:name="toa heading"/>
-    <w:lsdException w:unhideWhenUsed="0" w:uiPriority="0" w:semiHidden="0" w:name="List"/>
-    <w:lsdException w:unhideWhenUsed="0" w:uiPriority="0" w:semiHidden="0" w:name="List Bullet"/>
-    <w:lsdException w:unhideWhenUsed="0" w:uiPriority="0" w:semiHidden="0" w:name="List Number"/>
-    <w:lsdException w:unhideWhenUsed="0" w:uiPriority="0" w:semiHidden="0" w:name="List 2"/>
-    <w:lsdException w:unhideWhenUsed="0" w:uiPriority="0" w:semiHidden="0" w:name="List 3"/>
-    <w:lsdException w:unhideWhenUsed="0" w:uiPriority="0" w:semiHidden="0" w:name="List 4"/>
-    <w:lsdException w:unhideWhenUsed="0" w:uiPriority="0" w:semiHidden="0" w:name="List 5"/>
-    <w:lsdException w:unhideWhenUsed="0" w:uiPriority="0" w:semiHidden="0" w:name="List Bullet 2"/>
-    <w:lsdException w:unhideWhenUsed="0" w:uiPriority="0" w:semiHidden="0" w:name="List Bullet 3"/>
-    <w:lsdException w:unhideWhenUsed="0" w:uiPriority="0" w:semiHidden="0" w:name="List Bullet 4"/>
-    <w:lsdException w:unhideWhenUsed="0" w:uiPriority="0" w:semiHidden="0" w:name="List Bullet 5"/>
-    <w:lsdException w:unhideWhenUsed="0" w:uiPriority="0" w:semiHidden="0" w:name="List Number 2"/>
-    <w:lsdException w:unhideWhenUsed="0" w:uiPriority="0" w:semiHidden="0" w:name="List Number 3"/>
-    <w:lsdException w:unhideWhenUsed="0" w:uiPriority="0" w:semiHidden="0" w:name="List Number 4"/>
-    <w:lsdException w:unhideWhenUsed="0" w:uiPriority="0" w:semiHidden="0" w:name="List Number 5"/>
-    <w:lsdException w:qFormat="1" w:unhideWhenUsed="0" w:uiPriority="0" w:semiHidden="0" w:name="Title"/>
-    <w:lsdException w:unhideWhenUsed="0" w:uiPriority="0" w:semiHidden="0" w:name="Closing"/>
-    <w:lsdException w:unhideWhenUsed="0" w:uiPriority="0" w:semiHidden="0" w:name="Signature"/>
-    <w:lsdException w:uiPriority="1" w:name="Default Paragraph Font"/>
-    <w:lsdException w:unhideWhenUsed="0" w:uiPriority="0" w:semiHidden="0" w:name="Body Text"/>
-    <w:lsdException w:unhideWhenUsed="0" w:uiPriority="0" w:semiHidden="0" w:name="Body Text Indent"/>
-    <w:lsdException w:unhideWhenUsed="0" w:uiPriority="0" w:semiHidden="0" w:name="List Continue"/>
-    <w:lsdException w:unhideWhenUsed="0" w:uiPriority="0" w:semiHidden="0" w:name="List Continue 2"/>
-    <w:lsdException w:unhideWhenUsed="0" w:uiPriority="0" w:semiHidden="0" w:name="List Continue 3"/>
-    <w:lsdException w:unhideWhenUsed="0" w:uiPriority="0" w:semiHidden="0" w:name="List Continue 4"/>
-    <w:lsdException w:unhideWhenUsed="0" w:uiPriority="0" w:semiHidden="0" w:name="List Continue 5"/>
-    <w:lsdException w:unhideWhenUsed="0" w:uiPriority="0" w:semiHidden="0" w:name="Message Header"/>
-    <w:lsdException w:qFormat="1" w:unhideWhenUsed="0" w:uiPriority="0" w:semiHidden="0" w:name="Subtitle"/>
-    <w:lsdException w:unhideWhenUsed="0" w:uiPriority="0" w:semiHidden="0" w:name="Salutation"/>
-    <w:lsdException w:unhideWhenUsed="0" w:uiPriority="0" w:semiHidden="0" w:name="Date"/>
-    <w:lsdException w:unhideWhenUsed="0" w:uiPriority="0" w:semiHidden="0" w:name="Body Text First Indent"/>
-    <w:lsdException w:unhideWhenUsed="0" w:uiPriority="0" w:semiHidden="0" w:name="Body Text First Indent 2"/>
-    <w:lsdException w:unhideWhenUsed="0" w:uiPriority="0" w:semiHidden="0" w:name="Note Heading"/>
-    <w:lsdException w:unhideWhenUsed="0" w:uiPriority="0" w:semiHidden="0" w:name="Body Text 2"/>
-    <w:lsdException w:unhideWhenUsed="0" w:uiPriority="0" w:semiHidden="0" w:name="Body Text 3"/>
-    <w:lsdException w:unhideWhenUsed="0" w:uiPriority="0" w:semiHidden="0" w:name="Body Text Indent 2"/>
-    <w:lsdException w:unhideWhenUsed="0" w:uiPriority="0" w:semiHidden="0" w:name="Body Text Indent 3"/>
-    <w:lsdException w:unhideWhenUsed="0" w:uiPriority="0" w:semiHidden="0" w:name="Block Text"/>
-    <w:lsdException w:unhideWhenUsed="0" w:uiPriority="0" w:semiHidden="0" w:name="Hyperlink"/>
-    <w:lsdException w:unhideWhenUsed="0" w:uiPriority="0" w:semiHidden="0" w:name="FollowedHyperlink"/>
-    <w:lsdException w:qFormat="1" w:unhideWhenUsed="0" w:uiPriority="0" w:semiHidden="0" w:name="Strong"/>
-    <w:lsdException w:qFormat="1" w:unhideWhenUsed="0" w:uiPriority="0" w:semiHidden="0" w:name="Emphasis"/>
-    <w:lsdException w:unhideWhenUsed="0" w:uiPriority="0" w:semiHidden="0" w:name="Document Map"/>
-    <w:lsdException w:unhideWhenUsed="0" w:uiPriority="0" w:semiHidden="0" w:name="Plain Text"/>
-    <w:lsdException w:unhideWhenUsed="0" w:uiPriority="0" w:semiHidden="0" w:name="E-mail Signature"/>
-    <w:lsdException w:unhideWhenUsed="0" w:uiPriority="0" w:semiHidden="0" w:name="Normal (Web)"/>
-    <w:lsdException w:unhideWhenUsed="0" w:uiPriority="0" w:semiHidden="0" w:name="HTML Acronym"/>
-    <w:lsdException w:unhideWhenUsed="0" w:uiPriority="0" w:semiHidden="0" w:name="HTML Address"/>
-    <w:lsdException w:unhideWhenUsed="0" w:uiPriority="0" w:semiHidden="0" w:name="HTML Cite"/>
-    <w:lsdException w:unhideWhenUsed="0" w:uiPriority="0" w:semiHidden="0" w:name="HTML Code"/>
-    <w:lsdException w:unhideWhenUsed="0" w:uiPriority="0" w:semiHidden="0" w:name="HTML Definition"/>
-    <w:lsdException w:unhideWhenUsed="0" w:uiPriority="0" w:semiHidden="0" w:name="HTML Keyboard"/>
-    <w:lsdException w:unhideWhenUsed="0" w:uiPriority="0" w:semiHidden="0" w:name="HTML Preformatted"/>
-    <w:lsdException w:unhideWhenUsed="0" w:uiPriority="0" w:semiHidden="0" w:name="HTML Sample"/>
-    <w:lsdException w:unhideWhenUsed="0" w:uiPriority="0" w:semiHidden="0" w:name="HTML Typewriter"/>
-    <w:lsdException w:unhideWhenUsed="0" w:uiPriority="0" w:semiHidden="0" w:name="HTML Variable"/>
-    <w:lsdException w:uiPriority="99" w:name="Normal Table"/>
-    <w:lsdException w:unhideWhenUsed="0" w:uiPriority="0" w:semiHidden="0" w:name="annotation subject"/>
-    <w:lsdException w:uiPriority="0" w:name="Table Simple 1"/>
-    <w:lsdException w:uiPriority="0" w:name="Table Simple 2"/>
-    <w:lsdException w:uiPriority="0" w:name="Table Simple 3"/>
-    <w:lsdException w:uiPriority="0" w:name="Table Classic 1"/>
-    <w:lsdException w:uiPriority="0" w:name="Table Classic 2"/>
-    <w:lsdException w:uiPriority="0" w:name="Table Classic 3"/>
-    <w:lsdException w:uiPriority="0" w:name="Table Classic 4"/>
-    <w:lsdException w:uiPriority="0" w:name="Table Colorful 1"/>
-    <w:lsdException w:uiPriority="0" w:name="Table Colorful 2"/>
-    <w:lsdException w:uiPriority="0" w:name="Table Colorful 3"/>
-    <w:lsdException w:uiPriority="0" w:name="Table Columns 1"/>
-    <w:lsdException w:uiPriority="0" w:name="Table Columns 2"/>
-    <w:lsdException w:uiPriority="0" w:name="Table Columns 3"/>
-    <w:lsdException w:uiPriority="0" w:name="Table Columns 4"/>
-    <w:lsdException w:uiPriority="0" w:name="Table Columns 5"/>
-    <w:lsdException w:uiPriority="0" w:name="Table Grid 1"/>
-    <w:lsdException w:uiPriority="0" w:name="Table Grid 2"/>
-    <w:lsdException w:uiPriority="0" w:name="Table Grid 3"/>
-    <w:lsdException w:uiPriority="0" w:name="Table Grid 4"/>
-    <w:lsdException w:uiPriority="0" w:name="Table Grid 5"/>
-    <w:lsdException w:uiPriority="0" w:name="Table Grid 6"/>
-    <w:lsdException w:uiPriority="0" w:name="Table Grid 7"/>
-    <w:lsdException w:uiPriority="0" w:name="Table Grid 8"/>
-    <w:lsdException w:uiPriority="0" w:name="Table List 1"/>
-    <w:lsdException w:uiPriority="0" w:name="Table List 2"/>
-    <w:lsdException w:uiPriority="0" w:name="Table List 3"/>
-    <w:lsdException w:uiPriority="0" w:name="Table List 4"/>
-    <w:lsdException w:uiPriority="0" w:name="Table List 5"/>
-    <w:lsdException w:uiPriority="0" w:name="Table List 6"/>
-    <w:lsdException w:uiPriority="0" w:name="Table List 7"/>
-    <w:lsdException w:uiPriority="0" w:name="Table List 8"/>
-    <w:lsdException w:uiPriority="0" w:name="Table 3D effects 1"/>
-    <w:lsdException w:uiPriority="0" w:name="Table 3D effects 2"/>
-    <w:lsdException w:uiPriority="0" w:name="Table 3D effects 3"/>
-    <w:lsdException w:uiPriority="0" w:name="Table Contemporary"/>
-    <w:lsdException w:uiPriority="0" w:name="Table Elegant"/>
-    <w:lsdException w:uiPriority="0" w:name="Table Professional"/>
-    <w:lsdException w:uiPriority="0" w:name="Table Subtle 1"/>
-    <w:lsdException w:uiPriority="0" w:name="Table Subtle 2"/>
-    <w:lsdException w:uiPriority="0" w:name="Table Web 1"/>
-    <w:lsdException w:uiPriority="0" w:name="Table Web 2"/>
-    <w:lsdException w:uiPriority="0" w:name="Table Web 3"/>
-    <w:lsdException w:unhideWhenUsed="0" w:uiPriority="0" w:semiHidden="0" w:name="Balloon Text"/>
-    <w:lsdException w:unhideWhenUsed="0" w:uiPriority="0" w:semiHidden="0" w:name="Table Grid"/>
-    <w:lsdException w:uiPriority="0" w:name="Table Theme"/>
-    <w:lsdException w:unhideWhenUsed="0" w:uiPriority="60" w:semiHidden="0" w:name="Light Shading"/>
-    <w:lsdException w:unhideWhenUsed="0" w:uiPriority="61" w:semiHidden="0" w:name="Light List"/>
-    <w:lsdException w:unhideWhenUsed="0" w:uiPriority="62" w:semiHidden="0" w:name="Light Grid"/>
-    <w:lsdException w:unhideWhenUsed="0" w:uiPriority="63" w:semiHidden="0" w:name="Medium Shading 1"/>
-    <w:lsdException w:unhideWhenUsed="0" w:uiPriority="64" w:semiHidden="0" w:name="Medium Shading 2"/>
-    <w:lsdException w:unhideWhenUsed="0" w:uiPriority="65" w:semiHidden="0" w:name="Medium List 1"/>
-    <w:lsdException w:unhideWhenUsed="0" w:uiPriority="66" w:semiHidden="0" w:name="Medium List 2"/>
-    <w:lsdException w:unhideWhenUsed="0" w:uiPriority="67" w:semiHidden="0" w:name="Medium Grid 1"/>
-    <w:lsdException w:unhideWhenUsed="0" w:uiPriority="68" w:semiHidden="0" w:name="Medium Grid 2"/>
-    <w:lsdException w:unhideWhenUsed="0" w:uiPriority="69" w:semiHidden="0" w:name="Medium Grid 3"/>
-    <w:lsdException w:unhideWhenUsed="0" w:uiPriority="70" w:semiHidden="0" w:name="Dark List"/>
-    <w:lsdException w:unhideWhenUsed="0" w:uiPriority="71" w:semiHidden="0" w:name="Colorful Shading"/>
-    <w:lsdException w:unhideWhenUsed="0" w:uiPriority="72" w:semiHidden="0" w:name="Colorful List"/>
-    <w:lsdException w:unhideWhenUsed="0" w:uiPriority="73" w:semiHidden="0" w:name="Colorful Grid"/>
-    <w:lsdException w:unhideWhenUsed="0" w:uiPriority="60" w:semiHidden="0" w:name="Light Shading Accent 1"/>
-    <w:lsdException w:unhideWhenUsed="0" w:uiPriority="61" w:semiHidden="0" w:name="Light List Accent 1"/>
-    <w:lsdException w:unhideWhenUsed="0" w:uiPriority="62" w:semiHidden="0" w:name="Light Grid Accent 1"/>
-    <w:lsdException w:unhideWhenUsed="0" w:uiPriority="63" w:semiHidden="0" w:name="Medium Shading 1 Accent 1"/>
-    <w:lsdException w:unhideWhenUsed="0" w:uiPriority="64" w:semiHidden="0" w:name="Medium Shading 2 Accent 1"/>
-    <w:lsdException w:unhideWhenUsed="0" w:uiPriority="65" w:semiHidden="0" w:name="Medium List 1 Accent 1"/>
-    <w:lsdException w:uiPriority="99" w:semiHidden="0" w:name="List Paragraph"/>
-    <w:lsdException w:unhideWhenUsed="0" w:uiPriority="66" w:semiHidden="0" w:name="Medium List 2 Accent 1"/>
-    <w:lsdException w:unhideWhenUsed="0" w:uiPriority="67" w:semiHidden="0" w:name="Medium Grid 1 Accent 1"/>
-    <w:lsdException w:unhideWhenUsed="0" w:uiPriority="68" w:semiHidden="0" w:name="Medium Grid 2 Accent 1"/>
-    <w:lsdException w:unhideWhenUsed="0" w:uiPriority="69" w:semiHidden="0" w:name="Medium Grid 3 Accent 1"/>
-    <w:lsdException w:unhideWhenUsed="0" w:uiPriority="70" w:semiHidden="0" w:name="Dark List Accent 1"/>
-    <w:lsdException w:unhideWhenUsed="0" w:uiPriority="71" w:semiHidden="0" w:name="Colorful Shading Accent 1"/>
-    <w:lsdException w:unhideWhenUsed="0" w:uiPriority="72" w:semiHidden="0" w:name="Colorful List Accent 1"/>
-    <w:lsdException w:unhideWhenUsed="0" w:uiPriority="73" w:semiHidden="0" w:name="Colorful Grid Accent 1"/>
-    <w:lsdException w:unhideWhenUsed="0" w:uiPriority="60" w:semiHidden="0" w:name="Light Shading Accent 2"/>
-    <w:lsdException w:unhideWhenUsed="0" w:uiPriority="61" w:semiHidden="0" w:name="Light List Accent 2"/>
-    <w:lsdException w:unhideWhenUsed="0" w:uiPriority="62" w:semiHidden="0" w:name="Light Grid Accent 2"/>
-    <w:lsdException w:unhideWhenUsed="0" w:uiPriority="63" w:semiHidden="0" w:name="Medium Shading 1 Accent 2"/>
-    <w:lsdException w:unhideWhenUsed="0" w:uiPriority="64" w:semiHidden="0" w:name="Medium Shading 2 Accent 2"/>
-    <w:lsdException w:unhideWhenUsed="0" w:uiPriority="65" w:semiHidden="0" w:name="Medium List 1 Accent 2"/>
-    <w:lsdException w:unhideWhenUsed="0" w:uiPriority="66" w:semiHidden="0" w:name="Medium List 2 Accent 2"/>
-    <w:lsdException w:unhideWhenUsed="0" w:uiPriority="67" w:semiHidden="0" w:name="Medium Grid 1 Accent 2"/>
-    <w:lsdException w:unhideWhenUsed="0" w:uiPriority="68" w:semiHidden="0" w:name="Medium Grid 2 Accent 2"/>
-    <w:lsdException w:unhideWhenUsed="0" w:uiPriority="69" w:semiHidden="0" w:name="Medium Grid 3 Accent 2"/>
-    <w:lsdException w:unhideWhenUsed="0" w:uiPriority="70" w:semiHidden="0" w:name="Dark List Accent 2"/>
-    <w:lsdException w:unhideWhenUsed="0" w:uiPriority="71" w:semiHidden="0" w:name="Colorful Shading Accent 2"/>
-    <w:lsdException w:unhideWhenUsed="0" w:uiPriority="72" w:semiHidden="0" w:name="Colorful List Accent 2"/>
-    <w:lsdException w:unhideWhenUsed="0" w:uiPriority="73" w:semiHidden="0" w:name="Colorful Grid Accent 2"/>
-    <w:lsdException w:unhideWhenUsed="0" w:uiPriority="60" w:semiHidden="0" w:name="Light Shading Accent 3"/>
-    <w:lsdException w:unhideWhenUsed="0" w:uiPriority="61" w:semiHidden="0" w:name="Light List Accent 3"/>
-    <w:lsdException w:unhideWhenUsed="0" w:uiPriority="62" w:semiHidden="0" w:name="Light Grid Accent 3"/>
-    <w:lsdException w:unhideWhenUsed="0" w:uiPriority="63" w:semiHidden="0" w:name="Medium Shading 1 Accent 3"/>
-    <w:lsdException w:unhideWhenUsed="0" w:uiPriority="64" w:semiHidden="0" w:name="Medium Shading 2 Accent 3"/>
-    <w:lsdException w:unhideWhenUsed="0" w:uiPriority="65" w:semiHidden="0" w:name="Medium List 1 Accent 3"/>
-    <w:lsdException w:unhideWhenUsed="0" w:uiPriority="66" w:semiHidden="0" w:name="Medium List 2 Accent 3"/>
-    <w:lsdException w:unhideWhenUsed="0" w:uiPriority="67" w:semiHidden="0" w:name="Medium Grid 1 Accent 3"/>
-    <w:lsdException w:unhideWhenUsed="0" w:uiPriority="68" w:semiHidden="0" w:name="Medium Grid 2 Accent 3"/>
-    <w:lsdException w:unhideWhenUsed="0" w:uiPriority="69" w:semiHidden="0" w:name="Medium Grid 3 Accent 3"/>
-    <w:lsdException w:unhideWhenUsed="0" w:uiPriority="70" w:semiHidden="0" w:name="Dark List Accent 3"/>
-    <w:lsdException w:unhideWhenUsed="0" w:uiPriority="71" w:semiHidden="0" w:name="Colorful Shading Accent 3"/>
-    <w:lsdException w:unhideWhenUsed="0" w:uiPriority="72" w:semiHidden="0" w:name="Colorful List Accent 3"/>
-    <w:lsdException w:unhideWhenUsed="0" w:uiPriority="73" w:semiHidden="0" w:name="Colorful Grid Accent 3"/>
-    <w:lsdException w:unhideWhenUsed="0" w:uiPriority="60" w:semiHidden="0" w:name="Light Shading Accent 4"/>
-    <w:lsdException w:unhideWhenUsed="0" w:uiPriority="61" w:semiHidden="0" w:name="Light List Accent 4"/>
-    <w:lsdException w:unhideWhenUsed="0" w:uiPriority="62" w:semiHidden="0" w:name="Light Grid Accent 4"/>
-    <w:lsdException w:unhideWhenUsed="0" w:uiPriority="63" w:semiHidden="0" w:name="Medium Shading 1 Accent 4"/>
-    <w:lsdException w:unhideWhenUsed="0" w:uiPriority="64" w:semiHidden="0" w:name="Medium Shading 2 Accent 4"/>
-    <w:lsdException w:unhideWhenUsed="0" w:uiPriority="65" w:semiHidden="0" w:name="Medium List 1 Accent 4"/>
-    <w:lsdException w:unhideWhenUsed="0" w:uiPriority="66" w:semiHidden="0" w:name="Medium List 2 Accent 4"/>
-    <w:lsdException w:unhideWhenUsed="0" w:uiPriority="67" w:semiHidden="0" w:name="Medium Grid 1 Accent 4"/>
-    <w:lsdException w:unhideWhenUsed="0" w:uiPriority="68" w:semiHidden="0" w:name="Medium Grid 2 Accent 4"/>
-    <w:lsdException w:unhideWhenUsed="0" w:uiPriority="69" w:semiHidden="0" w:name="Medium Grid 3 Accent 4"/>
-    <w:lsdException w:unhideWhenUsed="0" w:uiPriority="70" w:semiHidden="0" w:name="Dark List Accent 4"/>
-    <w:lsdException w:unhideWhenUsed="0" w:uiPriority="71" w:semiHidden="0" w:name="Colorful Shading Accent 4"/>
-    <w:lsdException w:unhideWhenUsed="0" w:uiPriority="72" w:semiHidden="0" w:name="Colorful List Accent 4"/>
-    <w:lsdException w:unhideWhenUsed="0" w:uiPriority="73" w:semiHidden="0" w:name="Colorful Grid Accent 4"/>
-    <w:lsdException w:unhideWhenUsed="0" w:uiPriority="60" w:semiHidden="0" w:name="Light Shading Accent 5"/>
-    <w:lsdException w:unhideWhenUsed="0" w:uiPriority="61" w:semiHidden="0" w:name="Light List Accent 5"/>
-    <w:lsdException w:unhideWhenUsed="0" w:uiPriority="62" w:semiHidden="0" w:name="Light Grid Accent 5"/>
-    <w:lsdException w:unhideWhenUsed="0" w:uiPriority="63" w:semiHidden="0" w:name="Medium Shading 1 Accent 5"/>
-    <w:lsdException w:unhideWhenUsed="0" w:uiPriority="64" w:semiHidden="0" w:name="Medium Shading 2 Accent 5"/>
-    <w:lsdException w:unhideWhenUsed="0" w:uiPriority="65" w:semiHidden="0" w:name="Medium List 1 Accent 5"/>
-    <w:lsdException w:unhideWhenUsed="0" w:uiPriority="66" w:semiHidden="0" w:name="Medium List 2 Accent 5"/>
-    <w:lsdException w:unhideWhenUsed="0" w:uiPriority="67" w:semiHidden="0" w:name="Medium Grid 1 Accent 5"/>
-    <w:lsdException w:unhideWhenUsed="0" w:uiPriority="68" w:semiHidden="0" w:name="Medium Grid 2 Accent 5"/>
-    <w:lsdException w:unhideWhenUsed="0" w:uiPriority="69" w:semiHidden="0" w:name="Medium Grid 3 Accent 5"/>
-    <w:lsdException w:unhideWhenUsed="0" w:uiPriority="70" w:semiHidden="0" w:name="Dark List Accent 5"/>
-    <w:lsdException w:unhideWhenUsed="0" w:uiPriority="71" w:semiHidden="0" w:name="Colorful Shading Accent 5"/>
-    <w:lsdException w:unhideWhenUsed="0" w:uiPriority="72" w:semiHidden="0" w:name="Colorful List Accent 5"/>
-    <w:lsdException w:unhideWhenUsed="0" w:uiPriority="73" w:semiHidden="0" w:name="Colorful Grid Accent 5"/>
-    <w:lsdException w:unhideWhenUsed="0" w:uiPriority="60" w:semiHidden="0" w:name="Light Shading Accent 6"/>
-    <w:lsdException w:unhideWhenUsed="0" w:uiPriority="61" w:semiHidden="0" w:name="Light List Accent 6"/>
-    <w:lsdException w:unhideWhenUsed="0" w:uiPriority="62" w:semiHidden="0" w:name="Light Grid Accent 6"/>
-    <w:lsdException w:unhideWhenUsed="0" w:uiPriority="63" w:semiHidden="0" w:name="Medium Shading 1 Accent 6"/>
-    <w:lsdException w:unhideWhenUsed="0" w:uiPriority="64" w:semiHidden="0" w:name="Medium Shading 2 Accent 6"/>
-    <w:lsdException w:unhideWhenUsed="0" w:uiPriority="65" w:semiHidden="0" w:name="Medium List 1 Accent 6"/>
-    <w:lsdException w:unhideWhenUsed="0" w:uiPriority="66" w:semiHidden="0" w:name="Medium List 2 Accent 6"/>
-    <w:lsdException w:unhideWhenUsed="0" w:uiPriority="67" w:semiHidden="0" w:name="Medium Grid 1 Accent 6"/>
-    <w:lsdException w:unhideWhenUsed="0" w:uiPriority="68" w:semiHidden="0" w:name="Medium Grid 2 Accent 6"/>
-    <w:lsdException w:unhideWhenUsed="0" w:uiPriority="69" w:semiHidden="0" w:name="Medium Grid 3 Accent 6"/>
-    <w:lsdException w:unhideWhenUsed="0" w:uiPriority="70" w:semiHidden="0" w:name="Dark List Accent 6"/>
-    <w:lsdException w:unhideWhenUsed="0" w:uiPriority="71" w:semiHidden="0" w:name="Colorful Shading Accent 6"/>
-    <w:lsdException w:unhideWhenUsed="0" w:uiPriority="72" w:semiHidden="0" w:name="Colorful List Accent 6"/>
-    <w:lsdException w:unhideWhenUsed="0" w:uiPriority="73" w:semiHidden="0" w:name="Colorful Grid Accent 6"/>
+  <w:latentStyles w:defLockedState="0" w:defUIPriority="0" w:defSemiHidden="0" w:defUnhideWhenUsed="0" w:defQFormat="0" w:count="376">
+    <w:lsdException w:name="Normal" w:qFormat="1"/>
+    <w:lsdException w:name="heading 1" w:qFormat="1"/>
+    <w:lsdException w:name="heading 2" w:semiHidden="1" w:unhideWhenUsed="1" w:qFormat="1"/>
+    <w:lsdException w:name="heading 3" w:semiHidden="1" w:unhideWhenUsed="1" w:qFormat="1"/>
+    <w:lsdException w:name="heading 4" w:semiHidden="1" w:unhideWhenUsed="1" w:qFormat="1"/>
+    <w:lsdException w:name="heading 5" w:semiHidden="1" w:unhideWhenUsed="1" w:qFormat="1"/>
+    <w:lsdException w:name="heading 6" w:semiHidden="1" w:unhideWhenUsed="1" w:qFormat="1"/>
+    <w:lsdException w:name="heading 7" w:semiHidden="1" w:unhideWhenUsed="1" w:qFormat="1"/>
+    <w:lsdException w:name="heading 8" w:semiHidden="1" w:unhideWhenUsed="1" w:qFormat="1"/>
+    <w:lsdException w:name="heading 9" w:semiHidden="1" w:unhideWhenUsed="1" w:qFormat="1"/>
+    <w:lsdException w:name="caption" w:semiHidden="1" w:unhideWhenUsed="1" w:qFormat="1"/>
+    <w:lsdException w:name="Title" w:qFormat="1"/>
+    <w:lsdException w:name="Default Paragraph Font" w:semiHidden="1" w:uiPriority="1" w:unhideWhenUsed="1"/>
+    <w:lsdException w:name="Subtitle" w:qFormat="1"/>
+    <w:lsdException w:name="Strong" w:qFormat="1"/>
+    <w:lsdException w:name="Emphasis" w:qFormat="1"/>
+    <w:lsdException w:name="HTML Top of Form" w:semiHidden="1" w:uiPriority="99" w:unhideWhenUsed="1"/>
+    <w:lsdException w:name="HTML Bottom of Form" w:semiHidden="1" w:uiPriority="99" w:unhideWhenUsed="1"/>
+    <w:lsdException w:name="Normal Table" w:semiHidden="1" w:uiPriority="99" w:unhideWhenUsed="1"/>
+    <w:lsdException w:name="No List" w:semiHidden="1" w:uiPriority="99" w:unhideWhenUsed="1"/>
+    <w:lsdException w:name="Outline List 1" w:semiHidden="1" w:uiPriority="99" w:unhideWhenUsed="1"/>
+    <w:lsdException w:name="Outline List 2" w:semiHidden="1" w:uiPriority="99" w:unhideWhenUsed="1"/>
+    <w:lsdException w:name="Outline List 3" w:semiHidden="1" w:uiPriority="99" w:unhideWhenUsed="1"/>
+    <w:lsdException w:name="Table Simple 1" w:semiHidden="1" w:unhideWhenUsed="1"/>
+    <w:lsdException w:name="Table Simple 2" w:semiHidden="1" w:unhideWhenUsed="1"/>
+    <w:lsdException w:name="Table Simple 3" w:semiHidden="1" w:unhideWhenUsed="1"/>
+    <w:lsdException w:name="Table Classic 1" w:semiHidden="1" w:unhideWhenUsed="1"/>
+    <w:lsdException w:name="Table Classic 2" w:semiHidden="1" w:unhideWhenUsed="1"/>
+    <w:lsdException w:name="Table Classic 3" w:semiHidden="1" w:unhideWhenUsed="1"/>
+    <w:lsdException w:name="Table Classic 4" w:semiHidden="1" w:unhideWhenUsed="1"/>
+    <w:lsdException w:name="Table Colorful 1" w:semiHidden="1" w:unhideWhenUsed="1"/>
+    <w:lsdException w:name="Table Colorful 2" w:semiHidden="1" w:unhideWhenUsed="1"/>
+    <w:lsdException w:name="Table Colorful 3" w:semiHidden="1" w:unhideWhenUsed="1"/>
+    <w:lsdException w:name="Table Columns 1" w:semiHidden="1" w:unhideWhenUsed="1"/>
+    <w:lsdException w:name="Table Columns 2" w:semiHidden="1" w:unhideWhenUsed="1"/>
+    <w:lsdException w:name="Table Columns 3" w:semiHidden="1" w:unhideWhenUsed="1"/>
+    <w:lsdException w:name="Table Columns 4" w:semiHidden="1" w:unhideWhenUsed="1"/>
+    <w:lsdException w:name="Table Columns 5" w:semiHidden="1" w:unhideWhenUsed="1"/>
+    <w:lsdException w:name="Table Grid 1" w:semiHidden="1" w:unhideWhenUsed="1"/>
+    <w:lsdException w:name="Table Grid 2" w:semiHidden="1" w:unhideWhenUsed="1"/>
+    <w:lsdException w:name="Table Grid 3" w:semiHidden="1" w:unhideWhenUsed="1"/>
+    <w:lsdException w:name="Table Grid 4" w:semiHidden="1" w:unhideWhenUsed="1"/>
+    <w:lsdException w:name="Table Grid 5" w:semiHidden="1" w:unhideWhenUsed="1"/>
+    <w:lsdException w:name="Table Grid 6" w:semiHidden="1" w:unhideWhenUsed="1"/>
+    <w:lsdException w:name="Table Grid 7" w:semiHidden="1" w:unhideWhenUsed="1"/>
+    <w:lsdException w:name="Table Grid 8" w:semiHidden="1" w:unhideWhenUsed="1"/>
+    <w:lsdException w:name="Table List 1" w:semiHidden="1" w:unhideWhenUsed="1"/>
+    <w:lsdException w:name="Table List 2" w:semiHidden="1" w:unhideWhenUsed="1"/>
+    <w:lsdException w:name="Table List 3" w:semiHidden="1" w:unhideWhenUsed="1"/>
+    <w:lsdException w:name="Table List 4" w:semiHidden="1" w:unhideWhenUsed="1"/>
+    <w:lsdException w:name="Table List 5" w:semiHidden="1" w:unhideWhenUsed="1"/>
+    <w:lsdException w:name="Table List 6" w:semiHidden="1" w:unhideWhenUsed="1"/>
+    <w:lsdException w:name="Table List 7" w:semiHidden="1" w:unhideWhenUsed="1"/>
+    <w:lsdException w:name="Table List 8" w:semiHidden="1" w:unhideWhenUsed="1"/>
+    <w:lsdException w:name="Table 3D effects 1" w:semiHidden="1" w:unhideWhenUsed="1"/>
+    <w:lsdException w:name="Table 3D effects 2" w:semiHidden="1" w:unhideWhenUsed="1"/>
+    <w:lsdException w:name="Table 3D effects 3" w:semiHidden="1" w:unhideWhenUsed="1"/>
+    <w:lsdException w:name="Table Contemporary" w:semiHidden="1" w:unhideWhenUsed="1"/>
+    <w:lsdException w:name="Table Elegant" w:semiHidden="1" w:unhideWhenUsed="1"/>
+    <w:lsdException w:name="Table Professional" w:semiHidden="1" w:unhideWhenUsed="1"/>
+    <w:lsdException w:name="Table Subtle 1" w:semiHidden="1" w:unhideWhenUsed="1"/>
+    <w:lsdException w:name="Table Subtle 2" w:semiHidden="1" w:unhideWhenUsed="1"/>
+    <w:lsdException w:name="Table Web 1" w:semiHidden="1" w:unhideWhenUsed="1"/>
+    <w:lsdException w:name="Table Web 2" w:semiHidden="1" w:unhideWhenUsed="1"/>
+    <w:lsdException w:name="Table Web 3" w:semiHidden="1" w:unhideWhenUsed="1"/>
+    <w:lsdException w:name="Table Theme" w:semiHidden="1" w:unhideWhenUsed="1"/>
+    <w:lsdException w:name="Placeholder Text" w:semiHidden="1" w:uiPriority="99" w:unhideWhenUsed="1"/>
+    <w:lsdException w:name="No Spacing" w:semiHidden="1" w:uiPriority="99" w:unhideWhenUsed="1"/>
+    <w:lsdException w:name="Light Shading" w:uiPriority="60"/>
+    <w:lsdException w:name="Light List" w:uiPriority="61"/>
+    <w:lsdException w:name="Light Grid" w:uiPriority="62"/>
+    <w:lsdException w:name="Medium Shading 1" w:uiPriority="63"/>
+    <w:lsdException w:name="Medium Shading 2" w:uiPriority="64"/>
+    <w:lsdException w:name="Medium List 1" w:uiPriority="65"/>
+    <w:lsdException w:name="Medium List 2" w:uiPriority="66"/>
+    <w:lsdException w:name="Medium Grid 1" w:uiPriority="67"/>
+    <w:lsdException w:name="Medium Grid 2" w:uiPriority="68"/>
+    <w:lsdException w:name="Medium Grid 3" w:uiPriority="69"/>
+    <w:lsdException w:name="Dark List" w:uiPriority="70"/>
+    <w:lsdException w:name="Colorful Shading" w:uiPriority="71"/>
+    <w:lsdException w:name="Colorful List" w:uiPriority="72"/>
+    <w:lsdException w:name="Colorful Grid" w:uiPriority="73"/>
+    <w:lsdException w:name="Light Shading Accent 1" w:uiPriority="60"/>
+    <w:lsdException w:name="Light List Accent 1" w:uiPriority="61"/>
+    <w:lsdException w:name="Light Grid Accent 1" w:uiPriority="62"/>
+    <w:lsdException w:name="Medium Shading 1 Accent 1" w:uiPriority="63"/>
+    <w:lsdException w:name="Medium Shading 2 Accent 1" w:uiPriority="64"/>
+    <w:lsdException w:name="Medium List 1 Accent 1" w:uiPriority="65"/>
+    <w:lsdException w:name="Revision" w:semiHidden="1" w:uiPriority="99" w:unhideWhenUsed="1"/>
+    <w:lsdException w:name="List Paragraph" w:uiPriority="99" w:unhideWhenUsed="1"/>
+    <w:lsdException w:name="Quote" w:semiHidden="1" w:uiPriority="99" w:unhideWhenUsed="1"/>
+    <w:lsdException w:name="Intense Quote" w:semiHidden="1" w:uiPriority="99" w:unhideWhenUsed="1"/>
+    <w:lsdException w:name="Medium List 2 Accent 1" w:uiPriority="66"/>
+    <w:lsdException w:name="Medium Grid 1 Accent 1" w:uiPriority="67"/>
+    <w:lsdException w:name="Medium Grid 2 Accent 1" w:uiPriority="68"/>
+    <w:lsdException w:name="Medium Grid 3 Accent 1" w:uiPriority="69"/>
+    <w:lsdException w:name="Dark List Accent 1" w:uiPriority="70"/>
+    <w:lsdException w:name="Colorful Shading Accent 1" w:uiPriority="71"/>
+    <w:lsdException w:name="Colorful List Accent 1" w:uiPriority="72"/>
+    <w:lsdException w:name="Colorful Grid Accent 1" w:uiPriority="73"/>
+    <w:lsdException w:name="Light Shading Accent 2" w:uiPriority="60"/>
+    <w:lsdException w:name="Light List Accent 2" w:uiPriority="61"/>
+    <w:lsdException w:name="Light Grid Accent 2" w:uiPriority="62"/>
+    <w:lsdException w:name="Medium Shading 1 Accent 2" w:uiPriority="63"/>
+    <w:lsdException w:name="Medium Shading 2 Accent 2" w:uiPriority="64"/>
+    <w:lsdException w:name="Medium List 1 Accent 2" w:uiPriority="65"/>
+    <w:lsdException w:name="Medium List 2 Accent 2" w:uiPriority="66"/>
+    <w:lsdException w:name="Medium Grid 1 Accent 2" w:uiPriority="67"/>
+    <w:lsdException w:name="Medium Grid 2 Accent 2" w:uiPriority="68"/>
+    <w:lsdException w:name="Medium Grid 3 Accent 2" w:uiPriority="69"/>
+    <w:lsdException w:name="Dark List Accent 2" w:uiPriority="70"/>
+    <w:lsdException w:name="Colorful Shading Accent 2" w:uiPriority="71"/>
+    <w:lsdException w:name="Colorful List Accent 2" w:uiPriority="72"/>
+    <w:lsdException w:name="Colorful Grid Accent 2" w:uiPriority="73"/>
+    <w:lsdException w:name="Light Shading Accent 3" w:uiPriority="60"/>
+    <w:lsdException w:name="Light List Accent 3" w:uiPriority="61"/>
+    <w:lsdException w:name="Light Grid Accent 3" w:uiPriority="62"/>
+    <w:lsdException w:name="Medium Shading 1 Accent 3" w:uiPriority="63"/>
+    <w:lsdException w:name="Medium Shading 2 Accent 3" w:uiPriority="64"/>
+    <w:lsdException w:name="Medium List 1 Accent 3" w:uiPriority="65"/>
+    <w:lsdException w:name="Medium List 2 Accent 3" w:uiPriority="66"/>
+    <w:lsdException w:name="Medium Grid 1 Accent 3" w:uiPriority="67"/>
+    <w:lsdException w:name="Medium Grid 2 Accent 3" w:uiPriority="68"/>
+    <w:lsdException w:name="Medium Grid 3 Accent 3" w:uiPriority="69"/>
+    <w:lsdException w:name="Dark List Accent 3" w:uiPriority="70"/>
+    <w:lsdException w:name="Colorful Shading Accent 3" w:uiPriority="71"/>
+    <w:lsdException w:name="Colorful List Accent 3" w:uiPriority="72"/>
+    <w:lsdException w:name="Colorful Grid Accent 3" w:uiPriority="73"/>
+    <w:lsdException w:name="Light Shading Accent 4" w:uiPriority="60"/>
+    <w:lsdException w:name="Light List Accent 4" w:uiPriority="61"/>
+    <w:lsdException w:name="Light Grid Accent 4" w:uiPriority="62"/>
+    <w:lsdException w:name="Medium Shading 1 Accent 4" w:uiPriority="63"/>
+    <w:lsdException w:name="Medium Shading 2 Accent 4" w:uiPriority="64"/>
+    <w:lsdException w:name="Medium List 1 Accent 4" w:uiPriority="65"/>
+    <w:lsdException w:name="Medium List 2 Accent 4" w:uiPriority="66"/>
+    <w:lsdException w:name="Medium Grid 1 Accent 4" w:uiPriority="67"/>
+    <w:lsdException w:name="Medium Grid 2 Accent 4" w:uiPriority="68"/>
+    <w:lsdException w:name="Medium Grid 3 Accent 4" w:uiPriority="69"/>
+    <w:lsdException w:name="Dark List Accent 4" w:uiPriority="70"/>
+    <w:lsdException w:name="Colorful Shading Accent 4" w:uiPriority="71"/>
+    <w:lsdException w:name="Colorful List Accent 4" w:uiPriority="72"/>
+    <w:lsdException w:name="Colorful Grid Accent 4" w:uiPriority="73"/>
+    <w:lsdException w:name="Light Shading Accent 5" w:uiPriority="60"/>
+    <w:lsdException w:name="Light List Accent 5" w:uiPriority="61"/>
+    <w:lsdException w:name="Light Grid Accent 5" w:uiPriority="62"/>
+    <w:lsdException w:name="Medium Shading 1 Accent 5" w:uiPriority="63"/>
+    <w:lsdException w:name="Medium Shading 2 Accent 5" w:uiPriority="64"/>
+    <w:lsdException w:name="Medium List 1 Accent 5" w:uiPriority="65"/>
+    <w:lsdException w:name="Medium List 2 Accent 5" w:uiPriority="66"/>
+    <w:lsdException w:name="Medium Grid 1 Accent 5" w:uiPriority="67"/>
+    <w:lsdException w:name="Medium Grid 2 Accent 5" w:uiPriority="68"/>
+    <w:lsdException w:name="Medium Grid 3 Accent 5" w:uiPriority="69"/>
+    <w:lsdException w:name="Dark List Accent 5" w:uiPriority="70"/>
+    <w:lsdException w:name="Colorful Shading Accent 5" w:uiPriority="71"/>
+    <w:lsdException w:name="Colorful List Accent 5" w:uiPriority="72"/>
+    <w:lsdException w:name="Colorful Grid Accent 5" w:uiPriority="73"/>
+    <w:lsdException w:name="Light Shading Accent 6" w:uiPriority="60"/>
+    <w:lsdException w:name="Light List Accent 6" w:uiPriority="61"/>
+    <w:lsdException w:name="Light Grid Accent 6" w:uiPriority="62"/>
+    <w:lsdException w:name="Medium Shading 1 Accent 6" w:uiPriority="63"/>
+    <w:lsdException w:name="Medium Shading 2 Accent 6" w:uiPriority="64"/>
+    <w:lsdException w:name="Medium List 1 Accent 6" w:uiPriority="65"/>
+    <w:lsdException w:name="Medium List 2 Accent 6" w:uiPriority="66"/>
+    <w:lsdException w:name="Medium Grid 1 Accent 6" w:uiPriority="67"/>
+    <w:lsdException w:name="Medium Grid 2 Accent 6" w:uiPriority="68"/>
+    <w:lsdException w:name="Medium Grid 3 Accent 6" w:uiPriority="69"/>
+    <w:lsdException w:name="Dark List Accent 6" w:uiPriority="70"/>
+    <w:lsdException w:name="Colorful Shading Accent 6" w:uiPriority="71"/>
+    <w:lsdException w:name="Colorful List Accent 6" w:uiPriority="72"/>
+    <w:lsdException w:name="Colorful Grid Accent 6" w:uiPriority="73"/>
+    <w:lsdException w:name="Subtle Emphasis" w:uiPriority="19" w:qFormat="1"/>
+    <w:lsdException w:name="Intense Emphasis" w:uiPriority="21" w:qFormat="1"/>
+    <w:lsdException w:name="Subtle Reference" w:uiPriority="31" w:qFormat="1"/>
+    <w:lsdException w:name="Intense Reference" w:uiPriority="32" w:qFormat="1"/>
+    <w:lsdException w:name="Book Title" w:uiPriority="33" w:qFormat="1"/>
+    <w:lsdException w:name="Bibliography" w:semiHidden="1" w:uiPriority="37" w:unhideWhenUsed="1"/>
+    <w:lsdException w:name="TOC Heading" w:semiHidden="1" w:uiPriority="39" w:unhideWhenUsed="1" w:qFormat="1"/>
+    <w:lsdException w:name="Plain Table 1" w:uiPriority="41"/>
+    <w:lsdException w:name="Plain Table 2" w:uiPriority="42"/>
+    <w:lsdException w:name="Plain Table 3" w:uiPriority="43"/>
+    <w:lsdException w:name="Plain Table 4" w:uiPriority="44"/>
+    <w:lsdException w:name="Plain Table 5" w:uiPriority="45"/>
+    <w:lsdException w:name="Grid Table Light" w:uiPriority="40"/>
+    <w:lsdException w:name="Grid Table 1 Light" w:uiPriority="46"/>
+    <w:lsdException w:name="Grid Table 2" w:uiPriority="47"/>
+    <w:lsdException w:name="Grid Table 3" w:uiPriority="48"/>
+    <w:lsdException w:name="Grid Table 4" w:uiPriority="49"/>
+    <w:lsdException w:name="Grid Table 5 Dark" w:uiPriority="50"/>
+    <w:lsdException w:name="Grid Table 6 Colorful" w:uiPriority="51"/>
+    <w:lsdException w:name="Grid Table 7 Colorful" w:uiPriority="52"/>
+    <w:lsdException w:name="Grid Table 1 Light Accent 1" w:uiPriority="46"/>
+    <w:lsdException w:name="Grid Table 2 Accent 1" w:uiPriority="47"/>
+    <w:lsdException w:name="Grid Table 3 Accent 1" w:uiPriority="48"/>
+    <w:lsdException w:name="Grid Table 4 Accent 1" w:uiPriority="49"/>
+    <w:lsdException w:name="Grid Table 5 Dark Accent 1" w:uiPriority="50"/>
+    <w:lsdException w:name="Grid Table 6 Colorful Accent 1" w:uiPriority="51"/>
+    <w:lsdException w:name="Grid Table 7 Colorful Accent 1" w:uiPriority="52"/>
+    <w:lsdException w:name="Grid Table 1 Light Accent 2" w:uiPriority="46"/>
+    <w:lsdException w:name="Grid Table 2 Accent 2" w:uiPriority="47"/>
+    <w:lsdException w:name="Grid Table 3 Accent 2" w:uiPriority="48"/>
+    <w:lsdException w:name="Grid Table 4 Accent 2" w:uiPriority="49"/>
+    <w:lsdException w:name="Grid Table 5 Dark Accent 2" w:uiPriority="50"/>
+    <w:lsdException w:name="Grid Table 6 Colorful Accent 2" w:uiPriority="51"/>
+    <w:lsdException w:name="Grid Table 7 Colorful Accent 2" w:uiPriority="52"/>
+    <w:lsdException w:name="Grid Table 1 Light Accent 3" w:uiPriority="46"/>
+    <w:lsdException w:name="Grid Table 2 Accent 3" w:uiPriority="47"/>
+    <w:lsdException w:name="Grid Table 3 Accent 3" w:uiPriority="48"/>
+    <w:lsdException w:name="Grid Table 4 Accent 3" w:uiPriority="49"/>
+    <w:lsdException w:name="Grid Table 5 Dark Accent 3" w:uiPriority="50"/>
+    <w:lsdException w:name="Grid Table 6 Colorful Accent 3" w:uiPriority="51"/>
+    <w:lsdException w:name="Grid Table 7 Colorful Accent 3" w:uiPriority="52"/>
+    <w:lsdException w:name="Grid Table 1 Light Accent 4" w:uiPriority="46"/>
+    <w:lsdException w:name="Grid Table 2 Accent 4" w:uiPriority="47"/>
+    <w:lsdException w:name="Grid Table 3 Accent 4" w:uiPriority="48"/>
+    <w:lsdException w:name="Grid Table 4 Accent 4" w:uiPriority="49"/>
+    <w:lsdException w:name="Grid Table 5 Dark Accent 4" w:uiPriority="50"/>
+    <w:lsdException w:name="Grid Table 6 Colorful Accent 4" w:uiPriority="51"/>
+    <w:lsdException w:name="Grid Table 7 Colorful Accent 4" w:uiPriority="52"/>
+    <w:lsdException w:name="Grid Table 1 Light Accent 5" w:uiPriority="46"/>
+    <w:lsdException w:name="Grid Table 2 Accent 5" w:uiPriority="47"/>
+    <w:lsdException w:name="Grid Table 3 Accent 5" w:uiPriority="48"/>
+    <w:lsdException w:name="Grid Table 4 Accent 5" w:uiPriority="49"/>
+    <w:lsdException w:name="Grid Table 5 Dark Accent 5" w:uiPriority="50"/>
+    <w:lsdException w:name="Grid Table 6 Colorful Accent 5" w:uiPriority="51"/>
+    <w:lsdException w:name="Grid Table 7 Colorful Accent 5" w:uiPriority="52"/>
+    <w:lsdException w:name="Grid Table 1 Light Accent 6" w:uiPriority="46"/>
+    <w:lsdException w:name="Grid Table 2 Accent 6" w:uiPriority="47"/>
+    <w:lsdException w:name="Grid Table 3 Accent 6" w:uiPriority="48"/>
+    <w:lsdException w:name="Grid Table 4 Accent 6" w:uiPriority="49"/>
+    <w:lsdException w:name="Grid Table 5 Dark Accent 6" w:uiPriority="50"/>
+    <w:lsdException w:name="Grid Table 6 Colorful Accent 6" w:uiPriority="51"/>
+    <w:lsdException w:name="Grid Table 7 Colorful Accent 6" w:uiPriority="52"/>
+    <w:lsdException w:name="List Table 1 Light" w:uiPriority="46"/>
+    <w:lsdException w:name="List Table 2" w:uiPriority="47"/>
+    <w:lsdException w:name="List Table 3" w:uiPriority="48"/>
+    <w:lsdException w:name="List Table 4" w:uiPriority="49"/>
+    <w:lsdException w:name="List Table 5 Dark" w:uiPriority="50"/>
+    <w:lsdException w:name="List Table 6 Colorful" w:uiPriority="51"/>
+    <w:lsdException w:name="List Table 7 Colorful" w:uiPriority="52"/>
+    <w:lsdException w:name="List Table 1 Light Accent 1" w:uiPriority="46"/>
+    <w:lsdException w:name="List Table 2 Accent 1" w:uiPriority="47"/>
+    <w:lsdException w:name="List Table 3 Accent 1" w:uiPriority="48"/>
+    <w:lsdException w:name="List Table 4 Accent 1" w:uiPriority="49"/>
+    <w:lsdException w:name="List Table 5 Dark Accent 1" w:uiPriority="50"/>
+    <w:lsdException w:name="List Table 6 Colorful Accent 1" w:uiPriority="51"/>
+    <w:lsdException w:name="List Table 7 Colorful Accent 1" w:uiPriority="52"/>
+    <w:lsdException w:name="List Table 1 Light Accent 2" w:uiPriority="46"/>
+    <w:lsdException w:name="List Table 2 Accent 2" w:uiPriority="47"/>
+    <w:lsdException w:name="List Table 3 Accent 2" w:uiPriority="48"/>
+    <w:lsdException w:name="List Table 4 Accent 2" w:uiPriority="49"/>
+    <w:lsdException w:name="List Table 5 Dark Accent 2" w:uiPriority="50"/>
+    <w:lsdException w:name="List Table 6 Colorful Accent 2" w:uiPriority="51"/>
+    <w:lsdException w:name="List Table 7 Colorful Accent 2" w:uiPriority="52"/>
+    <w:lsdException w:name="List Table 1 Light Accent 3" w:uiPriority="46"/>
+    <w:lsdException w:name="List Table 2 Accent 3" w:uiPriority="47"/>
+    <w:lsdException w:name="List Table 3 Accent 3" w:uiPriority="48"/>
+    <w:lsdException w:name="List Table 4 Accent 3" w:uiPriority="49"/>
+    <w:lsdException w:name="List Table 5 Dark Accent 3" w:uiPriority="50"/>
+    <w:lsdException w:name="List Table 6 Colorful Accent 3" w:uiPriority="51"/>
+    <w:lsdException w:name="List Table 7 Colorful Accent 3" w:uiPriority="52"/>
+    <w:lsdException w:name="List Table 1 Light Accent 4" w:uiPriority="46"/>
+    <w:lsdException w:name="List Table 2 Accent 4" w:uiPriority="47"/>
+    <w:lsdException w:name="List Table 3 Accent 4" w:uiPriority="48"/>
+    <w:lsdException w:name="List Table 4 Accent 4" w:uiPriority="49"/>
+    <w:lsdException w:name="List Table 5 Dark Accent 4" w:uiPriority="50"/>
+    <w:lsdException w:name="List Table 6 Colorful Accent 4" w:uiPriority="51"/>
+    <w:lsdException w:name="List Table 7 Colorful Accent 4" w:uiPriority="52"/>
+    <w:lsdException w:name="List Table 1 Light Accent 5" w:uiPriority="46"/>
+    <w:lsdException w:name="List Table 2 Accent 5" w:uiPriority="47"/>
+    <w:lsdException w:name="List Table 3 Accent 5" w:uiPriority="48"/>
+    <w:lsdException w:name="List Table 4 Accent 5" w:uiPriority="49"/>
+    <w:lsdException w:name="List Table 5 Dark Accent 5" w:uiPriority="50"/>
+    <w:lsdException w:name="List Table 6 Colorful Accent 5" w:uiPriority="51"/>
+    <w:lsdException w:name="List Table 7 Colorful Accent 5" w:uiPriority="52"/>
+    <w:lsdException w:name="List Table 1 Light Accent 6" w:uiPriority="46"/>
+    <w:lsdException w:name="List Table 2 Accent 6" w:uiPriority="47"/>
+    <w:lsdException w:name="List Table 3 Accent 6" w:uiPriority="48"/>
+    <w:lsdException w:name="List Table 4 Accent 6" w:uiPriority="49"/>
+    <w:lsdException w:name="List Table 5 Dark Accent 6" w:uiPriority="50"/>
+    <w:lsdException w:name="List Table 6 Colorful Accent 6" w:uiPriority="51"/>
+    <w:lsdException w:name="List Table 7 Colorful Accent 6" w:uiPriority="52"/>
+    <w:lsdException w:name="Mention" w:semiHidden="1" w:uiPriority="99" w:unhideWhenUsed="1"/>
+    <w:lsdException w:name="Smart Hyperlink" w:semiHidden="1" w:uiPriority="99" w:unhideWhenUsed="1"/>
+    <w:lsdException w:name="Hashtag" w:semiHidden="1" w:uiPriority="99" w:unhideWhenUsed="1"/>
+    <w:lsdException w:name="Unresolved Mention" w:semiHidden="1" w:uiPriority="99" w:unhideWhenUsed="1"/>
+    <w:lsdException w:name="Smart Link" w:semiHidden="1" w:uiPriority="99" w:unhideWhenUsed="1"/>
   </w:latentStyles>
-  <w:style w:type="paragraph" w:default="1" w:styleId="1">
+  <w:style w:type="paragraph" w:default="1" w:styleId="a">
     <w:name w:val="Normal"/>
     <w:qFormat/>
-    <w:uiPriority w:val="0"/>
     <w:pPr>
       <w:widowControl w:val="0"/>
       <w:jc w:val="both"/>
     </w:pPr>
     <w:rPr>
-      <w:rFonts w:asciiTheme="minorHAnsi" w:hAnsiTheme="minorHAnsi" w:eastAsiaTheme="minorEastAsia" w:cstheme="minorBidi"/>
       <w:kern w:val="2"/>
       <w:sz w:val="21"/>
       <w:szCs w:val="24"/>
-      <w:lang w:val="en-US" w:eastAsia="zh-CN" w:bidi="ar-SA"/>
     </w:rPr>
   </w:style>
-  <w:style w:type="character" w:default="1" w:styleId="3">
+  <w:style w:type="character" w:default="1" w:styleId="a0">
     <w:name w:val="Default Paragraph Font"/>
+    <w:uiPriority w:val="1"/>
     <w:semiHidden/>
     <w:unhideWhenUsed/>
-    <w:uiPriority w:val="1"/>
   </w:style>
-  <w:style w:type="table" w:default="1" w:styleId="2">
+  <w:style w:type="table" w:default="1" w:styleId="a1">
     <w:name w:val="Normal Table"/>
+    <w:uiPriority w:val="99"/>
     <w:semiHidden/>
     <w:unhideWhenUsed/>
-    <w:uiPriority w:val="99"/>
     <w:tblPr>
+      <w:tblInd w:w="0" w:type="dxa"/>
       <w:tblCellMar>
         <w:top w:w="0" w:type="dxa"/>
         <w:left w:w="108" w:type="dxa"/>
@@ -4712,13 +6682,19 @@
       </w:tblCellMar>
     </w:tblPr>
   </w:style>
-  <w:style w:type="paragraph" w:styleId="4">
+  <w:style w:type="numbering" w:default="1" w:styleId="a2">
+    <w:name w:val="No List"/>
+    <w:uiPriority w:val="99"/>
+    <w:semiHidden/>
+    <w:unhideWhenUsed/>
+  </w:style>
+  <w:style w:type="paragraph" w:styleId="a3">
     <w:name w:val="List Paragraph"/>
-    <w:basedOn w:val="1"/>
+    <w:basedOn w:val="a"/>
+    <w:uiPriority w:val="99"/>
     <w:unhideWhenUsed/>
-    <w:uiPriority w:val="99"/>
     <w:pPr>
-      <w:ind w:firstLine="420" w:firstLineChars="200"/>
+      <w:ind w:firstLineChars="200" w:firstLine="420"/>
     </w:pPr>
   </w:style>
 </w:styles>
@@ -4968,5 +6944,6 @@
     </a:fmtScheme>
   </a:themeElements>
   <a:objectDefaults/>
+  <a:extraClrSchemeLst/>
 </a:theme>
 </file>